--- a/app/templates/PLI_M15.docx
+++ b/app/templates/PLI_M15.docx
@@ -892,6 +892,937 @@
         <w:t xml:space="preserve">- Thông tin về người đại diện theo pháp luật/người đại diện theo ủy quyền của chủ sở hữu:</w:t>
       </w:r>
     </w:p>
+    <w:tbl xmlns:ns0="urn:orca:p1b-temp">
+      <w:tblPr>
+        <w:tblW w:type="auto" w:w="0"/>
+        <w:tblLook w:firstColumn="1" w:firstRow="1" w:lastColumn="0" w:lastRow="0" w:noHBand="0" w:noVBand="1" w:val="04A0"/>
+        <w:tblBorders>
+          <w:top w:val="single" w:sz="4" w:color="000000"/>
+          <w:left w:val="single" w:sz="4" w:color="000000"/>
+          <w:bottom w:val="single" w:sz="4" w:color="000000"/>
+          <w:right w:val="single" w:sz="4" w:color="000000"/>
+          <w:insideH w:val="single" w:sz="4" w:color="000000"/>
+          <w:insideV w:val="single" w:sz="4" w:color="000000"/>
+        </w:tblBorders>
+      </w:tblPr>
+      <w:tblGrid>
+        <w:gridCol w:w="617"/>
+        <w:gridCol w:w="617"/>
+        <w:gridCol w:w="617"/>
+        <w:gridCol w:w="617"/>
+        <w:gridCol w:w="617"/>
+        <w:gridCol w:w="617"/>
+        <w:gridCol w:w="617"/>
+        <w:gridCol w:w="617"/>
+        <w:gridCol w:w="617"/>
+        <w:gridCol w:w="617"/>
+        <w:gridCol w:w="617"/>
+        <w:gridCol w:w="617"/>
+        <w:gridCol w:w="617"/>
+        <w:gridCol w:w="617"/>
+      </w:tblGrid>
+      <w:tr>
+        <w:tc>
+          <w:tcPr>
+            <w:tcW w:type="dxa" w:w="617"/>
+            <w:vMerge w:val="restart"/>
+          </w:tcPr>
+          <w:p>
+            <w:r>
+              <w:rPr>
+                <w:b/>
+              </w:rPr>
+              <w:t>STT</w:t>
+            </w:r>
+          </w:p>
+        </w:tc>
+        <w:tc>
+          <w:tcPr>
+            <w:tcW w:type="dxa" w:w="617"/>
+            <w:vMerge w:val="restart"/>
+          </w:tcPr>
+          <w:p>
+            <w:r>
+              <w:rPr>
+                <w:b/>
+              </w:rPr>
+              <w:t>Tên người đại diện theo pháp luật/người đại diện theo ủy quyền</w:t>
+            </w:r>
+          </w:p>
+        </w:tc>
+        <w:tc>
+          <w:tcPr>
+            <w:tcW w:type="dxa" w:w="617"/>
+            <w:vMerge w:val="restart"/>
+          </w:tcPr>
+          <w:p>
+            <w:r>
+              <w:rPr>
+                <w:b/>
+              </w:rPr>
+              <w:t>Ngày, tháng, năm sinh</w:t>
+            </w:r>
+          </w:p>
+        </w:tc>
+        <w:tc>
+          <w:tcPr>
+            <w:tcW w:type="dxa" w:w="617"/>
+            <w:vMerge w:val="restart"/>
+          </w:tcPr>
+          <w:p>
+            <w:r>
+              <w:rPr>
+                <w:b/>
+              </w:rPr>
+              <w:t>Giới tính</w:t>
+            </w:r>
+          </w:p>
+        </w:tc>
+        <w:tc>
+          <w:tcPr>
+            <w:tcW w:type="dxa" w:w="1851"/>
+            <w:gridSpan w:val="3"/>
+          </w:tcPr>
+          <w:p>
+            <w:r>
+              <w:rPr>
+                <w:b/>
+              </w:rPr>
+              <w:t>Số, ngày cấp, cơ quan cấp Giấy tờ pháp lý của cá nhân</w:t>
+            </w:r>
+          </w:p>
+        </w:tc>
+        <w:tc>
+          <w:tcPr>
+            <w:tcW w:type="dxa" w:w="617"/>
+            <w:vMerge w:val="restart"/>
+          </w:tcPr>
+          <w:p>
+            <w:r>
+              <w:rPr>
+                <w:b/>
+              </w:rPr>
+              <w:t>Quốc tịch</w:t>
+            </w:r>
+          </w:p>
+        </w:tc>
+        <w:tc>
+          <w:tcPr>
+            <w:tcW w:type="dxa" w:w="617"/>
+            <w:vMerge w:val="restart"/>
+          </w:tcPr>
+          <w:p>
+            <w:r>
+              <w:rPr>
+                <w:b/>
+              </w:rPr>
+              <w:t>Dân tộc</w:t>
+            </w:r>
+          </w:p>
+        </w:tc>
+        <w:tc>
+          <w:tcPr>
+            <w:tcW w:type="dxa" w:w="617"/>
+            <w:vMerge w:val="restart"/>
+          </w:tcPr>
+          <w:p>
+            <w:r>
+              <w:rPr>
+                <w:b/>
+              </w:rPr>
+              <w:t>Địa chỉ liên lạc</w:t>
+            </w:r>
+          </w:p>
+        </w:tc>
+        <w:tc>
+          <w:tcPr>
+            <w:tcW w:type="dxa" w:w="1234"/>
+            <w:gridSpan w:val="2"/>
+          </w:tcPr>
+          <w:p>
+            <w:r>
+              <w:rPr>
+                <w:b/>
+              </w:rPr>
+              <w:t>Vốn được ủy quyền</w:t>
+            </w:r>
+          </w:p>
+        </w:tc>
+        <w:tc>
+          <w:tcPr>
+            <w:tcW w:type="dxa" w:w="617"/>
+            <w:vMerge w:val="restart"/>
+          </w:tcPr>
+          <w:p>
+            <w:r>
+              <w:rPr>
+                <w:b/>
+              </w:rPr>
+              <w:t>Chữ ký của người đại diện theo pháp luật/người đại diện theo ủy quyền</w:t>
+            </w:r>
+          </w:p>
+        </w:tc>
+        <w:tc>
+          <w:tcPr>
+            <w:tcW w:type="dxa" w:w="617"/>
+            <w:vMerge w:val="restart"/>
+          </w:tcPr>
+          <w:p>
+            <w:r>
+              <w:rPr>
+                <w:b/>
+              </w:rPr>
+              <w:t>Ghi chú (nếu có)</w:t>
+            </w:r>
+          </w:p>
+        </w:tc>
+      </w:tr>
+      <w:tr>
+        <w:tc>
+          <w:tcPr>
+            <w:tcW w:type="dxa" w:w="617"/>
+            <w:vMerge/>
+          </w:tcPr>
+          <w:p/>
+        </w:tc>
+        <w:tc>
+          <w:tcPr>
+            <w:tcW w:type="dxa" w:w="617"/>
+            <w:vMerge/>
+          </w:tcPr>
+          <w:p/>
+        </w:tc>
+        <w:tc>
+          <w:tcPr>
+            <w:tcW w:type="dxa" w:w="617"/>
+            <w:vMerge/>
+          </w:tcPr>
+          <w:p/>
+        </w:tc>
+        <w:tc>
+          <w:tcPr>
+            <w:tcW w:type="dxa" w:w="617"/>
+            <w:vMerge/>
+          </w:tcPr>
+          <w:p/>
+        </w:tc>
+        <w:tc>
+          <w:tcPr>
+            <w:tcW w:type="dxa" w:w="617"/>
+          </w:tcPr>
+          <w:p>
+            <w:r>
+              <w:rPr>
+                <w:b/>
+              </w:rPr>
+              <w:t>Số</w:t>
+            </w:r>
+          </w:p>
+        </w:tc>
+        <w:tc>
+          <w:tcPr>
+            <w:tcW w:type="dxa" w:w="617"/>
+          </w:tcPr>
+          <w:p>
+            <w:r>
+              <w:rPr>
+                <w:b/>
+              </w:rPr>
+              <w:t>Ngày cấp</w:t>
+            </w:r>
+          </w:p>
+        </w:tc>
+        <w:tc>
+          <w:tcPr>
+            <w:tcW w:type="dxa" w:w="617"/>
+          </w:tcPr>
+          <w:p>
+            <w:r>
+              <w:rPr>
+                <w:b/>
+              </w:rPr>
+              <w:t>Cơ quan cấp</w:t>
+            </w:r>
+          </w:p>
+        </w:tc>
+        <w:tc>
+          <w:tcPr>
+            <w:tcW w:type="dxa" w:w="617"/>
+            <w:vMerge/>
+          </w:tcPr>
+          <w:p/>
+        </w:tc>
+        <w:tc>
+          <w:tcPr>
+            <w:tcW w:type="dxa" w:w="617"/>
+            <w:vMerge/>
+          </w:tcPr>
+          <w:p/>
+        </w:tc>
+        <w:tc>
+          <w:tcPr>
+            <w:tcW w:type="dxa" w:w="617"/>
+            <w:vMerge/>
+          </w:tcPr>
+          <w:p/>
+        </w:tc>
+        <w:tc>
+          <w:tcPr>
+            <w:tcW w:type="dxa" w:w="617"/>
+          </w:tcPr>
+          <w:p>
+            <w:r>
+              <w:rPr>
+                <w:b/>
+              </w:rPr>
+              <w:t>VNĐ</w:t>
+            </w:r>
+          </w:p>
+        </w:tc>
+        <w:tc>
+          <w:tcPr>
+            <w:tcW w:type="dxa" w:w="617"/>
+          </w:tcPr>
+          <w:p>
+            <w:r>
+              <w:rPr>
+                <w:b/>
+              </w:rPr>
+              <w:t>Tỷ lệ (%)</w:t>
+            </w:r>
+          </w:p>
+        </w:tc>
+        <w:tc>
+          <w:tcPr>
+            <w:tcW w:type="dxa" w:w="617"/>
+            <w:vMerge/>
+          </w:tcPr>
+          <w:p/>
+        </w:tc>
+        <w:tc>
+          <w:tcPr>
+            <w:tcW w:type="dxa" w:w="617"/>
+            <w:vMerge/>
+          </w:tcPr>
+          <w:p/>
+        </w:tc>
+      </w:tr>
+      <w:tr>
+        <w:tc>
+          <w:tcPr>
+            <w:tcW w:type="dxa" w:w="617"/>
+          </w:tcPr>
+          <w:p/>
+        </w:tc>
+        <w:tc>
+          <w:tcPr>
+            <w:tcW w:type="dxa" w:w="617"/>
+          </w:tcPr>
+          <w:p/>
+        </w:tc>
+        <w:tc>
+          <w:tcPr>
+            <w:tcW w:type="dxa" w:w="617"/>
+          </w:tcPr>
+          <w:p/>
+        </w:tc>
+        <w:tc>
+          <w:tcPr>
+            <w:tcW w:type="dxa" w:w="617"/>
+          </w:tcPr>
+          <w:p/>
+        </w:tc>
+        <w:tc>
+          <w:tcPr>
+            <w:tcW w:type="dxa" w:w="617"/>
+          </w:tcPr>
+          <w:p/>
+        </w:tc>
+        <w:tc>
+          <w:tcPr>
+            <w:tcW w:type="dxa" w:w="617"/>
+          </w:tcPr>
+          <w:p/>
+        </w:tc>
+        <w:tc>
+          <w:tcPr>
+            <w:tcW w:type="dxa" w:w="617"/>
+          </w:tcPr>
+          <w:p/>
+        </w:tc>
+        <w:tc>
+          <w:tcPr>
+            <w:tcW w:type="dxa" w:w="617"/>
+          </w:tcPr>
+          <w:p/>
+        </w:tc>
+        <w:tc>
+          <w:tcPr>
+            <w:tcW w:type="dxa" w:w="617"/>
+          </w:tcPr>
+          <w:p/>
+        </w:tc>
+        <w:tc>
+          <w:tcPr>
+            <w:tcW w:type="dxa" w:w="617"/>
+          </w:tcPr>
+          <w:p/>
+        </w:tc>
+        <w:tc>
+          <w:tcPr>
+            <w:tcW w:type="dxa" w:w="617"/>
+          </w:tcPr>
+          <w:p/>
+        </w:tc>
+        <w:tc>
+          <w:tcPr>
+            <w:tcW w:type="dxa" w:w="617"/>
+          </w:tcPr>
+          <w:p/>
+        </w:tc>
+        <w:tc>
+          <w:tcPr>
+            <w:tcW w:type="dxa" w:w="617"/>
+          </w:tcPr>
+          <w:p/>
+        </w:tc>
+        <w:tc>
+          <w:tcPr>
+            <w:tcW w:type="dxa" w:w="617"/>
+          </w:tcPr>
+          <w:p/>
+        </w:tc>
+      </w:tr>
+      <w:tr>
+        <w:tc>
+          <w:tcPr>
+            <w:tcW w:type="dxa" w:w="617"/>
+          </w:tcPr>
+          <w:p/>
+        </w:tc>
+        <w:tc>
+          <w:tcPr>
+            <w:tcW w:type="dxa" w:w="617"/>
+          </w:tcPr>
+          <w:p/>
+        </w:tc>
+        <w:tc>
+          <w:tcPr>
+            <w:tcW w:type="dxa" w:w="617"/>
+          </w:tcPr>
+          <w:p/>
+        </w:tc>
+        <w:tc>
+          <w:tcPr>
+            <w:tcW w:type="dxa" w:w="617"/>
+          </w:tcPr>
+          <w:p/>
+        </w:tc>
+        <w:tc>
+          <w:tcPr>
+            <w:tcW w:type="dxa" w:w="617"/>
+          </w:tcPr>
+          <w:p/>
+        </w:tc>
+        <w:tc>
+          <w:tcPr>
+            <w:tcW w:type="dxa" w:w="617"/>
+          </w:tcPr>
+          <w:p/>
+        </w:tc>
+        <w:tc>
+          <w:tcPr>
+            <w:tcW w:type="dxa" w:w="617"/>
+          </w:tcPr>
+          <w:p/>
+        </w:tc>
+        <w:tc>
+          <w:tcPr>
+            <w:tcW w:type="dxa" w:w="617"/>
+          </w:tcPr>
+          <w:p/>
+        </w:tc>
+        <w:tc>
+          <w:tcPr>
+            <w:tcW w:type="dxa" w:w="617"/>
+          </w:tcPr>
+          <w:p/>
+        </w:tc>
+        <w:tc>
+          <w:tcPr>
+            <w:tcW w:type="dxa" w:w="617"/>
+          </w:tcPr>
+          <w:p/>
+        </w:tc>
+        <w:tc>
+          <w:tcPr>
+            <w:tcW w:type="dxa" w:w="617"/>
+          </w:tcPr>
+          <w:p/>
+        </w:tc>
+        <w:tc>
+          <w:tcPr>
+            <w:tcW w:type="dxa" w:w="617"/>
+          </w:tcPr>
+          <w:p/>
+        </w:tc>
+        <w:tc>
+          <w:tcPr>
+            <w:tcW w:type="dxa" w:w="617"/>
+          </w:tcPr>
+          <w:p/>
+        </w:tc>
+        <w:tc>
+          <w:tcPr>
+            <w:tcW w:type="dxa" w:w="617"/>
+          </w:tcPr>
+          <w:p/>
+        </w:tc>
+      </w:tr>
+      <w:tr>
+        <w:tc>
+          <w:tcPr>
+            <w:tcW w:type="dxa" w:w="617"/>
+          </w:tcPr>
+          <w:p/>
+        </w:tc>
+        <w:tc>
+          <w:tcPr>
+            <w:tcW w:type="dxa" w:w="617"/>
+          </w:tcPr>
+          <w:p/>
+        </w:tc>
+        <w:tc>
+          <w:tcPr>
+            <w:tcW w:type="dxa" w:w="617"/>
+          </w:tcPr>
+          <w:p/>
+        </w:tc>
+        <w:tc>
+          <w:tcPr>
+            <w:tcW w:type="dxa" w:w="617"/>
+          </w:tcPr>
+          <w:p/>
+        </w:tc>
+        <w:tc>
+          <w:tcPr>
+            <w:tcW w:type="dxa" w:w="617"/>
+          </w:tcPr>
+          <w:p/>
+        </w:tc>
+        <w:tc>
+          <w:tcPr>
+            <w:tcW w:type="dxa" w:w="617"/>
+          </w:tcPr>
+          <w:p/>
+        </w:tc>
+        <w:tc>
+          <w:tcPr>
+            <w:tcW w:type="dxa" w:w="617"/>
+          </w:tcPr>
+          <w:p/>
+        </w:tc>
+        <w:tc>
+          <w:tcPr>
+            <w:tcW w:type="dxa" w:w="617"/>
+          </w:tcPr>
+          <w:p/>
+        </w:tc>
+        <w:tc>
+          <w:tcPr>
+            <w:tcW w:type="dxa" w:w="617"/>
+          </w:tcPr>
+          <w:p/>
+        </w:tc>
+        <w:tc>
+          <w:tcPr>
+            <w:tcW w:type="dxa" w:w="617"/>
+          </w:tcPr>
+          <w:p/>
+        </w:tc>
+        <w:tc>
+          <w:tcPr>
+            <w:tcW w:type="dxa" w:w="617"/>
+          </w:tcPr>
+          <w:p/>
+        </w:tc>
+        <w:tc>
+          <w:tcPr>
+            <w:tcW w:type="dxa" w:w="617"/>
+          </w:tcPr>
+          <w:p/>
+        </w:tc>
+        <w:tc>
+          <w:tcPr>
+            <w:tcW w:type="dxa" w:w="617"/>
+          </w:tcPr>
+          <w:p/>
+        </w:tc>
+        <w:tc>
+          <w:tcPr>
+            <w:tcW w:type="dxa" w:w="617"/>
+          </w:tcPr>
+          <w:p/>
+        </w:tc>
+      </w:tr>
+      <w:tr>
+        <w:tc>
+          <w:tcPr>
+            <w:tcW w:type="dxa" w:w="617"/>
+          </w:tcPr>
+          <w:p/>
+        </w:tc>
+        <w:tc>
+          <w:tcPr>
+            <w:tcW w:type="dxa" w:w="617"/>
+          </w:tcPr>
+          <w:p/>
+        </w:tc>
+        <w:tc>
+          <w:tcPr>
+            <w:tcW w:type="dxa" w:w="617"/>
+          </w:tcPr>
+          <w:p/>
+        </w:tc>
+        <w:tc>
+          <w:tcPr>
+            <w:tcW w:type="dxa" w:w="617"/>
+          </w:tcPr>
+          <w:p/>
+        </w:tc>
+        <w:tc>
+          <w:tcPr>
+            <w:tcW w:type="dxa" w:w="617"/>
+          </w:tcPr>
+          <w:p/>
+        </w:tc>
+        <w:tc>
+          <w:tcPr>
+            <w:tcW w:type="dxa" w:w="617"/>
+          </w:tcPr>
+          <w:p/>
+        </w:tc>
+        <w:tc>
+          <w:tcPr>
+            <w:tcW w:type="dxa" w:w="617"/>
+          </w:tcPr>
+          <w:p/>
+        </w:tc>
+        <w:tc>
+          <w:tcPr>
+            <w:tcW w:type="dxa" w:w="617"/>
+          </w:tcPr>
+          <w:p/>
+        </w:tc>
+        <w:tc>
+          <w:tcPr>
+            <w:tcW w:type="dxa" w:w="617"/>
+          </w:tcPr>
+          <w:p/>
+        </w:tc>
+        <w:tc>
+          <w:tcPr>
+            <w:tcW w:type="dxa" w:w="617"/>
+          </w:tcPr>
+          <w:p/>
+        </w:tc>
+        <w:tc>
+          <w:tcPr>
+            <w:tcW w:type="dxa" w:w="617"/>
+          </w:tcPr>
+          <w:p/>
+        </w:tc>
+        <w:tc>
+          <w:tcPr>
+            <w:tcW w:type="dxa" w:w="617"/>
+          </w:tcPr>
+          <w:p/>
+        </w:tc>
+        <w:tc>
+          <w:tcPr>
+            <w:tcW w:type="dxa" w:w="617"/>
+          </w:tcPr>
+          <w:p/>
+        </w:tc>
+        <w:tc>
+          <w:tcPr>
+            <w:tcW w:type="dxa" w:w="617"/>
+          </w:tcPr>
+          <w:p/>
+        </w:tc>
+      </w:tr>
+      <w:tr>
+        <w:tc>
+          <w:tcPr>
+            <w:tcW w:type="dxa" w:w="617"/>
+          </w:tcPr>
+          <w:p/>
+        </w:tc>
+        <w:tc>
+          <w:tcPr>
+            <w:tcW w:type="dxa" w:w="617"/>
+          </w:tcPr>
+          <w:p/>
+        </w:tc>
+        <w:tc>
+          <w:tcPr>
+            <w:tcW w:type="dxa" w:w="617"/>
+          </w:tcPr>
+          <w:p/>
+        </w:tc>
+        <w:tc>
+          <w:tcPr>
+            <w:tcW w:type="dxa" w:w="617"/>
+          </w:tcPr>
+          <w:p/>
+        </w:tc>
+        <w:tc>
+          <w:tcPr>
+            <w:tcW w:type="dxa" w:w="617"/>
+          </w:tcPr>
+          <w:p/>
+        </w:tc>
+        <w:tc>
+          <w:tcPr>
+            <w:tcW w:type="dxa" w:w="617"/>
+          </w:tcPr>
+          <w:p/>
+        </w:tc>
+        <w:tc>
+          <w:tcPr>
+            <w:tcW w:type="dxa" w:w="617"/>
+          </w:tcPr>
+          <w:p/>
+        </w:tc>
+        <w:tc>
+          <w:tcPr>
+            <w:tcW w:type="dxa" w:w="617"/>
+          </w:tcPr>
+          <w:p/>
+        </w:tc>
+        <w:tc>
+          <w:tcPr>
+            <w:tcW w:type="dxa" w:w="617"/>
+          </w:tcPr>
+          <w:p/>
+        </w:tc>
+        <w:tc>
+          <w:tcPr>
+            <w:tcW w:type="dxa" w:w="617"/>
+          </w:tcPr>
+          <w:p/>
+        </w:tc>
+        <w:tc>
+          <w:tcPr>
+            <w:tcW w:type="dxa" w:w="617"/>
+          </w:tcPr>
+          <w:p/>
+        </w:tc>
+        <w:tc>
+          <w:tcPr>
+            <w:tcW w:type="dxa" w:w="617"/>
+          </w:tcPr>
+          <w:p/>
+        </w:tc>
+        <w:tc>
+          <w:tcPr>
+            <w:tcW w:type="dxa" w:w="617"/>
+          </w:tcPr>
+          <w:p/>
+        </w:tc>
+        <w:tc>
+          <w:tcPr>
+            <w:tcW w:type="dxa" w:w="617"/>
+          </w:tcPr>
+          <w:p/>
+        </w:tc>
+      </w:tr>
+      <w:tr>
+        <w:tc>
+          <w:tcPr>
+            <w:tcW w:type="dxa" w:w="617"/>
+          </w:tcPr>
+          <w:p>
+            <w:r>
+              <w:rPr>
+                <w:b w:val="0"/>
+              </w:rPr>
+              <w:t>{#ds_nddpl_uy_quyen_chu_so_huu_moi}{_stt}</w:t>
+            </w:r>
+          </w:p>
+        </w:tc>
+        <w:tc>
+          <w:tcPr>
+            <w:tcW w:type="dxa" w:w="617"/>
+          </w:tcPr>
+          <w:p>
+            <w:r>
+              <w:rPr>
+                <w:b w:val="0"/>
+              </w:rPr>
+              <w:t>{ten_nguoi_dai_dien}</w:t>
+            </w:r>
+          </w:p>
+        </w:tc>
+        <w:tc>
+          <w:tcPr>
+            <w:tcW w:type="dxa" w:w="617"/>
+          </w:tcPr>
+          <w:p>
+            <w:r>
+              <w:rPr>
+                <w:b w:val="0"/>
+              </w:rPr>
+              <w:t>{ngay_sinh}</w:t>
+            </w:r>
+          </w:p>
+        </w:tc>
+        <w:tc>
+          <w:tcPr>
+            <w:tcW w:type="dxa" w:w="617"/>
+          </w:tcPr>
+          <w:p>
+            <w:r>
+              <w:rPr>
+                <w:b w:val="0"/>
+              </w:rPr>
+              <w:t>{gioi_tinh}</w:t>
+            </w:r>
+          </w:p>
+        </w:tc>
+        <w:tc>
+          <w:tcPr>
+            <w:tcW w:type="dxa" w:w="617"/>
+          </w:tcPr>
+          <w:p>
+            <w:r>
+              <w:rPr>
+                <w:b w:val="0"/>
+              </w:rPr>
+              <w:t>{giay_to_so}</w:t>
+            </w:r>
+          </w:p>
+        </w:tc>
+        <w:tc>
+          <w:tcPr>
+            <w:tcW w:type="dxa" w:w="617"/>
+          </w:tcPr>
+          <w:p>
+            <w:r>
+              <w:rPr>
+                <w:b w:val="0"/>
+              </w:rPr>
+              <w:t>{giay_to_ngay}</w:t>
+            </w:r>
+          </w:p>
+        </w:tc>
+        <w:tc>
+          <w:tcPr>
+            <w:tcW w:type="dxa" w:w="617"/>
+          </w:tcPr>
+          <w:p>
+            <w:r>
+              <w:rPr>
+                <w:b w:val="0"/>
+              </w:rPr>
+              <w:t>{giay_to_co_quan}</w:t>
+            </w:r>
+          </w:p>
+        </w:tc>
+        <w:tc>
+          <w:tcPr>
+            <w:tcW w:type="dxa" w:w="617"/>
+          </w:tcPr>
+          <w:p>
+            <w:r>
+              <w:rPr>
+                <w:b w:val="0"/>
+              </w:rPr>
+              <w:t>{quoc_tich}</w:t>
+            </w:r>
+          </w:p>
+        </w:tc>
+        <w:tc>
+          <w:tcPr>
+            <w:tcW w:type="dxa" w:w="617"/>
+          </w:tcPr>
+          <w:p>
+            <w:r>
+              <w:rPr>
+                <w:b w:val="0"/>
+              </w:rPr>
+              <w:t>{dan_toc}</w:t>
+            </w:r>
+          </w:p>
+        </w:tc>
+        <w:tc>
+          <w:tcPr>
+            <w:tcW w:type="dxa" w:w="617"/>
+          </w:tcPr>
+          <w:p>
+            <w:r>
+              <w:rPr>
+                <w:b w:val="0"/>
+              </w:rPr>
+              <w:t>{dia_chi}</w:t>
+            </w:r>
+          </w:p>
+        </w:tc>
+        <w:tc>
+          <w:tcPr>
+            <w:tcW w:type="dxa" w:w="617"/>
+          </w:tcPr>
+          <w:p>
+            <w:r>
+              <w:rPr>
+                <w:b w:val="0"/>
+              </w:rPr>
+              <w:t>{von_duoc_uy_quyen_vnd}</w:t>
+            </w:r>
+          </w:p>
+        </w:tc>
+        <w:tc>
+          <w:tcPr>
+            <w:tcW w:type="dxa" w:w="617"/>
+          </w:tcPr>
+          <w:p>
+            <w:r>
+              <w:rPr>
+                <w:b w:val="0"/>
+              </w:rPr>
+              <w:t>{ty_le}</w:t>
+            </w:r>
+          </w:p>
+        </w:tc>
+        <w:tc>
+          <w:tcPr>
+            <w:tcW w:type="dxa" w:w="617"/>
+          </w:tcPr>
+          <w:p>
+            <w:r>
+              <w:rPr>
+                <w:b w:val="0"/>
+              </w:rPr>
+              <w:t>{chu_ky}</w:t>
+            </w:r>
+          </w:p>
+        </w:tc>
+        <w:tc>
+          <w:tcPr>
+            <w:tcW w:type="dxa" w:w="617"/>
+          </w:tcPr>
+          <w:p>
+            <w:r>
+              <w:rPr>
+                <w:b w:val="0"/>
+              </w:rPr>
+              <w:t>{ghi_chu}{/ds_nddpl_uy_quyen_chu_so_huu_moi}</w:t>
+            </w:r>
+          </w:p>
+        </w:tc>
+      </w:tr>
+    </w:tbl>
+    <w:p/>
     <w:p>
       <w:pPr>
         <w:jc w:val="center"/>
@@ -903,7 +1834,7 @@
           <w:sz w:val="24"/>
           <w:sz-cs w:val="24"/>
         </w:rPr>
-        <w:t xml:space="preserve">STTTên người đại diện theo pháp luật/người đại diện theo ủy quyềnNgày, tháng, năm sinhGiới tínhSố, ngày cấp, cơ quan cấp Giấy tờ pháp lý của cá nhân</w:t>
+        <w:t>Trường hợp hồ sơ đăng ký doanh nghiệp hợp lệ, đề nghị Quý Cơ quan đăng công bố nội dung đăng ký doanh nghiệp trên Cổng thông tin quốc gia về đăng ký doanh nghiệp.</w:t>
       </w:r>
       <w:r>
         <w:rPr>
@@ -912,15 +1843,13 @@
           <w:sz-cs w:val="24"/>
           <w:vertAlign w:val="superscript"/>
         </w:rPr>
-        <w:t xml:space="preserve">2</w:t>
-      </w:r>
-      <w:r>
-        <w:rPr>
-          <w:rFonts w:ascii="Arial" w:hAnsi="Arial" w:cs="Arial"/>
-          <w:sz w:val="24"/>
-          <w:sz-cs w:val="24"/>
-        </w:rPr>
-        <w:t xml:space="preserve">Quốc tịchDân tộcĐịa chỉ liên lạcVốn được ủy quyền</w:t>
+      </w:r>
+      <w:r>
+        <w:rPr>
+          <w:rFonts w:ascii="Arial" w:hAnsi="Arial" w:cs="Arial"/>
+          <w:sz w:val="24"/>
+          <w:sz-cs w:val="24"/>
+        </w:rPr>
       </w:r>
       <w:r>
         <w:rPr>
@@ -929,15 +1858,13 @@
           <w:sz-cs w:val="24"/>
           <w:vertAlign w:val="superscript"/>
         </w:rPr>
-        <w:t xml:space="preserve">3</w:t>
-      </w:r>
-      <w:r>
-        <w:rPr>
-          <w:rFonts w:ascii="Arial" w:hAnsi="Arial" w:cs="Arial"/>
-          <w:sz w:val="24"/>
-          <w:sz-cs w:val="24"/>
-        </w:rPr>
-        <w:t xml:space="preserve">Chữ ký của người đại diện theo pháp luật/người đại diện theo ủy quyền</w:t>
+      </w:r>
+      <w:r>
+        <w:rPr>
+          <w:rFonts w:ascii="Arial" w:hAnsi="Arial" w:cs="Arial"/>
+          <w:sz w:val="24"/>
+          <w:sz-cs w:val="24"/>
+        </w:rPr>
       </w:r>
       <w:r>
         <w:rPr>
@@ -946,31 +1873,27 @@
           <w:sz-cs w:val="24"/>
           <w:vertAlign w:val="superscript"/>
         </w:rPr>
-        <w:t xml:space="preserve">5</w:t>
-      </w:r>
-      <w:r>
-        <w:rPr>
-          <w:rFonts w:ascii="Arial" w:hAnsi="Arial" w:cs="Arial"/>
-          <w:sz w:val="24"/>
-          <w:sz-cs w:val="24"/>
-        </w:rPr>
-        <w:t xml:space="preserve">Ghi chú (nếu có)</w:t>
-      </w:r>
-      <w:r>
-        <w:rPr>
-          <w:rFonts w:ascii="Arial" w:hAnsi="Arial" w:cs="Arial"/>
-          <w:sz w:val="24"/>
-          <w:sz-cs w:val="24"/>
-        </w:rPr>
-        <w:t xml:space="preserve"/>
-      </w:r>
-      <w:r>
-        <w:rPr>
-          <w:rFonts w:ascii="Arial" w:hAnsi="Arial" w:cs="Arial"/>
-          <w:sz w:val="24"/>
-          <w:sz-cs w:val="24"/>
-        </w:rPr>
-        <w:t xml:space="preserve">Tổng giá trị vốn được đại diện (</w:t>
+      </w:r>
+      <w:r>
+        <w:rPr>
+          <w:rFonts w:ascii="Arial" w:hAnsi="Arial" w:cs="Arial"/>
+          <w:sz w:val="24"/>
+          <w:sz-cs w:val="24"/>
+        </w:rPr>
+      </w:r>
+      <w:r>
+        <w:rPr>
+          <w:rFonts w:ascii="Arial" w:hAnsi="Arial" w:cs="Arial"/>
+          <w:sz w:val="24"/>
+          <w:sz-cs w:val="24"/>
+        </w:rPr>
+      </w:r>
+      <w:r>
+        <w:rPr>
+          <w:rFonts w:ascii="Arial" w:hAnsi="Arial" w:cs="Arial"/>
+          <w:sz w:val="24"/>
+          <w:sz-cs w:val="24"/>
+        </w:rPr>
       </w:r>
       <w:r>
         <w:rPr>
@@ -979,15 +1902,13 @@
           <w:sz-cs w:val="24"/>
           <w:i/>
         </w:rPr>
-        <w:t xml:space="preserve">bằng số; VNĐ và giá trị tương đương theo đơn vị tiền nước ngoài, nếu có)</w:t>
-      </w:r>
-      <w:r>
-        <w:rPr>
-          <w:rFonts w:ascii="Arial" w:hAnsi="Arial" w:cs="Arial"/>
-          <w:sz w:val="24"/>
-          <w:sz-cs w:val="24"/>
-        </w:rPr>
-        <w:t xml:space="preserve">Tỷ lệ</w:t>
+      </w:r>
+      <w:r>
+        <w:rPr>
+          <w:rFonts w:ascii="Arial" w:hAnsi="Arial" w:cs="Arial"/>
+          <w:sz w:val="24"/>
+          <w:sz-cs w:val="24"/>
+        </w:rPr>
       </w:r>
       <w:r>
         <w:rPr>
@@ -996,23 +1917,20 @@
           <w:sz-cs w:val="24"/>
           <w:vertAlign w:val="superscript"/>
         </w:rPr>
-        <w:t xml:space="preserve">4 </w:t>
-      </w:r>
-      <w:r>
-        <w:rPr>
-          <w:rFonts w:ascii="Arial" w:hAnsi="Arial" w:cs="Arial"/>
-          <w:sz w:val="24"/>
-          <w:sz-cs w:val="24"/>
-        </w:rPr>
-        <w:t xml:space="preserve">(%)Thời điểm đại diện phần vốn</w:t>
-      </w:r>
-      <w:r>
-        <w:rPr>
-          <w:rFonts w:ascii="Arial" w:hAnsi="Arial" w:cs="Arial"/>
-          <w:sz w:val="24"/>
-          <w:sz-cs w:val="24"/>
-        </w:rPr>
-        <w:t xml:space="preserve"/>
+      </w:r>
+      <w:r>
+        <w:rPr>
+          <w:rFonts w:ascii="Arial" w:hAnsi="Arial" w:cs="Arial"/>
+          <w:sz w:val="24"/>
+          <w:sz-cs w:val="24"/>
+        </w:rPr>
+      </w:r>
+      <w:r>
+        <w:rPr>
+          <w:rFonts w:ascii="Arial" w:hAnsi="Arial" w:cs="Arial"/>
+          <w:sz w:val="24"/>
+          <w:sz-cs w:val="24"/>
+        </w:rPr>
       </w:r>
       <w:r>
         <w:rPr>
@@ -1021,39 +1939,34 @@
           <w:sz-cs w:val="24"/>
           <w:b/>
         </w:rPr>
-        <w:t xml:space="preserve">12345678910111213</w:t>
-      </w:r>
-      <w:r>
-        <w:rPr>
-          <w:rFonts w:ascii="Arial" w:hAnsi="Arial" w:cs="Arial"/>
-          <w:sz w:val="24"/>
-          <w:sz-cs w:val="24"/>
-        </w:rPr>
-        <w:t xml:space="preserve"/>
-      </w:r>
-      <w:r>
-        <w:rPr>
-          <w:rFonts w:ascii="Arial" w:hAnsi="Arial" w:cs="Arial"/>
-          <w:sz w:val="24"/>
-          <w:sz-cs w:val="24"/>
-        </w:rPr>
-        <w:t xml:space="preserve"/>
-      </w:r>
-      <w:r>
-        <w:rPr>
-          <w:rFonts w:ascii="Arial" w:hAnsi="Arial" w:cs="Arial"/>
-          <w:sz w:val="24"/>
-          <w:sz-cs w:val="24"/>
-        </w:rPr>
-        <w:t xml:space="preserve"/>
-      </w:r>
-      <w:r>
-        <w:rPr>
-          <w:rFonts w:ascii="Arial" w:hAnsi="Arial" w:cs="Arial"/>
-          <w:sz w:val="24"/>
-          <w:sz-cs w:val="24"/>
-        </w:rPr>
-        <w:t xml:space="preserve">Trường hợp hồ sơ đăng ký doanh nghiệp hợp lệ, đề nghị Quý Cơ quan đăng công bố nội dung đăng ký doanh nghiệp trên Cổng thông tin quốc gia về đăng ký doanh nghiệp.</w:t>
+      </w:r>
+      <w:r>
+        <w:rPr>
+          <w:rFonts w:ascii="Arial" w:hAnsi="Arial" w:cs="Arial"/>
+          <w:sz w:val="24"/>
+          <w:sz-cs w:val="24"/>
+        </w:rPr>
+      </w:r>
+      <w:r>
+        <w:rPr>
+          <w:rFonts w:ascii="Arial" w:hAnsi="Arial" w:cs="Arial"/>
+          <w:sz w:val="24"/>
+          <w:sz-cs w:val="24"/>
+        </w:rPr>
+      </w:r>
+      <w:r>
+        <w:rPr>
+          <w:rFonts w:ascii="Arial" w:hAnsi="Arial" w:cs="Arial"/>
+          <w:sz w:val="24"/>
+          <w:sz-cs w:val="24"/>
+        </w:rPr>
+      </w:r>
+      <w:r>
+        <w:rPr>
+          <w:rFonts w:ascii="Arial" w:hAnsi="Arial" w:cs="Arial"/>
+          <w:sz w:val="24"/>
+          <w:sz-cs w:val="24"/>
+        </w:rPr>
       </w:r>
     </w:p>
     <w:p>
@@ -1410,6 +2323,192 @@
     </w:sectPr>
   </w:body>
 </w:document>
+</file>
+
+<file path=word/styles.xml><?xml version="1.0" encoding="utf-8"?>
+<w:styles xmlns:mc="http://schemas.openxmlformats.org/markup-compatibility/2006" xmlns:r="http://schemas.openxmlformats.org/officeDocument/2006/relationships" xmlns:w14="http://schemas.microsoft.com/office/word/2010/wordml" xmlns:w="http://schemas.openxmlformats.org/wordprocessingml/2006/main" mc:Ignorable="w14">
+  <w:docDefaults>
+    <w:rPrDefault>
+      <w:rPr>
+        <w:rFonts w:asciiTheme="minorHAnsi" w:eastAsiaTheme="minorEastAsia" w:hAnsiTheme="minorHAnsi" w:cstheme="minorBidi"/>
+        <w:sz w:val="24"/>
+        <w:szCs w:val="24"/>
+        <w:lang w:val="en-US" w:eastAsia="en-US" w:bidi="ar-SA"/>
+      </w:rPr>
+    </w:rPrDefault>
+    <w:pPrDefault/>
+  </w:docDefaults>
+  <w:latentStyles w:defLockedState="0" w:defUIPriority="99" w:defSemiHidden="1" w:defUnhideWhenUsed="1" w:defQFormat="0" w:count="276">
+    <w:lsdException w:name="Normal" w:semiHidden="0" w:uiPriority="0" w:unhideWhenUsed="0" w:qFormat="1"/>
+    <w:lsdException w:name="heading 1" w:semiHidden="0" w:uiPriority="9" w:unhideWhenUsed="0" w:qFormat="1"/>
+    <w:lsdException w:name="heading 2" w:uiPriority="9" w:qFormat="1"/>
+    <w:lsdException w:name="heading 3" w:uiPriority="9" w:qFormat="1"/>
+    <w:lsdException w:name="heading 4" w:uiPriority="9" w:qFormat="1"/>
+    <w:lsdException w:name="heading 5" w:uiPriority="9" w:qFormat="1"/>
+    <w:lsdException w:name="heading 6" w:uiPriority="9" w:qFormat="1"/>
+    <w:lsdException w:name="heading 7" w:uiPriority="9" w:qFormat="1"/>
+    <w:lsdException w:name="heading 8" w:uiPriority="9" w:qFormat="1"/>
+    <w:lsdException w:name="heading 9" w:uiPriority="9" w:qFormat="1"/>
+    <w:lsdException w:name="toc 1" w:uiPriority="39"/>
+    <w:lsdException w:name="toc 2" w:uiPriority="39"/>
+    <w:lsdException w:name="toc 3" w:uiPriority="39"/>
+    <w:lsdException w:name="toc 4" w:uiPriority="39"/>
+    <w:lsdException w:name="toc 5" w:uiPriority="39"/>
+    <w:lsdException w:name="toc 6" w:uiPriority="39"/>
+    <w:lsdException w:name="toc 7" w:uiPriority="39"/>
+    <w:lsdException w:name="toc 8" w:uiPriority="39"/>
+    <w:lsdException w:name="toc 9" w:uiPriority="39"/>
+    <w:lsdException w:name="caption" w:uiPriority="35" w:qFormat="1"/>
+    <w:lsdException w:name="Title" w:semiHidden="0" w:uiPriority="10" w:unhideWhenUsed="0" w:qFormat="1"/>
+    <w:lsdException w:name="Default Paragraph Font" w:uiPriority="1"/>
+    <w:lsdException w:name="Subtitle" w:semiHidden="0" w:uiPriority="11" w:unhideWhenUsed="0" w:qFormat="1"/>
+    <w:lsdException w:name="Strong" w:semiHidden="0" w:uiPriority="22" w:unhideWhenUsed="0" w:qFormat="1"/>
+    <w:lsdException w:name="Emphasis" w:semiHidden="0" w:uiPriority="20" w:unhideWhenUsed="0" w:qFormat="1"/>
+    <w:lsdException w:name="Table Grid" w:semiHidden="0" w:uiPriority="59" w:unhideWhenUsed="0"/>
+    <w:lsdException w:name="Placeholder Text" w:unhideWhenUsed="0"/>
+    <w:lsdException w:name="No Spacing" w:semiHidden="0" w:uiPriority="1" w:unhideWhenUsed="0" w:qFormat="1"/>
+    <w:lsdException w:name="Light Shading" w:semiHidden="0" w:uiPriority="60" w:unhideWhenUsed="0"/>
+    <w:lsdException w:name="Light List" w:semiHidden="0" w:uiPriority="61" w:unhideWhenUsed="0"/>
+    <w:lsdException w:name="Light Grid" w:semiHidden="0" w:uiPriority="62" w:unhideWhenUsed="0"/>
+    <w:lsdException w:name="Medium Shading 1" w:semiHidden="0" w:uiPriority="63" w:unhideWhenUsed="0"/>
+    <w:lsdException w:name="Medium Shading 2" w:semiHidden="0" w:uiPriority="64" w:unhideWhenUsed="0"/>
+    <w:lsdException w:name="Medium List 1" w:semiHidden="0" w:uiPriority="65" w:unhideWhenUsed="0"/>
+    <w:lsdException w:name="Medium List 2" w:semiHidden="0" w:uiPriority="66" w:unhideWhenUsed="0"/>
+    <w:lsdException w:name="Medium Grid 1" w:semiHidden="0" w:uiPriority="67" w:unhideWhenUsed="0"/>
+    <w:lsdException w:name="Medium Grid 2" w:semiHidden="0" w:uiPriority="68" w:unhideWhenUsed="0"/>
+    <w:lsdException w:name="Medium Grid 3" w:semiHidden="0" w:uiPriority="69" w:unhideWhenUsed="0"/>
+    <w:lsdException w:name="Dark List" w:semiHidden="0" w:uiPriority="70" w:unhideWhenUsed="0"/>
+    <w:lsdException w:name="Colorful Shading" w:semiHidden="0" w:uiPriority="71" w:unhideWhenUsed="0"/>
+    <w:lsdException w:name="Colorful List" w:semiHidden="0" w:uiPriority="72" w:unhideWhenUsed="0"/>
+    <w:lsdException w:name="Colorful Grid" w:semiHidden="0" w:uiPriority="73" w:unhideWhenUsed="0"/>
+    <w:lsdException w:name="Light Shading Accent 1" w:semiHidden="0" w:uiPriority="60" w:unhideWhenUsed="0"/>
+    <w:lsdException w:name="Light List Accent 1" w:semiHidden="0" w:uiPriority="61" w:unhideWhenUsed="0"/>
+    <w:lsdException w:name="Light Grid Accent 1" w:semiHidden="0" w:uiPriority="62" w:unhideWhenUsed="0"/>
+    <w:lsdException w:name="Medium Shading 1 Accent 1" w:semiHidden="0" w:uiPriority="63" w:unhideWhenUsed="0"/>
+    <w:lsdException w:name="Medium Shading 2 Accent 1" w:semiHidden="0" w:uiPriority="64" w:unhideWhenUsed="0"/>
+    <w:lsdException w:name="Medium List 1 Accent 1" w:semiHidden="0" w:uiPriority="65" w:unhideWhenUsed="0"/>
+    <w:lsdException w:name="Revision" w:unhideWhenUsed="0"/>
+    <w:lsdException w:name="List Paragraph" w:semiHidden="0" w:uiPriority="34" w:unhideWhenUsed="0" w:qFormat="1"/>
+    <w:lsdException w:name="Quote" w:semiHidden="0" w:uiPriority="29" w:unhideWhenUsed="0" w:qFormat="1"/>
+    <w:lsdException w:name="Intense Quote" w:semiHidden="0" w:uiPriority="30" w:unhideWhenUsed="0" w:qFormat="1"/>
+    <w:lsdException w:name="Medium List 2 Accent 1" w:semiHidden="0" w:uiPriority="66" w:unhideWhenUsed="0"/>
+    <w:lsdException w:name="Medium Grid 1 Accent 1" w:semiHidden="0" w:uiPriority="67" w:unhideWhenUsed="0"/>
+    <w:lsdException w:name="Medium Grid 2 Accent 1" w:semiHidden="0" w:uiPriority="68" w:unhideWhenUsed="0"/>
+    <w:lsdException w:name="Medium Grid 3 Accent 1" w:semiHidden="0" w:uiPriority="69" w:unhideWhenUsed="0"/>
+    <w:lsdException w:name="Dark List Accent 1" w:semiHidden="0" w:uiPriority="70" w:unhideWhenUsed="0"/>
+    <w:lsdException w:name="Colorful Shading Accent 1" w:semiHidden="0" w:uiPriority="71" w:unhideWhenUsed="0"/>
+    <w:lsdException w:name="Colorful List Accent 1" w:semiHidden="0" w:uiPriority="72" w:unhideWhenUsed="0"/>
+    <w:lsdException w:name="Colorful Grid Accent 1" w:semiHidden="0" w:uiPriority="73" w:unhideWhenUsed="0"/>
+    <w:lsdException w:name="Light Shading Accent 2" w:semiHidden="0" w:uiPriority="60" w:unhideWhenUsed="0"/>
+    <w:lsdException w:name="Light List Accent 2" w:semiHidden="0" w:uiPriority="61" w:unhideWhenUsed="0"/>
+    <w:lsdException w:name="Light Grid Accent 2" w:semiHidden="0" w:uiPriority="62" w:unhideWhenUsed="0"/>
+    <w:lsdException w:name="Medium Shading 1 Accent 2" w:semiHidden="0" w:uiPriority="63" w:unhideWhenUsed="0"/>
+    <w:lsdException w:name="Medium Shading 2 Accent 2" w:semiHidden="0" w:uiPriority="64" w:unhideWhenUsed="0"/>
+    <w:lsdException w:name="Medium List 1 Accent 2" w:semiHidden="0" w:uiPriority="65" w:unhideWhenUsed="0"/>
+    <w:lsdException w:name="Medium List 2 Accent 2" w:semiHidden="0" w:uiPriority="66" w:unhideWhenUsed="0"/>
+    <w:lsdException w:name="Medium Grid 1 Accent 2" w:semiHidden="0" w:uiPriority="67" w:unhideWhenUsed="0"/>
+    <w:lsdException w:name="Medium Grid 2 Accent 2" w:semiHidden="0" w:uiPriority="68" w:unhideWhenUsed="0"/>
+    <w:lsdException w:name="Medium Grid 3 Accent 2" w:semiHidden="0" w:uiPriority="69" w:unhideWhenUsed="0"/>
+    <w:lsdException w:name="Dark List Accent 2" w:semiHidden="0" w:uiPriority="70" w:unhideWhenUsed="0"/>
+    <w:lsdException w:name="Colorful Shading Accent 2" w:semiHidden="0" w:uiPriority="71" w:unhideWhenUsed="0"/>
+    <w:lsdException w:name="Colorful List Accent 2" w:semiHidden="0" w:uiPriority="72" w:unhideWhenUsed="0"/>
+    <w:lsdException w:name="Colorful Grid Accent 2" w:semiHidden="0" w:uiPriority="73" w:unhideWhenUsed="0"/>
+    <w:lsdException w:name="Light Shading Accent 3" w:semiHidden="0" w:uiPriority="60" w:unhideWhenUsed="0"/>
+    <w:lsdException w:name="Light List Accent 3" w:semiHidden="0" w:uiPriority="61" w:unhideWhenUsed="0"/>
+    <w:lsdException w:name="Light Grid Accent 3" w:semiHidden="0" w:uiPriority="62" w:unhideWhenUsed="0"/>
+    <w:lsdException w:name="Medium Shading 1 Accent 3" w:semiHidden="0" w:uiPriority="63" w:unhideWhenUsed="0"/>
+    <w:lsdException w:name="Medium Shading 2 Accent 3" w:semiHidden="0" w:uiPriority="64" w:unhideWhenUsed="0"/>
+    <w:lsdException w:name="Medium List 1 Accent 3" w:semiHidden="0" w:uiPriority="65" w:unhideWhenUsed="0"/>
+    <w:lsdException w:name="Medium List 2 Accent 3" w:semiHidden="0" w:uiPriority="66" w:unhideWhenUsed="0"/>
+    <w:lsdException w:name="Medium Grid 1 Accent 3" w:semiHidden="0" w:uiPriority="67" w:unhideWhenUsed="0"/>
+    <w:lsdException w:name="Medium Grid 2 Accent 3" w:semiHidden="0" w:uiPriority="68" w:unhideWhenUsed="0"/>
+    <w:lsdException w:name="Medium Grid 3 Accent 3" w:semiHidden="0" w:uiPriority="69" w:unhideWhenUsed="0"/>
+    <w:lsdException w:name="Dark List Accent 3" w:semiHidden="0" w:uiPriority="70" w:unhideWhenUsed="0"/>
+    <w:lsdException w:name="Colorful Shading Accent 3" w:semiHidden="0" w:uiPriority="71" w:unhideWhenUsed="0"/>
+    <w:lsdException w:name="Colorful List Accent 3" w:semiHidden="0" w:uiPriority="72" w:unhideWhenUsed="0"/>
+    <w:lsdException w:name="Colorful Grid Accent 3" w:semiHidden="0" w:uiPriority="73" w:unhideWhenUsed="0"/>
+    <w:lsdException w:name="Light Shading Accent 4" w:semiHidden="0" w:uiPriority="60" w:unhideWhenUsed="0"/>
+    <w:lsdException w:name="Light List Accent 4" w:semiHidden="0" w:uiPriority="61" w:unhideWhenUsed="0"/>
+    <w:lsdException w:name="Light Grid Accent 4" w:semiHidden="0" w:uiPriority="62" w:unhideWhenUsed="0"/>
+    <w:lsdException w:name="Medium Shading 1 Accent 4" w:semiHidden="0" w:uiPriority="63" w:unhideWhenUsed="0"/>
+    <w:lsdException w:name="Medium Shading 2 Accent 4" w:semiHidden="0" w:uiPriority="64" w:unhideWhenUsed="0"/>
+    <w:lsdException w:name="Medium List 1 Accent 4" w:semiHidden="0" w:uiPriority="65" w:unhideWhenUsed="0"/>
+    <w:lsdException w:name="Medium List 2 Accent 4" w:semiHidden="0" w:uiPriority="66" w:unhideWhenUsed="0"/>
+    <w:lsdException w:name="Medium Grid 1 Accent 4" w:semiHidden="0" w:uiPriority="67" w:unhideWhenUsed="0"/>
+    <w:lsdException w:name="Medium Grid 2 Accent 4" w:semiHidden="0" w:uiPriority="68" w:unhideWhenUsed="0"/>
+    <w:lsdException w:name="Medium Grid 3 Accent 4" w:semiHidden="0" w:uiPriority="69" w:unhideWhenUsed="0"/>
+    <w:lsdException w:name="Dark List Accent 4" w:semiHidden="0" w:uiPriority="70" w:unhideWhenUsed="0"/>
+    <w:lsdException w:name="Colorful Shading Accent 4" w:semiHidden="0" w:uiPriority="71" w:unhideWhenUsed="0"/>
+    <w:lsdException w:name="Colorful List Accent 4" w:semiHidden="0" w:uiPriority="72" w:unhideWhenUsed="0"/>
+    <w:lsdException w:name="Colorful Grid Accent 4" w:semiHidden="0" w:uiPriority="73" w:unhideWhenUsed="0"/>
+    <w:lsdException w:name="Light Shading Accent 5" w:semiHidden="0" w:uiPriority="60" w:unhideWhenUsed="0"/>
+    <w:lsdException w:name="Light List Accent 5" w:semiHidden="0" w:uiPriority="61" w:unhideWhenUsed="0"/>
+    <w:lsdException w:name="Light Grid Accent 5" w:semiHidden="0" w:uiPriority="62" w:unhideWhenUsed="0"/>
+    <w:lsdException w:name="Medium Shading 1 Accent 5" w:semiHidden="0" w:uiPriority="63" w:unhideWhenUsed="0"/>
+    <w:lsdException w:name="Medium Shading 2 Accent 5" w:semiHidden="0" w:uiPriority="64" w:unhideWhenUsed="0"/>
+    <w:lsdException w:name="Medium List 1 Accent 5" w:semiHidden="0" w:uiPriority="65" w:unhideWhenUsed="0"/>
+    <w:lsdException w:name="Medium List 2 Accent 5" w:semiHidden="0" w:uiPriority="66" w:unhideWhenUsed="0"/>
+    <w:lsdException w:name="Medium Grid 1 Accent 5" w:semiHidden="0" w:uiPriority="67" w:unhideWhenUsed="0"/>
+    <w:lsdException w:name="Medium Grid 2 Accent 5" w:semiHidden="0" w:uiPriority="68" w:unhideWhenUsed="0"/>
+    <w:lsdException w:name="Medium Grid 3 Accent 5" w:semiHidden="0" w:uiPriority="69" w:unhideWhenUsed="0"/>
+    <w:lsdException w:name="Dark List Accent 5" w:semiHidden="0" w:uiPriority="70" w:unhideWhenUsed="0"/>
+    <w:lsdException w:name="Colorful Shading Accent 5" w:semiHidden="0" w:uiPriority="71" w:unhideWhenUsed="0"/>
+    <w:lsdException w:name="Colorful List Accent 5" w:semiHidden="0" w:uiPriority="72" w:unhideWhenUsed="0"/>
+    <w:lsdException w:name="Colorful Grid Accent 5" w:semiHidden="0" w:uiPriority="73" w:unhideWhenUsed="0"/>
+    <w:lsdException w:name="Light Shading Accent 6" w:semiHidden="0" w:uiPriority="60" w:unhideWhenUsed="0"/>
+    <w:lsdException w:name="Light List Accent 6" w:semiHidden="0" w:uiPriority="61" w:unhideWhenUsed="0"/>
+    <w:lsdException w:name="Light Grid Accent 6" w:semiHidden="0" w:uiPriority="62" w:unhideWhenUsed="0"/>
+    <w:lsdException w:name="Medium Shading 1 Accent 6" w:semiHidden="0" w:uiPriority="63" w:unhideWhenUsed="0"/>
+    <w:lsdException w:name="Medium Shading 2 Accent 6" w:semiHidden="0" w:uiPriority="64" w:unhideWhenUsed="0"/>
+    <w:lsdException w:name="Medium List 1 Accent 6" w:semiHidden="0" w:uiPriority="65" w:unhideWhenUsed="0"/>
+    <w:lsdException w:name="Medium List 2 Accent 6" w:semiHidden="0" w:uiPriority="66" w:unhideWhenUsed="0"/>
+    <w:lsdException w:name="Medium Grid 1 Accent 6" w:semiHidden="0" w:uiPriority="67" w:unhideWhenUsed="0"/>
+    <w:lsdException w:name="Medium Grid 2 Accent 6" w:semiHidden="0" w:uiPriority="68" w:unhideWhenUsed="0"/>
+    <w:lsdException w:name="Medium Grid 3 Accent 6" w:semiHidden="0" w:uiPriority="69" w:unhideWhenUsed="0"/>
+    <w:lsdException w:name="Dark List Accent 6" w:semiHidden="0" w:uiPriority="70" w:unhideWhenUsed="0"/>
+    <w:lsdException w:name="Colorful Shading Accent 6" w:semiHidden="0" w:uiPriority="71" w:unhideWhenUsed="0"/>
+    <w:lsdException w:name="Colorful List Accent 6" w:semiHidden="0" w:uiPriority="72" w:unhideWhenUsed="0"/>
+    <w:lsdException w:name="Colorful Grid Accent 6" w:semiHidden="0" w:uiPriority="73" w:unhideWhenUsed="0"/>
+    <w:lsdException w:name="Subtle Emphasis" w:semiHidden="0" w:uiPriority="19" w:unhideWhenUsed="0" w:qFormat="1"/>
+    <w:lsdException w:name="Intense Emphasis" w:semiHidden="0" w:uiPriority="21" w:unhideWhenUsed="0" w:qFormat="1"/>
+    <w:lsdException w:name="Subtle Reference" w:semiHidden="0" w:uiPriority="31" w:unhideWhenUsed="0" w:qFormat="1"/>
+    <w:lsdException w:name="Intense Reference" w:semiHidden="0" w:uiPriority="32" w:unhideWhenUsed="0" w:qFormat="1"/>
+    <w:lsdException w:name="Book Title" w:semiHidden="0" w:uiPriority="33" w:unhideWhenUsed="0" w:qFormat="1"/>
+    <w:lsdException w:name="Bibliography" w:uiPriority="37"/>
+    <w:lsdException w:name="TOC Heading" w:uiPriority="39" w:qFormat="1"/>
+  </w:latentStyles>
+  <w:style w:type="paragraph" w:default="1" w:styleId="Normal">
+    <w:name w:val="Normal"/>
+    <w:qFormat/>
+  </w:style>
+  <w:style w:type="character" w:default="1" w:styleId="DefaultParagraphFont">
+    <w:name w:val="Default Paragraph Font"/>
+    <w:uiPriority w:val="1"/>
+    <w:semiHidden/>
+    <w:unhideWhenUsed/>
+  </w:style>
+  <w:style w:type="table" w:default="1" w:styleId="TableNormal">
+    <w:name w:val="Normal Table"/>
+    <w:uiPriority w:val="99"/>
+    <w:semiHidden/>
+    <w:unhideWhenUsed/>
+    <w:tblPr>
+      <w:tblInd w:w="0" w:type="dxa"/>
+      <w:tblCellMar>
+        <w:top w:w="0" w:type="dxa"/>
+        <w:left w:w="108" w:type="dxa"/>
+        <w:bottom w:w="0" w:type="dxa"/>
+        <w:right w:w="108" w:type="dxa"/>
+      </w:tblCellMar>
+    </w:tblPr>
+  </w:style>
+  <w:style w:type="numbering" w:default="1" w:styleId="NoList">
+    <w:name w:val="No List"/>
+    <w:uiPriority w:val="99"/>
+    <w:semiHidden/>
+    <w:unhideWhenUsed/>
+  </w:style>
+</w:styles>
 </file>
 
 <file path=word/theme/theme1.xml><?xml version="1.0" encoding="utf-8"?>

--- a/app/templates/PLI_M15.docx
+++ b/app/templates/PLI_M15.docx
@@ -850,7 +850,7 @@
           <w:sz w:val="24"/>
           <w:sz-cs w:val="24"/>
         </w:rPr>
-        <w:t xml:space="preserve">□</w:t>
+        <w:t>{chk_auto_hoi_dong_thanh_vien_giam_doc_hoac_tong_g}</w:t>
       </w:r>
     </w:p>
     <w:p>
@@ -876,7 +876,7 @@
           <w:sz w:val="24"/>
           <w:sz-cs w:val="24"/>
         </w:rPr>
-        <w:t xml:space="preserve">□</w:t>
+        <w:t>{chk_auto_chu_tich_cong_ty_giam_doc_hoac_tong_giam}</w:t>
       </w:r>
     </w:p>
     <w:p>

--- a/app/templates/PLI_M15.docx
+++ b/app/templates/PLI_M15.docx
@@ -17,71 +17,157 @@
         <w:t xml:space="preserve">Mẫu số 15</w:t>
       </w:r>
     </w:p>
-    <w:p>
-      <w:pPr>
-        <w:jc w:val="center"/>
-        <w:spacing w:before="120"/>
-      </w:pPr>
-      <w:r>
-        <w:rPr>
-          <w:rFonts w:ascii="Arial" w:hAnsi="Arial" w:cs="Arial"/>
-          <w:sz w:val="24"/>
-          <w:sz-cs w:val="24"/>
-          <w:b/>
-        </w:rPr>
-        <w:t xml:space="preserve">TÊN DOANH NGHIỆP</w:t>
-        <w:br/>
-        <w:t xml:space="preserve">-------</w:t>
-      </w:r>
-    </w:p>
-    <w:p>
-      <w:pPr>
-        <w:jc w:val="center"/>
-        <w:spacing w:before="120"/>
-      </w:pPr>
-      <w:r>
-        <w:rPr>
-          <w:rFonts w:ascii="Arial" w:hAnsi="Arial" w:cs="Arial"/>
-          <w:sz w:val="24"/>
-          <w:sz-cs w:val="24"/>
-          <w:b/>
-        </w:rPr>
-        <w:t xml:space="preserve">CỘNG HÒA XÃ HỘI CHỦ NGHĨA VIỆT NAM</w:t>
-        <w:br/>
-        <w:t xml:space="preserve">Độc lập - Tự do - Hạnh phúc </w:t>
-        <w:br/>
-        <w:t xml:space="preserve">---------------</w:t>
-      </w:r>
-    </w:p>
-    <w:p>
-      <w:pPr>
-        <w:jc w:val="center"/>
-        <w:spacing w:before="120"/>
-      </w:pPr>
-      <w:r>
-        <w:rPr>
-          <w:rFonts w:ascii="Arial" w:hAnsi="Arial" w:cs="Arial"/>
-          <w:sz w:val="24"/>
-          <w:sz-cs w:val="24"/>
-        </w:rPr>
-        <w:t>Số: {so_van_ban}</w:t>
-      </w:r>
-    </w:p>
-    <w:p>
-      <w:pPr>
-        <w:jc w:val="right"/>
-        <w:spacing w:before="120"/>
-      </w:pPr>
-      <w:r>
-        <w:rPr>
-          <w:rFonts w:ascii="Arial" w:hAnsi="Arial" w:cs="Arial"/>
-          <w:sz w:val="24"/>
-          <w:sz-cs w:val="24"/>
-          <w:i/>
-        </w:rPr>
-        <w:t>{dia_diem_ky}, ngày{ngay_ky_vb} tháng{thang_ky_vb} năm {nam_ky_vb}</w:t>
-      </w:r>
-    </w:p>
+    <w:tbl xmlns:ns1="urn:orca:hdr2col">
+      <w:tblPr>
+        <w:tblW w:type="dxa" w:w="8640"/>
+        <w:tblBorders>
+          <w:top w:val="nil"/>
+          <w:left w:val="nil"/>
+          <w:bottom w:val="nil"/>
+          <w:right w:val="nil"/>
+          <w:insideH w:val="nil"/>
+          <w:insideV w:val="nil"/>
+        </w:tblBorders>
+        <w:tblLayout w:type="fixed"/>
+        <w:tblCellMar>
+          <w:left w:w="0" w:type="dxa"/>
+          <w:right w:w="0" w:type="dxa"/>
+        </w:tblCellMar>
+        <w:tblLook w:firstColumn="1" w:firstRow="1" w:lastColumn="0" w:lastRow="0" w:noHBand="0" w:noVBand="1" w:val="04A0"/>
+      </w:tblPr>
+      <w:tblGrid>
+        <w:gridCol w:w="3629"/>
+        <w:gridCol w:w="5011"/>
+      </w:tblGrid>
+      <w:tr>
+        <w:tc>
+          <w:tcPr>
+            <w:tcW w:type="dxa" w:w="3629"/>
+            <w:tcBorders>
+              <w:top w:val="nil"/>
+              <w:left w:val="nil"/>
+              <w:bottom w:val="nil"/>
+              <w:right w:val="nil"/>
+              <w:insideH w:val="nil"/>
+              <w:insideV w:val="nil"/>
+            </w:tcBorders>
+          </w:tcPr>
+          <w:p>
+            <w:pPr>
+              <w:jc w:val="left"/>
+              <w:spacing w:before="120"/>
+            </w:pPr>
+            <w:r>
+              <w:rPr>
+                <w:rFonts w:ascii="Arial" w:hAnsi="Arial" w:cs="Arial"/>
+                <w:sz w:val="24"/>
+                <w:sz-cs w:val="24"/>
+                <w:b/>
+              </w:rPr>
+              <w:t xml:space="preserve">TÊN DOANH NGHIỆP</w:t>
+              <w:br/>
+              <w:t xml:space="preserve">-------</w:t>
+            </w:r>
+          </w:p>
+        </w:tc>
+        <w:tc>
+          <w:tcPr>
+            <w:tcW w:type="dxa" w:w="5011"/>
+            <w:tcBorders>
+              <w:top w:val="nil"/>
+              <w:left w:val="nil"/>
+              <w:bottom w:val="nil"/>
+              <w:right w:val="nil"/>
+              <w:insideH w:val="nil"/>
+              <w:insideV w:val="nil"/>
+            </w:tcBorders>
+          </w:tcPr>
+          <w:p>
+            <w:pPr>
+              <w:jc w:val="center"/>
+              <w:spacing w:before="120"/>
+            </w:pPr>
+            <w:r>
+              <w:rPr>
+                <w:rFonts w:ascii="Arial" w:hAnsi="Arial" w:cs="Arial"/>
+                <w:sz w:val="24"/>
+                <w:sz-cs w:val="24"/>
+                <w:b/>
+              </w:rPr>
+              <w:t xml:space="preserve">CỘNG HÒA XÃ HỘI CHỦ NGHĨA VIỆT NAM</w:t>
+              <w:br/>
+            </w:r>
+            <w:r>
+              <w:rPr>
+                <w:rFonts w:ascii="Arial" w:hAnsi="Arial" w:cs="Arial"/>
+                <w:sz w:val="24"/>
+                <w:sz-cs w:val="24"/>
+                <w:b/>
+                <w:u w:val="single"/>
+              </w:rPr>
+              <w:t xml:space="preserve">Độc lập - Tự do - Hạnh phúc </w:t>
+            </w:r>
+          </w:p>
+        </w:tc>
+      </w:tr>
+      <w:tr>
+        <w:tc>
+          <w:tcPr>
+            <w:tcW w:type="dxa" w:w="3629"/>
+            <w:tcBorders>
+              <w:top w:val="nil"/>
+              <w:left w:val="nil"/>
+              <w:bottom w:val="nil"/>
+              <w:right w:val="nil"/>
+              <w:insideH w:val="nil"/>
+              <w:insideV w:val="nil"/>
+            </w:tcBorders>
+          </w:tcPr>
+          <w:p>
+            <w:pPr>
+              <w:jc w:val="left"/>
+              <w:spacing w:before="120"/>
+            </w:pPr>
+            <w:r>
+              <w:rPr>
+                <w:rFonts w:ascii="Arial" w:hAnsi="Arial" w:cs="Arial"/>
+                <w:sz w:val="24"/>
+                <w:sz-cs w:val="24"/>
+              </w:rPr>
+              <w:t>Số: {so_van_ban}</w:t>
+            </w:r>
+          </w:p>
+        </w:tc>
+        <w:tc>
+          <w:tcPr>
+            <w:tcW w:type="dxa" w:w="5011"/>
+            <w:tcBorders>
+              <w:top w:val="nil"/>
+              <w:left w:val="nil"/>
+              <w:bottom w:val="nil"/>
+              <w:right w:val="nil"/>
+              <w:insideH w:val="nil"/>
+              <w:insideV w:val="nil"/>
+            </w:tcBorders>
+          </w:tcPr>
+          <w:p>
+            <w:pPr>
+              <w:jc w:val="right"/>
+              <w:spacing w:before="120"/>
+            </w:pPr>
+            <w:r>
+              <w:rPr>
+                <w:rFonts w:ascii="Arial" w:hAnsi="Arial" w:cs="Arial"/>
+                <w:sz w:val="24"/>
+                <w:sz-cs w:val="24"/>
+                <w:i/>
+              </w:rPr>
+              <w:t>{dia_diem_ky}, ngày{ngay_ky_vb} tháng{thang_ky_vb} năm {nam_ky_vb}</w:t>
+            </w:r>
+          </w:p>
+        </w:tc>
+      </w:tr>
+    </w:tbl>
     <w:p>
       <w:pPr>
         <w:spacing w:before="120"/>

--- a/app/templates/PLI_M15.docx
+++ b/app/templates/PLI_M15.docx
@@ -301,7 +301,7 @@
         </w:rPr>
         <w:t>: Có</w:t>
         <w:tab/>
-        <w:t>{chk_khong} Không {chk_khong}</w:t>
+        <w:t>{chk_co} Không {chk_auto_khong}</w:t>
       </w:r>
     </w:p>
     <w:p>

--- a/app/templates/PLI_M15.docx
+++ b/app/templates/PLI_M15.docx
@@ -992,25 +992,25 @@
         </w:tblBorders>
       </w:tblPr>
       <w:tblGrid>
-        <w:gridCol w:w="617"/>
-        <w:gridCol w:w="617"/>
-        <w:gridCol w:w="617"/>
-        <w:gridCol w:w="617"/>
-        <w:gridCol w:w="617"/>
-        <w:gridCol w:w="617"/>
-        <w:gridCol w:w="617"/>
-        <w:gridCol w:w="617"/>
-        <w:gridCol w:w="617"/>
-        <w:gridCol w:w="617"/>
-        <w:gridCol w:w="617"/>
-        <w:gridCol w:w="617"/>
-        <w:gridCol w:w="617"/>
-        <w:gridCol w:w="617"/>
+        <w:gridCol w:w="567"/>
+        <w:gridCol w:w="792"/>
+        <w:gridCol w:w="567"/>
+        <w:gridCol w:w="567"/>
+        <w:gridCol w:w="600"/>
+        <w:gridCol w:w="601"/>
+        <w:gridCol w:w="601"/>
+        <w:gridCol w:w="567"/>
+        <w:gridCol w:w="567"/>
+        <w:gridCol w:w="567"/>
+        <w:gridCol w:w="567"/>
+        <w:gridCol w:w="567"/>
+        <w:gridCol w:w="941"/>
+        <w:gridCol w:w="567"/>
       </w:tblGrid>
       <w:tr>
         <w:tc>
           <w:tcPr>
-            <w:tcW w:type="dxa" w:w="617"/>
+            <w:tcW w:type="dxa" w:w="567"/>
             <w:vMerge w:val="restart"/>
           </w:tcPr>
           <w:p>
@@ -1024,7 +1024,7 @@
         </w:tc>
         <w:tc>
           <w:tcPr>
-            <w:tcW w:type="dxa" w:w="617"/>
+            <w:tcW w:type="dxa" w:w="792"/>
             <w:vMerge w:val="restart"/>
           </w:tcPr>
           <w:p>
@@ -1038,7 +1038,7 @@
         </w:tc>
         <w:tc>
           <w:tcPr>
-            <w:tcW w:type="dxa" w:w="617"/>
+            <w:tcW w:type="dxa" w:w="567"/>
             <w:vMerge w:val="restart"/>
           </w:tcPr>
           <w:p>
@@ -1052,7 +1052,7 @@
         </w:tc>
         <w:tc>
           <w:tcPr>
-            <w:tcW w:type="dxa" w:w="617"/>
+            <w:tcW w:type="dxa" w:w="567"/>
             <w:vMerge w:val="restart"/>
           </w:tcPr>
           <w:p>
@@ -1066,7 +1066,7 @@
         </w:tc>
         <w:tc>
           <w:tcPr>
-            <w:tcW w:type="dxa" w:w="1851"/>
+            <w:tcW w:type="dxa" w:w="1802"/>
             <w:gridSpan w:val="3"/>
           </w:tcPr>
           <w:p>
@@ -1080,7 +1080,7 @@
         </w:tc>
         <w:tc>
           <w:tcPr>
-            <w:tcW w:type="dxa" w:w="617"/>
+            <w:tcW w:type="dxa" w:w="567"/>
             <w:vMerge w:val="restart"/>
           </w:tcPr>
           <w:p>
@@ -1094,7 +1094,7 @@
         </w:tc>
         <w:tc>
           <w:tcPr>
-            <w:tcW w:type="dxa" w:w="617"/>
+            <w:tcW w:type="dxa" w:w="567"/>
             <w:vMerge w:val="restart"/>
           </w:tcPr>
           <w:p>
@@ -1108,7 +1108,7 @@
         </w:tc>
         <w:tc>
           <w:tcPr>
-            <w:tcW w:type="dxa" w:w="617"/>
+            <w:tcW w:type="dxa" w:w="567"/>
             <w:vMerge w:val="restart"/>
           </w:tcPr>
           <w:p>
@@ -1122,7 +1122,7 @@
         </w:tc>
         <w:tc>
           <w:tcPr>
-            <w:tcW w:type="dxa" w:w="1234"/>
+            <w:tcW w:type="dxa" w:w="1134"/>
             <w:gridSpan w:val="2"/>
           </w:tcPr>
           <w:p>
@@ -1136,7 +1136,7 @@
         </w:tc>
         <w:tc>
           <w:tcPr>
-            <w:tcW w:type="dxa" w:w="617"/>
+            <w:tcW w:type="dxa" w:w="941"/>
             <w:vMerge w:val="restart"/>
           </w:tcPr>
           <w:p>
@@ -1150,7 +1150,7 @@
         </w:tc>
         <w:tc>
           <w:tcPr>
-            <w:tcW w:type="dxa" w:w="617"/>
+            <w:tcW w:type="dxa" w:w="567"/>
             <w:vMerge w:val="restart"/>
           </w:tcPr>
           <w:p>
@@ -1166,35 +1166,35 @@
       <w:tr>
         <w:tc>
           <w:tcPr>
-            <w:tcW w:type="dxa" w:w="617"/>
+            <w:tcW w:type="dxa" w:w="567"/>
             <w:vMerge/>
           </w:tcPr>
           <w:p/>
         </w:tc>
         <w:tc>
           <w:tcPr>
-            <w:tcW w:type="dxa" w:w="617"/>
+            <w:tcW w:type="dxa" w:w="792"/>
             <w:vMerge/>
           </w:tcPr>
           <w:p/>
         </w:tc>
         <w:tc>
           <w:tcPr>
-            <w:tcW w:type="dxa" w:w="617"/>
+            <w:tcW w:type="dxa" w:w="567"/>
             <w:vMerge/>
           </w:tcPr>
           <w:p/>
         </w:tc>
         <w:tc>
           <w:tcPr>
-            <w:tcW w:type="dxa" w:w="617"/>
+            <w:tcW w:type="dxa" w:w="567"/>
             <w:vMerge/>
           </w:tcPr>
           <w:p/>
         </w:tc>
         <w:tc>
           <w:tcPr>
-            <w:tcW w:type="dxa" w:w="617"/>
+            <w:tcW w:type="dxa" w:w="600"/>
           </w:tcPr>
           <w:p>
             <w:r>
@@ -1207,7 +1207,7 @@
         </w:tc>
         <w:tc>
           <w:tcPr>
-            <w:tcW w:type="dxa" w:w="617"/>
+            <w:tcW w:type="dxa" w:w="601"/>
           </w:tcPr>
           <w:p>
             <w:r>
@@ -1220,7 +1220,7 @@
         </w:tc>
         <w:tc>
           <w:tcPr>
-            <w:tcW w:type="dxa" w:w="617"/>
+            <w:tcW w:type="dxa" w:w="601"/>
           </w:tcPr>
           <w:p>
             <w:r>
@@ -1233,28 +1233,28 @@
         </w:tc>
         <w:tc>
           <w:tcPr>
-            <w:tcW w:type="dxa" w:w="617"/>
+            <w:tcW w:type="dxa" w:w="567"/>
             <w:vMerge/>
           </w:tcPr>
           <w:p/>
         </w:tc>
         <w:tc>
           <w:tcPr>
-            <w:tcW w:type="dxa" w:w="617"/>
+            <w:tcW w:type="dxa" w:w="567"/>
             <w:vMerge/>
           </w:tcPr>
           <w:p/>
         </w:tc>
         <w:tc>
           <w:tcPr>
-            <w:tcW w:type="dxa" w:w="617"/>
+            <w:tcW w:type="dxa" w:w="567"/>
             <w:vMerge/>
           </w:tcPr>
           <w:p/>
         </w:tc>
         <w:tc>
           <w:tcPr>
-            <w:tcW w:type="dxa" w:w="617"/>
+            <w:tcW w:type="dxa" w:w="567"/>
           </w:tcPr>
           <w:p>
             <w:r>
@@ -1267,7 +1267,7 @@
         </w:tc>
         <w:tc>
           <w:tcPr>
-            <w:tcW w:type="dxa" w:w="617"/>
+            <w:tcW w:type="dxa" w:w="567"/>
           </w:tcPr>
           <w:p>
             <w:r>
@@ -1280,14 +1280,14 @@
         </w:tc>
         <w:tc>
           <w:tcPr>
-            <w:tcW w:type="dxa" w:w="617"/>
+            <w:tcW w:type="dxa" w:w="941"/>
             <w:vMerge/>
           </w:tcPr>
           <w:p/>
         </w:tc>
         <w:tc>
           <w:tcPr>
-            <w:tcW w:type="dxa" w:w="617"/>
+            <w:tcW w:type="dxa" w:w="567"/>
             <w:vMerge/>
           </w:tcPr>
           <w:p/>
@@ -1296,85 +1296,85 @@
       <w:tr>
         <w:tc>
           <w:tcPr>
-            <w:tcW w:type="dxa" w:w="617"/>
-          </w:tcPr>
-          <w:p/>
-        </w:tc>
-        <w:tc>
-          <w:tcPr>
-            <w:tcW w:type="dxa" w:w="617"/>
-          </w:tcPr>
-          <w:p/>
-        </w:tc>
-        <w:tc>
-          <w:tcPr>
-            <w:tcW w:type="dxa" w:w="617"/>
-          </w:tcPr>
-          <w:p/>
-        </w:tc>
-        <w:tc>
-          <w:tcPr>
-            <w:tcW w:type="dxa" w:w="617"/>
-          </w:tcPr>
-          <w:p/>
-        </w:tc>
-        <w:tc>
-          <w:tcPr>
-            <w:tcW w:type="dxa" w:w="617"/>
-          </w:tcPr>
-          <w:p/>
-        </w:tc>
-        <w:tc>
-          <w:tcPr>
-            <w:tcW w:type="dxa" w:w="617"/>
-          </w:tcPr>
-          <w:p/>
-        </w:tc>
-        <w:tc>
-          <w:tcPr>
-            <w:tcW w:type="dxa" w:w="617"/>
-          </w:tcPr>
-          <w:p/>
-        </w:tc>
-        <w:tc>
-          <w:tcPr>
-            <w:tcW w:type="dxa" w:w="617"/>
-          </w:tcPr>
-          <w:p/>
-        </w:tc>
-        <w:tc>
-          <w:tcPr>
-            <w:tcW w:type="dxa" w:w="617"/>
-          </w:tcPr>
-          <w:p/>
-        </w:tc>
-        <w:tc>
-          <w:tcPr>
-            <w:tcW w:type="dxa" w:w="617"/>
-          </w:tcPr>
-          <w:p/>
-        </w:tc>
-        <w:tc>
-          <w:tcPr>
-            <w:tcW w:type="dxa" w:w="617"/>
-          </w:tcPr>
-          <w:p/>
-        </w:tc>
-        <w:tc>
-          <w:tcPr>
-            <w:tcW w:type="dxa" w:w="617"/>
-          </w:tcPr>
-          <w:p/>
-        </w:tc>
-        <w:tc>
-          <w:tcPr>
-            <w:tcW w:type="dxa" w:w="617"/>
-          </w:tcPr>
-          <w:p/>
-        </w:tc>
-        <w:tc>
-          <w:tcPr>
-            <w:tcW w:type="dxa" w:w="617"/>
+            <w:tcW w:type="dxa" w:w="567"/>
+          </w:tcPr>
+          <w:p/>
+        </w:tc>
+        <w:tc>
+          <w:tcPr>
+            <w:tcW w:type="dxa" w:w="792"/>
+          </w:tcPr>
+          <w:p/>
+        </w:tc>
+        <w:tc>
+          <w:tcPr>
+            <w:tcW w:type="dxa" w:w="567"/>
+          </w:tcPr>
+          <w:p/>
+        </w:tc>
+        <w:tc>
+          <w:tcPr>
+            <w:tcW w:type="dxa" w:w="567"/>
+          </w:tcPr>
+          <w:p/>
+        </w:tc>
+        <w:tc>
+          <w:tcPr>
+            <w:tcW w:type="dxa" w:w="600"/>
+          </w:tcPr>
+          <w:p/>
+        </w:tc>
+        <w:tc>
+          <w:tcPr>
+            <w:tcW w:type="dxa" w:w="601"/>
+          </w:tcPr>
+          <w:p/>
+        </w:tc>
+        <w:tc>
+          <w:tcPr>
+            <w:tcW w:type="dxa" w:w="601"/>
+          </w:tcPr>
+          <w:p/>
+        </w:tc>
+        <w:tc>
+          <w:tcPr>
+            <w:tcW w:type="dxa" w:w="567"/>
+          </w:tcPr>
+          <w:p/>
+        </w:tc>
+        <w:tc>
+          <w:tcPr>
+            <w:tcW w:type="dxa" w:w="567"/>
+          </w:tcPr>
+          <w:p/>
+        </w:tc>
+        <w:tc>
+          <w:tcPr>
+            <w:tcW w:type="dxa" w:w="567"/>
+          </w:tcPr>
+          <w:p/>
+        </w:tc>
+        <w:tc>
+          <w:tcPr>
+            <w:tcW w:type="dxa" w:w="567"/>
+          </w:tcPr>
+          <w:p/>
+        </w:tc>
+        <w:tc>
+          <w:tcPr>
+            <w:tcW w:type="dxa" w:w="567"/>
+          </w:tcPr>
+          <w:p/>
+        </w:tc>
+        <w:tc>
+          <w:tcPr>
+            <w:tcW w:type="dxa" w:w="941"/>
+          </w:tcPr>
+          <w:p/>
+        </w:tc>
+        <w:tc>
+          <w:tcPr>
+            <w:tcW w:type="dxa" w:w="567"/>
           </w:tcPr>
           <w:p/>
         </w:tc>
@@ -1382,85 +1382,85 @@
       <w:tr>
         <w:tc>
           <w:tcPr>
-            <w:tcW w:type="dxa" w:w="617"/>
-          </w:tcPr>
-          <w:p/>
-        </w:tc>
-        <w:tc>
-          <w:tcPr>
-            <w:tcW w:type="dxa" w:w="617"/>
-          </w:tcPr>
-          <w:p/>
-        </w:tc>
-        <w:tc>
-          <w:tcPr>
-            <w:tcW w:type="dxa" w:w="617"/>
-          </w:tcPr>
-          <w:p/>
-        </w:tc>
-        <w:tc>
-          <w:tcPr>
-            <w:tcW w:type="dxa" w:w="617"/>
-          </w:tcPr>
-          <w:p/>
-        </w:tc>
-        <w:tc>
-          <w:tcPr>
-            <w:tcW w:type="dxa" w:w="617"/>
-          </w:tcPr>
-          <w:p/>
-        </w:tc>
-        <w:tc>
-          <w:tcPr>
-            <w:tcW w:type="dxa" w:w="617"/>
-          </w:tcPr>
-          <w:p/>
-        </w:tc>
-        <w:tc>
-          <w:tcPr>
-            <w:tcW w:type="dxa" w:w="617"/>
-          </w:tcPr>
-          <w:p/>
-        </w:tc>
-        <w:tc>
-          <w:tcPr>
-            <w:tcW w:type="dxa" w:w="617"/>
-          </w:tcPr>
-          <w:p/>
-        </w:tc>
-        <w:tc>
-          <w:tcPr>
-            <w:tcW w:type="dxa" w:w="617"/>
-          </w:tcPr>
-          <w:p/>
-        </w:tc>
-        <w:tc>
-          <w:tcPr>
-            <w:tcW w:type="dxa" w:w="617"/>
-          </w:tcPr>
-          <w:p/>
-        </w:tc>
-        <w:tc>
-          <w:tcPr>
-            <w:tcW w:type="dxa" w:w="617"/>
-          </w:tcPr>
-          <w:p/>
-        </w:tc>
-        <w:tc>
-          <w:tcPr>
-            <w:tcW w:type="dxa" w:w="617"/>
-          </w:tcPr>
-          <w:p/>
-        </w:tc>
-        <w:tc>
-          <w:tcPr>
-            <w:tcW w:type="dxa" w:w="617"/>
-          </w:tcPr>
-          <w:p/>
-        </w:tc>
-        <w:tc>
-          <w:tcPr>
-            <w:tcW w:type="dxa" w:w="617"/>
+            <w:tcW w:type="dxa" w:w="567"/>
+          </w:tcPr>
+          <w:p/>
+        </w:tc>
+        <w:tc>
+          <w:tcPr>
+            <w:tcW w:type="dxa" w:w="792"/>
+          </w:tcPr>
+          <w:p/>
+        </w:tc>
+        <w:tc>
+          <w:tcPr>
+            <w:tcW w:type="dxa" w:w="567"/>
+          </w:tcPr>
+          <w:p/>
+        </w:tc>
+        <w:tc>
+          <w:tcPr>
+            <w:tcW w:type="dxa" w:w="567"/>
+          </w:tcPr>
+          <w:p/>
+        </w:tc>
+        <w:tc>
+          <w:tcPr>
+            <w:tcW w:type="dxa" w:w="600"/>
+          </w:tcPr>
+          <w:p/>
+        </w:tc>
+        <w:tc>
+          <w:tcPr>
+            <w:tcW w:type="dxa" w:w="601"/>
+          </w:tcPr>
+          <w:p/>
+        </w:tc>
+        <w:tc>
+          <w:tcPr>
+            <w:tcW w:type="dxa" w:w="601"/>
+          </w:tcPr>
+          <w:p/>
+        </w:tc>
+        <w:tc>
+          <w:tcPr>
+            <w:tcW w:type="dxa" w:w="567"/>
+          </w:tcPr>
+          <w:p/>
+        </w:tc>
+        <w:tc>
+          <w:tcPr>
+            <w:tcW w:type="dxa" w:w="567"/>
+          </w:tcPr>
+          <w:p/>
+        </w:tc>
+        <w:tc>
+          <w:tcPr>
+            <w:tcW w:type="dxa" w:w="567"/>
+          </w:tcPr>
+          <w:p/>
+        </w:tc>
+        <w:tc>
+          <w:tcPr>
+            <w:tcW w:type="dxa" w:w="567"/>
+          </w:tcPr>
+          <w:p/>
+        </w:tc>
+        <w:tc>
+          <w:tcPr>
+            <w:tcW w:type="dxa" w:w="567"/>
+          </w:tcPr>
+          <w:p/>
+        </w:tc>
+        <w:tc>
+          <w:tcPr>
+            <w:tcW w:type="dxa" w:w="941"/>
+          </w:tcPr>
+          <w:p/>
+        </w:tc>
+        <w:tc>
+          <w:tcPr>
+            <w:tcW w:type="dxa" w:w="567"/>
           </w:tcPr>
           <w:p/>
         </w:tc>
@@ -1468,85 +1468,85 @@
       <w:tr>
         <w:tc>
           <w:tcPr>
-            <w:tcW w:type="dxa" w:w="617"/>
-          </w:tcPr>
-          <w:p/>
-        </w:tc>
-        <w:tc>
-          <w:tcPr>
-            <w:tcW w:type="dxa" w:w="617"/>
-          </w:tcPr>
-          <w:p/>
-        </w:tc>
-        <w:tc>
-          <w:tcPr>
-            <w:tcW w:type="dxa" w:w="617"/>
-          </w:tcPr>
-          <w:p/>
-        </w:tc>
-        <w:tc>
-          <w:tcPr>
-            <w:tcW w:type="dxa" w:w="617"/>
-          </w:tcPr>
-          <w:p/>
-        </w:tc>
-        <w:tc>
-          <w:tcPr>
-            <w:tcW w:type="dxa" w:w="617"/>
-          </w:tcPr>
-          <w:p/>
-        </w:tc>
-        <w:tc>
-          <w:tcPr>
-            <w:tcW w:type="dxa" w:w="617"/>
-          </w:tcPr>
-          <w:p/>
-        </w:tc>
-        <w:tc>
-          <w:tcPr>
-            <w:tcW w:type="dxa" w:w="617"/>
-          </w:tcPr>
-          <w:p/>
-        </w:tc>
-        <w:tc>
-          <w:tcPr>
-            <w:tcW w:type="dxa" w:w="617"/>
-          </w:tcPr>
-          <w:p/>
-        </w:tc>
-        <w:tc>
-          <w:tcPr>
-            <w:tcW w:type="dxa" w:w="617"/>
-          </w:tcPr>
-          <w:p/>
-        </w:tc>
-        <w:tc>
-          <w:tcPr>
-            <w:tcW w:type="dxa" w:w="617"/>
-          </w:tcPr>
-          <w:p/>
-        </w:tc>
-        <w:tc>
-          <w:tcPr>
-            <w:tcW w:type="dxa" w:w="617"/>
-          </w:tcPr>
-          <w:p/>
-        </w:tc>
-        <w:tc>
-          <w:tcPr>
-            <w:tcW w:type="dxa" w:w="617"/>
-          </w:tcPr>
-          <w:p/>
-        </w:tc>
-        <w:tc>
-          <w:tcPr>
-            <w:tcW w:type="dxa" w:w="617"/>
-          </w:tcPr>
-          <w:p/>
-        </w:tc>
-        <w:tc>
-          <w:tcPr>
-            <w:tcW w:type="dxa" w:w="617"/>
+            <w:tcW w:type="dxa" w:w="567"/>
+          </w:tcPr>
+          <w:p/>
+        </w:tc>
+        <w:tc>
+          <w:tcPr>
+            <w:tcW w:type="dxa" w:w="792"/>
+          </w:tcPr>
+          <w:p/>
+        </w:tc>
+        <w:tc>
+          <w:tcPr>
+            <w:tcW w:type="dxa" w:w="567"/>
+          </w:tcPr>
+          <w:p/>
+        </w:tc>
+        <w:tc>
+          <w:tcPr>
+            <w:tcW w:type="dxa" w:w="567"/>
+          </w:tcPr>
+          <w:p/>
+        </w:tc>
+        <w:tc>
+          <w:tcPr>
+            <w:tcW w:type="dxa" w:w="600"/>
+          </w:tcPr>
+          <w:p/>
+        </w:tc>
+        <w:tc>
+          <w:tcPr>
+            <w:tcW w:type="dxa" w:w="601"/>
+          </w:tcPr>
+          <w:p/>
+        </w:tc>
+        <w:tc>
+          <w:tcPr>
+            <w:tcW w:type="dxa" w:w="601"/>
+          </w:tcPr>
+          <w:p/>
+        </w:tc>
+        <w:tc>
+          <w:tcPr>
+            <w:tcW w:type="dxa" w:w="567"/>
+          </w:tcPr>
+          <w:p/>
+        </w:tc>
+        <w:tc>
+          <w:tcPr>
+            <w:tcW w:type="dxa" w:w="567"/>
+          </w:tcPr>
+          <w:p/>
+        </w:tc>
+        <w:tc>
+          <w:tcPr>
+            <w:tcW w:type="dxa" w:w="567"/>
+          </w:tcPr>
+          <w:p/>
+        </w:tc>
+        <w:tc>
+          <w:tcPr>
+            <w:tcW w:type="dxa" w:w="567"/>
+          </w:tcPr>
+          <w:p/>
+        </w:tc>
+        <w:tc>
+          <w:tcPr>
+            <w:tcW w:type="dxa" w:w="567"/>
+          </w:tcPr>
+          <w:p/>
+        </w:tc>
+        <w:tc>
+          <w:tcPr>
+            <w:tcW w:type="dxa" w:w="941"/>
+          </w:tcPr>
+          <w:p/>
+        </w:tc>
+        <w:tc>
+          <w:tcPr>
+            <w:tcW w:type="dxa" w:w="567"/>
           </w:tcPr>
           <w:p/>
         </w:tc>
@@ -1554,85 +1554,85 @@
       <w:tr>
         <w:tc>
           <w:tcPr>
-            <w:tcW w:type="dxa" w:w="617"/>
-          </w:tcPr>
-          <w:p/>
-        </w:tc>
-        <w:tc>
-          <w:tcPr>
-            <w:tcW w:type="dxa" w:w="617"/>
-          </w:tcPr>
-          <w:p/>
-        </w:tc>
-        <w:tc>
-          <w:tcPr>
-            <w:tcW w:type="dxa" w:w="617"/>
-          </w:tcPr>
-          <w:p/>
-        </w:tc>
-        <w:tc>
-          <w:tcPr>
-            <w:tcW w:type="dxa" w:w="617"/>
-          </w:tcPr>
-          <w:p/>
-        </w:tc>
-        <w:tc>
-          <w:tcPr>
-            <w:tcW w:type="dxa" w:w="617"/>
-          </w:tcPr>
-          <w:p/>
-        </w:tc>
-        <w:tc>
-          <w:tcPr>
-            <w:tcW w:type="dxa" w:w="617"/>
-          </w:tcPr>
-          <w:p/>
-        </w:tc>
-        <w:tc>
-          <w:tcPr>
-            <w:tcW w:type="dxa" w:w="617"/>
-          </w:tcPr>
-          <w:p/>
-        </w:tc>
-        <w:tc>
-          <w:tcPr>
-            <w:tcW w:type="dxa" w:w="617"/>
-          </w:tcPr>
-          <w:p/>
-        </w:tc>
-        <w:tc>
-          <w:tcPr>
-            <w:tcW w:type="dxa" w:w="617"/>
-          </w:tcPr>
-          <w:p/>
-        </w:tc>
-        <w:tc>
-          <w:tcPr>
-            <w:tcW w:type="dxa" w:w="617"/>
-          </w:tcPr>
-          <w:p/>
-        </w:tc>
-        <w:tc>
-          <w:tcPr>
-            <w:tcW w:type="dxa" w:w="617"/>
-          </w:tcPr>
-          <w:p/>
-        </w:tc>
-        <w:tc>
-          <w:tcPr>
-            <w:tcW w:type="dxa" w:w="617"/>
-          </w:tcPr>
-          <w:p/>
-        </w:tc>
-        <w:tc>
-          <w:tcPr>
-            <w:tcW w:type="dxa" w:w="617"/>
-          </w:tcPr>
-          <w:p/>
-        </w:tc>
-        <w:tc>
-          <w:tcPr>
-            <w:tcW w:type="dxa" w:w="617"/>
+            <w:tcW w:type="dxa" w:w="567"/>
+          </w:tcPr>
+          <w:p/>
+        </w:tc>
+        <w:tc>
+          <w:tcPr>
+            <w:tcW w:type="dxa" w:w="792"/>
+          </w:tcPr>
+          <w:p/>
+        </w:tc>
+        <w:tc>
+          <w:tcPr>
+            <w:tcW w:type="dxa" w:w="567"/>
+          </w:tcPr>
+          <w:p/>
+        </w:tc>
+        <w:tc>
+          <w:tcPr>
+            <w:tcW w:type="dxa" w:w="567"/>
+          </w:tcPr>
+          <w:p/>
+        </w:tc>
+        <w:tc>
+          <w:tcPr>
+            <w:tcW w:type="dxa" w:w="600"/>
+          </w:tcPr>
+          <w:p/>
+        </w:tc>
+        <w:tc>
+          <w:tcPr>
+            <w:tcW w:type="dxa" w:w="601"/>
+          </w:tcPr>
+          <w:p/>
+        </w:tc>
+        <w:tc>
+          <w:tcPr>
+            <w:tcW w:type="dxa" w:w="601"/>
+          </w:tcPr>
+          <w:p/>
+        </w:tc>
+        <w:tc>
+          <w:tcPr>
+            <w:tcW w:type="dxa" w:w="567"/>
+          </w:tcPr>
+          <w:p/>
+        </w:tc>
+        <w:tc>
+          <w:tcPr>
+            <w:tcW w:type="dxa" w:w="567"/>
+          </w:tcPr>
+          <w:p/>
+        </w:tc>
+        <w:tc>
+          <w:tcPr>
+            <w:tcW w:type="dxa" w:w="567"/>
+          </w:tcPr>
+          <w:p/>
+        </w:tc>
+        <w:tc>
+          <w:tcPr>
+            <w:tcW w:type="dxa" w:w="567"/>
+          </w:tcPr>
+          <w:p/>
+        </w:tc>
+        <w:tc>
+          <w:tcPr>
+            <w:tcW w:type="dxa" w:w="567"/>
+          </w:tcPr>
+          <w:p/>
+        </w:tc>
+        <w:tc>
+          <w:tcPr>
+            <w:tcW w:type="dxa" w:w="941"/>
+          </w:tcPr>
+          <w:p/>
+        </w:tc>
+        <w:tc>
+          <w:tcPr>
+            <w:tcW w:type="dxa" w:w="567"/>
           </w:tcPr>
           <w:p/>
         </w:tc>
@@ -1640,85 +1640,85 @@
       <w:tr>
         <w:tc>
           <w:tcPr>
-            <w:tcW w:type="dxa" w:w="617"/>
-          </w:tcPr>
-          <w:p/>
-        </w:tc>
-        <w:tc>
-          <w:tcPr>
-            <w:tcW w:type="dxa" w:w="617"/>
-          </w:tcPr>
-          <w:p/>
-        </w:tc>
-        <w:tc>
-          <w:tcPr>
-            <w:tcW w:type="dxa" w:w="617"/>
-          </w:tcPr>
-          <w:p/>
-        </w:tc>
-        <w:tc>
-          <w:tcPr>
-            <w:tcW w:type="dxa" w:w="617"/>
-          </w:tcPr>
-          <w:p/>
-        </w:tc>
-        <w:tc>
-          <w:tcPr>
-            <w:tcW w:type="dxa" w:w="617"/>
-          </w:tcPr>
-          <w:p/>
-        </w:tc>
-        <w:tc>
-          <w:tcPr>
-            <w:tcW w:type="dxa" w:w="617"/>
-          </w:tcPr>
-          <w:p/>
-        </w:tc>
-        <w:tc>
-          <w:tcPr>
-            <w:tcW w:type="dxa" w:w="617"/>
-          </w:tcPr>
-          <w:p/>
-        </w:tc>
-        <w:tc>
-          <w:tcPr>
-            <w:tcW w:type="dxa" w:w="617"/>
-          </w:tcPr>
-          <w:p/>
-        </w:tc>
-        <w:tc>
-          <w:tcPr>
-            <w:tcW w:type="dxa" w:w="617"/>
-          </w:tcPr>
-          <w:p/>
-        </w:tc>
-        <w:tc>
-          <w:tcPr>
-            <w:tcW w:type="dxa" w:w="617"/>
-          </w:tcPr>
-          <w:p/>
-        </w:tc>
-        <w:tc>
-          <w:tcPr>
-            <w:tcW w:type="dxa" w:w="617"/>
-          </w:tcPr>
-          <w:p/>
-        </w:tc>
-        <w:tc>
-          <w:tcPr>
-            <w:tcW w:type="dxa" w:w="617"/>
-          </w:tcPr>
-          <w:p/>
-        </w:tc>
-        <w:tc>
-          <w:tcPr>
-            <w:tcW w:type="dxa" w:w="617"/>
-          </w:tcPr>
-          <w:p/>
-        </w:tc>
-        <w:tc>
-          <w:tcPr>
-            <w:tcW w:type="dxa" w:w="617"/>
+            <w:tcW w:type="dxa" w:w="567"/>
+          </w:tcPr>
+          <w:p/>
+        </w:tc>
+        <w:tc>
+          <w:tcPr>
+            <w:tcW w:type="dxa" w:w="792"/>
+          </w:tcPr>
+          <w:p/>
+        </w:tc>
+        <w:tc>
+          <w:tcPr>
+            <w:tcW w:type="dxa" w:w="567"/>
+          </w:tcPr>
+          <w:p/>
+        </w:tc>
+        <w:tc>
+          <w:tcPr>
+            <w:tcW w:type="dxa" w:w="567"/>
+          </w:tcPr>
+          <w:p/>
+        </w:tc>
+        <w:tc>
+          <w:tcPr>
+            <w:tcW w:type="dxa" w:w="600"/>
+          </w:tcPr>
+          <w:p/>
+        </w:tc>
+        <w:tc>
+          <w:tcPr>
+            <w:tcW w:type="dxa" w:w="601"/>
+          </w:tcPr>
+          <w:p/>
+        </w:tc>
+        <w:tc>
+          <w:tcPr>
+            <w:tcW w:type="dxa" w:w="601"/>
+          </w:tcPr>
+          <w:p/>
+        </w:tc>
+        <w:tc>
+          <w:tcPr>
+            <w:tcW w:type="dxa" w:w="567"/>
+          </w:tcPr>
+          <w:p/>
+        </w:tc>
+        <w:tc>
+          <w:tcPr>
+            <w:tcW w:type="dxa" w:w="567"/>
+          </w:tcPr>
+          <w:p/>
+        </w:tc>
+        <w:tc>
+          <w:tcPr>
+            <w:tcW w:type="dxa" w:w="567"/>
+          </w:tcPr>
+          <w:p/>
+        </w:tc>
+        <w:tc>
+          <w:tcPr>
+            <w:tcW w:type="dxa" w:w="567"/>
+          </w:tcPr>
+          <w:p/>
+        </w:tc>
+        <w:tc>
+          <w:tcPr>
+            <w:tcW w:type="dxa" w:w="567"/>
+          </w:tcPr>
+          <w:p/>
+        </w:tc>
+        <w:tc>
+          <w:tcPr>
+            <w:tcW w:type="dxa" w:w="941"/>
+          </w:tcPr>
+          <w:p/>
+        </w:tc>
+        <w:tc>
+          <w:tcPr>
+            <w:tcW w:type="dxa" w:w="567"/>
           </w:tcPr>
           <w:p/>
         </w:tc>
@@ -1726,7 +1726,7 @@
       <w:tr>
         <w:tc>
           <w:tcPr>
-            <w:tcW w:type="dxa" w:w="617"/>
+            <w:tcW w:type="dxa" w:w="567"/>
           </w:tcPr>
           <w:p>
             <w:r>
@@ -1739,7 +1739,7 @@
         </w:tc>
         <w:tc>
           <w:tcPr>
-            <w:tcW w:type="dxa" w:w="617"/>
+            <w:tcW w:type="dxa" w:w="792"/>
           </w:tcPr>
           <w:p>
             <w:r>
@@ -1752,7 +1752,7 @@
         </w:tc>
         <w:tc>
           <w:tcPr>
-            <w:tcW w:type="dxa" w:w="617"/>
+            <w:tcW w:type="dxa" w:w="567"/>
           </w:tcPr>
           <w:p>
             <w:r>
@@ -1765,7 +1765,7 @@
         </w:tc>
         <w:tc>
           <w:tcPr>
-            <w:tcW w:type="dxa" w:w="617"/>
+            <w:tcW w:type="dxa" w:w="567"/>
           </w:tcPr>
           <w:p>
             <w:r>
@@ -1778,7 +1778,7 @@
         </w:tc>
         <w:tc>
           <w:tcPr>
-            <w:tcW w:type="dxa" w:w="617"/>
+            <w:tcW w:type="dxa" w:w="600"/>
           </w:tcPr>
           <w:p>
             <w:r>
@@ -1791,7 +1791,7 @@
         </w:tc>
         <w:tc>
           <w:tcPr>
-            <w:tcW w:type="dxa" w:w="617"/>
+            <w:tcW w:type="dxa" w:w="601"/>
           </w:tcPr>
           <w:p>
             <w:r>
@@ -1804,7 +1804,7 @@
         </w:tc>
         <w:tc>
           <w:tcPr>
-            <w:tcW w:type="dxa" w:w="617"/>
+            <w:tcW w:type="dxa" w:w="601"/>
           </w:tcPr>
           <w:p>
             <w:r>
@@ -1817,7 +1817,7 @@
         </w:tc>
         <w:tc>
           <w:tcPr>
-            <w:tcW w:type="dxa" w:w="617"/>
+            <w:tcW w:type="dxa" w:w="567"/>
           </w:tcPr>
           <w:p>
             <w:r>
@@ -1830,7 +1830,7 @@
         </w:tc>
         <w:tc>
           <w:tcPr>
-            <w:tcW w:type="dxa" w:w="617"/>
+            <w:tcW w:type="dxa" w:w="567"/>
           </w:tcPr>
           <w:p>
             <w:r>
@@ -1843,7 +1843,7 @@
         </w:tc>
         <w:tc>
           <w:tcPr>
-            <w:tcW w:type="dxa" w:w="617"/>
+            <w:tcW w:type="dxa" w:w="567"/>
           </w:tcPr>
           <w:p>
             <w:r>
@@ -1856,7 +1856,7 @@
         </w:tc>
         <w:tc>
           <w:tcPr>
-            <w:tcW w:type="dxa" w:w="617"/>
+            <w:tcW w:type="dxa" w:w="567"/>
           </w:tcPr>
           <w:p>
             <w:r>
@@ -1869,7 +1869,7 @@
         </w:tc>
         <w:tc>
           <w:tcPr>
-            <w:tcW w:type="dxa" w:w="617"/>
+            <w:tcW w:type="dxa" w:w="567"/>
           </w:tcPr>
           <w:p>
             <w:r>
@@ -1882,7 +1882,7 @@
         </w:tc>
         <w:tc>
           <w:tcPr>
-            <w:tcW w:type="dxa" w:w="617"/>
+            <w:tcW w:type="dxa" w:w="941"/>
           </w:tcPr>
           <w:p>
             <w:r>
@@ -1895,7 +1895,7 @@
         </w:tc>
         <w:tc>
           <w:tcPr>
-            <w:tcW w:type="dxa" w:w="617"/>
+            <w:tcW w:type="dxa" w:w="567"/>
           </w:tcPr>
           <w:p>
             <w:r>

--- a/app/templates/PLI_M15.docx
+++ b/app/templates/PLI_M15.docx
@@ -162,7 +162,7 @@
                 <w:sz-cs w:val="24"/>
                 <w:i/>
               </w:rPr>
-              <w:t>{dia_diem_ky}, ngày{ngay_ky_vb} tháng{thang_ky_vb} năm {nam_ky_vb}</w:t>
+              <w:t>{dia_diem_ky}, ngày {ngay_ky_vb} tháng {thang_ky_vb} năm {nam_ky_vb}</w:t>
             </w:r>
           </w:p>
         </w:tc>

--- a/app/templates/PLI_M15.docx
+++ b/app/templates/PLI_M15.docx
@@ -978,9 +978,22 @@
         <w:t xml:space="preserve">- Thông tin về người đại diện theo pháp luật/người đại diện theo ủy quyền của chủ sở hữu:</w:t>
       </w:r>
     </w:p>
+    <w:p>
+      <w:pPr>
+        <w:spacing w:before="0" w:after="0" w:line="20" w:lineRule="exact"/>
+        <w:rPr>
+          <w:sz w:val="2"/>
+          <w:szCs w:val="2"/>
+        </w:rPr>
+        <w:sectPr>
+          <w:pgSz w:w="12240" w:h="15840"/>
+          <w:pgMar w:top="1440" w:right="1800" w:bottom="1440" w:left="1800"/>
+        </w:sectPr>
+      </w:pPr>
+    </w:p>
     <w:tbl xmlns:ns0="urn:orca:p1b-temp">
       <w:tblPr>
-        <w:tblW w:type="auto" w:w="0"/>
+        <w:tblW w:type="dxa" w:w="14400"/>
         <w:tblLook w:firstColumn="1" w:firstRow="1" w:lastColumn="0" w:lastRow="0" w:noHBand="0" w:noVBand="1" w:val="04A0"/>
         <w:tblBorders>
           <w:top w:val="single" w:sz="4" w:color="000000"/>
@@ -992,25 +1005,25 @@
         </w:tblBorders>
       </w:tblPr>
       <w:tblGrid>
-        <w:gridCol w:w="567"/>
-        <w:gridCol w:w="792"/>
-        <w:gridCol w:w="567"/>
-        <w:gridCol w:w="567"/>
-        <w:gridCol w:w="600"/>
-        <w:gridCol w:w="601"/>
-        <w:gridCol w:w="601"/>
-        <w:gridCol w:w="567"/>
-        <w:gridCol w:w="567"/>
-        <w:gridCol w:w="567"/>
-        <w:gridCol w:w="567"/>
-        <w:gridCol w:w="567"/>
-        <w:gridCol w:w="941"/>
-        <w:gridCol w:w="567"/>
+        <w:gridCol w:w="900"/>
+        <w:gridCol w:w="1402"/>
+        <w:gridCol w:w="900"/>
+        <w:gridCol w:w="900"/>
+        <w:gridCol w:w="1082"/>
+        <w:gridCol w:w="1083"/>
+        <w:gridCol w:w="1083"/>
+        <w:gridCol w:w="900"/>
+        <w:gridCol w:w="900"/>
+        <w:gridCol w:w="900"/>
+        <w:gridCol w:w="900"/>
+        <w:gridCol w:w="900"/>
+        <w:gridCol w:w="1650"/>
+        <w:gridCol w:w="900"/>
       </w:tblGrid>
       <w:tr>
         <w:tc>
           <w:tcPr>
-            <w:tcW w:type="dxa" w:w="567"/>
+            <w:tcW w:type="dxa" w:w="900"/>
             <w:vMerge w:val="restart"/>
           </w:tcPr>
           <w:p>
@@ -1024,7 +1037,7 @@
         </w:tc>
         <w:tc>
           <w:tcPr>
-            <w:tcW w:type="dxa" w:w="792"/>
+            <w:tcW w:type="dxa" w:w="1402"/>
             <w:vMerge w:val="restart"/>
           </w:tcPr>
           <w:p>
@@ -1038,7 +1051,7 @@
         </w:tc>
         <w:tc>
           <w:tcPr>
-            <w:tcW w:type="dxa" w:w="567"/>
+            <w:tcW w:type="dxa" w:w="900"/>
             <w:vMerge w:val="restart"/>
           </w:tcPr>
           <w:p>
@@ -1052,7 +1065,7 @@
         </w:tc>
         <w:tc>
           <w:tcPr>
-            <w:tcW w:type="dxa" w:w="567"/>
+            <w:tcW w:type="dxa" w:w="900"/>
             <w:vMerge w:val="restart"/>
           </w:tcPr>
           <w:p>
@@ -1066,7 +1079,7 @@
         </w:tc>
         <w:tc>
           <w:tcPr>
-            <w:tcW w:type="dxa" w:w="1802"/>
+            <w:tcW w:type="dxa" w:w="3248"/>
             <w:gridSpan w:val="3"/>
           </w:tcPr>
           <w:p>
@@ -1080,7 +1093,7 @@
         </w:tc>
         <w:tc>
           <w:tcPr>
-            <w:tcW w:type="dxa" w:w="567"/>
+            <w:tcW w:type="dxa" w:w="900"/>
             <w:vMerge w:val="restart"/>
           </w:tcPr>
           <w:p>
@@ -1094,7 +1107,7 @@
         </w:tc>
         <w:tc>
           <w:tcPr>
-            <w:tcW w:type="dxa" w:w="567"/>
+            <w:tcW w:type="dxa" w:w="900"/>
             <w:vMerge w:val="restart"/>
           </w:tcPr>
           <w:p>
@@ -1108,7 +1121,7 @@
         </w:tc>
         <w:tc>
           <w:tcPr>
-            <w:tcW w:type="dxa" w:w="567"/>
+            <w:tcW w:type="dxa" w:w="900"/>
             <w:vMerge w:val="restart"/>
           </w:tcPr>
           <w:p>
@@ -1122,7 +1135,7 @@
         </w:tc>
         <w:tc>
           <w:tcPr>
-            <w:tcW w:type="dxa" w:w="1134"/>
+            <w:tcW w:type="dxa" w:w="1800"/>
             <w:gridSpan w:val="2"/>
           </w:tcPr>
           <w:p>
@@ -1136,7 +1149,7 @@
         </w:tc>
         <w:tc>
           <w:tcPr>
-            <w:tcW w:type="dxa" w:w="941"/>
+            <w:tcW w:type="dxa" w:w="1650"/>
             <w:vMerge w:val="restart"/>
           </w:tcPr>
           <w:p>
@@ -1150,7 +1163,7 @@
         </w:tc>
         <w:tc>
           <w:tcPr>
-            <w:tcW w:type="dxa" w:w="567"/>
+            <w:tcW w:type="dxa" w:w="900"/>
             <w:vMerge w:val="restart"/>
           </w:tcPr>
           <w:p>
@@ -1166,35 +1179,35 @@
       <w:tr>
         <w:tc>
           <w:tcPr>
-            <w:tcW w:type="dxa" w:w="567"/>
+            <w:tcW w:type="dxa" w:w="900"/>
             <w:vMerge/>
           </w:tcPr>
           <w:p/>
         </w:tc>
         <w:tc>
           <w:tcPr>
-            <w:tcW w:type="dxa" w:w="792"/>
+            <w:tcW w:type="dxa" w:w="1402"/>
             <w:vMerge/>
           </w:tcPr>
           <w:p/>
         </w:tc>
         <w:tc>
           <w:tcPr>
-            <w:tcW w:type="dxa" w:w="567"/>
+            <w:tcW w:type="dxa" w:w="900"/>
             <w:vMerge/>
           </w:tcPr>
           <w:p/>
         </w:tc>
         <w:tc>
           <w:tcPr>
-            <w:tcW w:type="dxa" w:w="567"/>
+            <w:tcW w:type="dxa" w:w="900"/>
             <w:vMerge/>
           </w:tcPr>
           <w:p/>
         </w:tc>
         <w:tc>
           <w:tcPr>
-            <w:tcW w:type="dxa" w:w="600"/>
+            <w:tcW w:type="dxa" w:w="1082"/>
           </w:tcPr>
           <w:p>
             <w:r>
@@ -1207,7 +1220,7 @@
         </w:tc>
         <w:tc>
           <w:tcPr>
-            <w:tcW w:type="dxa" w:w="601"/>
+            <w:tcW w:type="dxa" w:w="1083"/>
           </w:tcPr>
           <w:p>
             <w:r>
@@ -1220,7 +1233,7 @@
         </w:tc>
         <w:tc>
           <w:tcPr>
-            <w:tcW w:type="dxa" w:w="601"/>
+            <w:tcW w:type="dxa" w:w="1083"/>
           </w:tcPr>
           <w:p>
             <w:r>
@@ -1233,28 +1246,28 @@
         </w:tc>
         <w:tc>
           <w:tcPr>
-            <w:tcW w:type="dxa" w:w="567"/>
+            <w:tcW w:type="dxa" w:w="900"/>
             <w:vMerge/>
           </w:tcPr>
           <w:p/>
         </w:tc>
         <w:tc>
           <w:tcPr>
-            <w:tcW w:type="dxa" w:w="567"/>
+            <w:tcW w:type="dxa" w:w="900"/>
             <w:vMerge/>
           </w:tcPr>
           <w:p/>
         </w:tc>
         <w:tc>
           <w:tcPr>
-            <w:tcW w:type="dxa" w:w="567"/>
+            <w:tcW w:type="dxa" w:w="900"/>
             <w:vMerge/>
           </w:tcPr>
           <w:p/>
         </w:tc>
         <w:tc>
           <w:tcPr>
-            <w:tcW w:type="dxa" w:w="567"/>
+            <w:tcW w:type="dxa" w:w="900"/>
           </w:tcPr>
           <w:p>
             <w:r>
@@ -1267,7 +1280,7 @@
         </w:tc>
         <w:tc>
           <w:tcPr>
-            <w:tcW w:type="dxa" w:w="567"/>
+            <w:tcW w:type="dxa" w:w="900"/>
           </w:tcPr>
           <w:p>
             <w:r>
@@ -1280,14 +1293,14 @@
         </w:tc>
         <w:tc>
           <w:tcPr>
-            <w:tcW w:type="dxa" w:w="941"/>
+            <w:tcW w:type="dxa" w:w="1650"/>
             <w:vMerge/>
           </w:tcPr>
           <w:p/>
         </w:tc>
         <w:tc>
           <w:tcPr>
-            <w:tcW w:type="dxa" w:w="567"/>
+            <w:tcW w:type="dxa" w:w="900"/>
             <w:vMerge/>
           </w:tcPr>
           <w:p/>
@@ -1296,85 +1309,85 @@
       <w:tr>
         <w:tc>
           <w:tcPr>
-            <w:tcW w:type="dxa" w:w="567"/>
-          </w:tcPr>
-          <w:p/>
-        </w:tc>
-        <w:tc>
-          <w:tcPr>
-            <w:tcW w:type="dxa" w:w="792"/>
-          </w:tcPr>
-          <w:p/>
-        </w:tc>
-        <w:tc>
-          <w:tcPr>
-            <w:tcW w:type="dxa" w:w="567"/>
-          </w:tcPr>
-          <w:p/>
-        </w:tc>
-        <w:tc>
-          <w:tcPr>
-            <w:tcW w:type="dxa" w:w="567"/>
-          </w:tcPr>
-          <w:p/>
-        </w:tc>
-        <w:tc>
-          <w:tcPr>
-            <w:tcW w:type="dxa" w:w="600"/>
-          </w:tcPr>
-          <w:p/>
-        </w:tc>
-        <w:tc>
-          <w:tcPr>
-            <w:tcW w:type="dxa" w:w="601"/>
-          </w:tcPr>
-          <w:p/>
-        </w:tc>
-        <w:tc>
-          <w:tcPr>
-            <w:tcW w:type="dxa" w:w="601"/>
-          </w:tcPr>
-          <w:p/>
-        </w:tc>
-        <w:tc>
-          <w:tcPr>
-            <w:tcW w:type="dxa" w:w="567"/>
-          </w:tcPr>
-          <w:p/>
-        </w:tc>
-        <w:tc>
-          <w:tcPr>
-            <w:tcW w:type="dxa" w:w="567"/>
-          </w:tcPr>
-          <w:p/>
-        </w:tc>
-        <w:tc>
-          <w:tcPr>
-            <w:tcW w:type="dxa" w:w="567"/>
-          </w:tcPr>
-          <w:p/>
-        </w:tc>
-        <w:tc>
-          <w:tcPr>
-            <w:tcW w:type="dxa" w:w="567"/>
-          </w:tcPr>
-          <w:p/>
-        </w:tc>
-        <w:tc>
-          <w:tcPr>
-            <w:tcW w:type="dxa" w:w="567"/>
-          </w:tcPr>
-          <w:p/>
-        </w:tc>
-        <w:tc>
-          <w:tcPr>
-            <w:tcW w:type="dxa" w:w="941"/>
-          </w:tcPr>
-          <w:p/>
-        </w:tc>
-        <w:tc>
-          <w:tcPr>
-            <w:tcW w:type="dxa" w:w="567"/>
+            <w:tcW w:type="dxa" w:w="900"/>
+          </w:tcPr>
+          <w:p/>
+        </w:tc>
+        <w:tc>
+          <w:tcPr>
+            <w:tcW w:type="dxa" w:w="1402"/>
+          </w:tcPr>
+          <w:p/>
+        </w:tc>
+        <w:tc>
+          <w:tcPr>
+            <w:tcW w:type="dxa" w:w="900"/>
+          </w:tcPr>
+          <w:p/>
+        </w:tc>
+        <w:tc>
+          <w:tcPr>
+            <w:tcW w:type="dxa" w:w="900"/>
+          </w:tcPr>
+          <w:p/>
+        </w:tc>
+        <w:tc>
+          <w:tcPr>
+            <w:tcW w:type="dxa" w:w="1082"/>
+          </w:tcPr>
+          <w:p/>
+        </w:tc>
+        <w:tc>
+          <w:tcPr>
+            <w:tcW w:type="dxa" w:w="1083"/>
+          </w:tcPr>
+          <w:p/>
+        </w:tc>
+        <w:tc>
+          <w:tcPr>
+            <w:tcW w:type="dxa" w:w="1083"/>
+          </w:tcPr>
+          <w:p/>
+        </w:tc>
+        <w:tc>
+          <w:tcPr>
+            <w:tcW w:type="dxa" w:w="900"/>
+          </w:tcPr>
+          <w:p/>
+        </w:tc>
+        <w:tc>
+          <w:tcPr>
+            <w:tcW w:type="dxa" w:w="900"/>
+          </w:tcPr>
+          <w:p/>
+        </w:tc>
+        <w:tc>
+          <w:tcPr>
+            <w:tcW w:type="dxa" w:w="900"/>
+          </w:tcPr>
+          <w:p/>
+        </w:tc>
+        <w:tc>
+          <w:tcPr>
+            <w:tcW w:type="dxa" w:w="900"/>
+          </w:tcPr>
+          <w:p/>
+        </w:tc>
+        <w:tc>
+          <w:tcPr>
+            <w:tcW w:type="dxa" w:w="900"/>
+          </w:tcPr>
+          <w:p/>
+        </w:tc>
+        <w:tc>
+          <w:tcPr>
+            <w:tcW w:type="dxa" w:w="1650"/>
+          </w:tcPr>
+          <w:p/>
+        </w:tc>
+        <w:tc>
+          <w:tcPr>
+            <w:tcW w:type="dxa" w:w="900"/>
           </w:tcPr>
           <w:p/>
         </w:tc>
@@ -1382,85 +1395,85 @@
       <w:tr>
         <w:tc>
           <w:tcPr>
-            <w:tcW w:type="dxa" w:w="567"/>
-          </w:tcPr>
-          <w:p/>
-        </w:tc>
-        <w:tc>
-          <w:tcPr>
-            <w:tcW w:type="dxa" w:w="792"/>
-          </w:tcPr>
-          <w:p/>
-        </w:tc>
-        <w:tc>
-          <w:tcPr>
-            <w:tcW w:type="dxa" w:w="567"/>
-          </w:tcPr>
-          <w:p/>
-        </w:tc>
-        <w:tc>
-          <w:tcPr>
-            <w:tcW w:type="dxa" w:w="567"/>
-          </w:tcPr>
-          <w:p/>
-        </w:tc>
-        <w:tc>
-          <w:tcPr>
-            <w:tcW w:type="dxa" w:w="600"/>
-          </w:tcPr>
-          <w:p/>
-        </w:tc>
-        <w:tc>
-          <w:tcPr>
-            <w:tcW w:type="dxa" w:w="601"/>
-          </w:tcPr>
-          <w:p/>
-        </w:tc>
-        <w:tc>
-          <w:tcPr>
-            <w:tcW w:type="dxa" w:w="601"/>
-          </w:tcPr>
-          <w:p/>
-        </w:tc>
-        <w:tc>
-          <w:tcPr>
-            <w:tcW w:type="dxa" w:w="567"/>
-          </w:tcPr>
-          <w:p/>
-        </w:tc>
-        <w:tc>
-          <w:tcPr>
-            <w:tcW w:type="dxa" w:w="567"/>
-          </w:tcPr>
-          <w:p/>
-        </w:tc>
-        <w:tc>
-          <w:tcPr>
-            <w:tcW w:type="dxa" w:w="567"/>
-          </w:tcPr>
-          <w:p/>
-        </w:tc>
-        <w:tc>
-          <w:tcPr>
-            <w:tcW w:type="dxa" w:w="567"/>
-          </w:tcPr>
-          <w:p/>
-        </w:tc>
-        <w:tc>
-          <w:tcPr>
-            <w:tcW w:type="dxa" w:w="567"/>
-          </w:tcPr>
-          <w:p/>
-        </w:tc>
-        <w:tc>
-          <w:tcPr>
-            <w:tcW w:type="dxa" w:w="941"/>
-          </w:tcPr>
-          <w:p/>
-        </w:tc>
-        <w:tc>
-          <w:tcPr>
-            <w:tcW w:type="dxa" w:w="567"/>
+            <w:tcW w:type="dxa" w:w="900"/>
+          </w:tcPr>
+          <w:p/>
+        </w:tc>
+        <w:tc>
+          <w:tcPr>
+            <w:tcW w:type="dxa" w:w="1402"/>
+          </w:tcPr>
+          <w:p/>
+        </w:tc>
+        <w:tc>
+          <w:tcPr>
+            <w:tcW w:type="dxa" w:w="900"/>
+          </w:tcPr>
+          <w:p/>
+        </w:tc>
+        <w:tc>
+          <w:tcPr>
+            <w:tcW w:type="dxa" w:w="900"/>
+          </w:tcPr>
+          <w:p/>
+        </w:tc>
+        <w:tc>
+          <w:tcPr>
+            <w:tcW w:type="dxa" w:w="1082"/>
+          </w:tcPr>
+          <w:p/>
+        </w:tc>
+        <w:tc>
+          <w:tcPr>
+            <w:tcW w:type="dxa" w:w="1083"/>
+          </w:tcPr>
+          <w:p/>
+        </w:tc>
+        <w:tc>
+          <w:tcPr>
+            <w:tcW w:type="dxa" w:w="1083"/>
+          </w:tcPr>
+          <w:p/>
+        </w:tc>
+        <w:tc>
+          <w:tcPr>
+            <w:tcW w:type="dxa" w:w="900"/>
+          </w:tcPr>
+          <w:p/>
+        </w:tc>
+        <w:tc>
+          <w:tcPr>
+            <w:tcW w:type="dxa" w:w="900"/>
+          </w:tcPr>
+          <w:p/>
+        </w:tc>
+        <w:tc>
+          <w:tcPr>
+            <w:tcW w:type="dxa" w:w="900"/>
+          </w:tcPr>
+          <w:p/>
+        </w:tc>
+        <w:tc>
+          <w:tcPr>
+            <w:tcW w:type="dxa" w:w="900"/>
+          </w:tcPr>
+          <w:p/>
+        </w:tc>
+        <w:tc>
+          <w:tcPr>
+            <w:tcW w:type="dxa" w:w="900"/>
+          </w:tcPr>
+          <w:p/>
+        </w:tc>
+        <w:tc>
+          <w:tcPr>
+            <w:tcW w:type="dxa" w:w="1650"/>
+          </w:tcPr>
+          <w:p/>
+        </w:tc>
+        <w:tc>
+          <w:tcPr>
+            <w:tcW w:type="dxa" w:w="900"/>
           </w:tcPr>
           <w:p/>
         </w:tc>
@@ -1468,85 +1481,85 @@
       <w:tr>
         <w:tc>
           <w:tcPr>
-            <w:tcW w:type="dxa" w:w="567"/>
-          </w:tcPr>
-          <w:p/>
-        </w:tc>
-        <w:tc>
-          <w:tcPr>
-            <w:tcW w:type="dxa" w:w="792"/>
-          </w:tcPr>
-          <w:p/>
-        </w:tc>
-        <w:tc>
-          <w:tcPr>
-            <w:tcW w:type="dxa" w:w="567"/>
-          </w:tcPr>
-          <w:p/>
-        </w:tc>
-        <w:tc>
-          <w:tcPr>
-            <w:tcW w:type="dxa" w:w="567"/>
-          </w:tcPr>
-          <w:p/>
-        </w:tc>
-        <w:tc>
-          <w:tcPr>
-            <w:tcW w:type="dxa" w:w="600"/>
-          </w:tcPr>
-          <w:p/>
-        </w:tc>
-        <w:tc>
-          <w:tcPr>
-            <w:tcW w:type="dxa" w:w="601"/>
-          </w:tcPr>
-          <w:p/>
-        </w:tc>
-        <w:tc>
-          <w:tcPr>
-            <w:tcW w:type="dxa" w:w="601"/>
-          </w:tcPr>
-          <w:p/>
-        </w:tc>
-        <w:tc>
-          <w:tcPr>
-            <w:tcW w:type="dxa" w:w="567"/>
-          </w:tcPr>
-          <w:p/>
-        </w:tc>
-        <w:tc>
-          <w:tcPr>
-            <w:tcW w:type="dxa" w:w="567"/>
-          </w:tcPr>
-          <w:p/>
-        </w:tc>
-        <w:tc>
-          <w:tcPr>
-            <w:tcW w:type="dxa" w:w="567"/>
-          </w:tcPr>
-          <w:p/>
-        </w:tc>
-        <w:tc>
-          <w:tcPr>
-            <w:tcW w:type="dxa" w:w="567"/>
-          </w:tcPr>
-          <w:p/>
-        </w:tc>
-        <w:tc>
-          <w:tcPr>
-            <w:tcW w:type="dxa" w:w="567"/>
-          </w:tcPr>
-          <w:p/>
-        </w:tc>
-        <w:tc>
-          <w:tcPr>
-            <w:tcW w:type="dxa" w:w="941"/>
-          </w:tcPr>
-          <w:p/>
-        </w:tc>
-        <w:tc>
-          <w:tcPr>
-            <w:tcW w:type="dxa" w:w="567"/>
+            <w:tcW w:type="dxa" w:w="900"/>
+          </w:tcPr>
+          <w:p/>
+        </w:tc>
+        <w:tc>
+          <w:tcPr>
+            <w:tcW w:type="dxa" w:w="1402"/>
+          </w:tcPr>
+          <w:p/>
+        </w:tc>
+        <w:tc>
+          <w:tcPr>
+            <w:tcW w:type="dxa" w:w="900"/>
+          </w:tcPr>
+          <w:p/>
+        </w:tc>
+        <w:tc>
+          <w:tcPr>
+            <w:tcW w:type="dxa" w:w="900"/>
+          </w:tcPr>
+          <w:p/>
+        </w:tc>
+        <w:tc>
+          <w:tcPr>
+            <w:tcW w:type="dxa" w:w="1082"/>
+          </w:tcPr>
+          <w:p/>
+        </w:tc>
+        <w:tc>
+          <w:tcPr>
+            <w:tcW w:type="dxa" w:w="1083"/>
+          </w:tcPr>
+          <w:p/>
+        </w:tc>
+        <w:tc>
+          <w:tcPr>
+            <w:tcW w:type="dxa" w:w="1083"/>
+          </w:tcPr>
+          <w:p/>
+        </w:tc>
+        <w:tc>
+          <w:tcPr>
+            <w:tcW w:type="dxa" w:w="900"/>
+          </w:tcPr>
+          <w:p/>
+        </w:tc>
+        <w:tc>
+          <w:tcPr>
+            <w:tcW w:type="dxa" w:w="900"/>
+          </w:tcPr>
+          <w:p/>
+        </w:tc>
+        <w:tc>
+          <w:tcPr>
+            <w:tcW w:type="dxa" w:w="900"/>
+          </w:tcPr>
+          <w:p/>
+        </w:tc>
+        <w:tc>
+          <w:tcPr>
+            <w:tcW w:type="dxa" w:w="900"/>
+          </w:tcPr>
+          <w:p/>
+        </w:tc>
+        <w:tc>
+          <w:tcPr>
+            <w:tcW w:type="dxa" w:w="900"/>
+          </w:tcPr>
+          <w:p/>
+        </w:tc>
+        <w:tc>
+          <w:tcPr>
+            <w:tcW w:type="dxa" w:w="1650"/>
+          </w:tcPr>
+          <w:p/>
+        </w:tc>
+        <w:tc>
+          <w:tcPr>
+            <w:tcW w:type="dxa" w:w="900"/>
           </w:tcPr>
           <w:p/>
         </w:tc>
@@ -1554,85 +1567,85 @@
       <w:tr>
         <w:tc>
           <w:tcPr>
-            <w:tcW w:type="dxa" w:w="567"/>
-          </w:tcPr>
-          <w:p/>
-        </w:tc>
-        <w:tc>
-          <w:tcPr>
-            <w:tcW w:type="dxa" w:w="792"/>
-          </w:tcPr>
-          <w:p/>
-        </w:tc>
-        <w:tc>
-          <w:tcPr>
-            <w:tcW w:type="dxa" w:w="567"/>
-          </w:tcPr>
-          <w:p/>
-        </w:tc>
-        <w:tc>
-          <w:tcPr>
-            <w:tcW w:type="dxa" w:w="567"/>
-          </w:tcPr>
-          <w:p/>
-        </w:tc>
-        <w:tc>
-          <w:tcPr>
-            <w:tcW w:type="dxa" w:w="600"/>
-          </w:tcPr>
-          <w:p/>
-        </w:tc>
-        <w:tc>
-          <w:tcPr>
-            <w:tcW w:type="dxa" w:w="601"/>
-          </w:tcPr>
-          <w:p/>
-        </w:tc>
-        <w:tc>
-          <w:tcPr>
-            <w:tcW w:type="dxa" w:w="601"/>
-          </w:tcPr>
-          <w:p/>
-        </w:tc>
-        <w:tc>
-          <w:tcPr>
-            <w:tcW w:type="dxa" w:w="567"/>
-          </w:tcPr>
-          <w:p/>
-        </w:tc>
-        <w:tc>
-          <w:tcPr>
-            <w:tcW w:type="dxa" w:w="567"/>
-          </w:tcPr>
-          <w:p/>
-        </w:tc>
-        <w:tc>
-          <w:tcPr>
-            <w:tcW w:type="dxa" w:w="567"/>
-          </w:tcPr>
-          <w:p/>
-        </w:tc>
-        <w:tc>
-          <w:tcPr>
-            <w:tcW w:type="dxa" w:w="567"/>
-          </w:tcPr>
-          <w:p/>
-        </w:tc>
-        <w:tc>
-          <w:tcPr>
-            <w:tcW w:type="dxa" w:w="567"/>
-          </w:tcPr>
-          <w:p/>
-        </w:tc>
-        <w:tc>
-          <w:tcPr>
-            <w:tcW w:type="dxa" w:w="941"/>
-          </w:tcPr>
-          <w:p/>
-        </w:tc>
-        <w:tc>
-          <w:tcPr>
-            <w:tcW w:type="dxa" w:w="567"/>
+            <w:tcW w:type="dxa" w:w="900"/>
+          </w:tcPr>
+          <w:p/>
+        </w:tc>
+        <w:tc>
+          <w:tcPr>
+            <w:tcW w:type="dxa" w:w="1402"/>
+          </w:tcPr>
+          <w:p/>
+        </w:tc>
+        <w:tc>
+          <w:tcPr>
+            <w:tcW w:type="dxa" w:w="900"/>
+          </w:tcPr>
+          <w:p/>
+        </w:tc>
+        <w:tc>
+          <w:tcPr>
+            <w:tcW w:type="dxa" w:w="900"/>
+          </w:tcPr>
+          <w:p/>
+        </w:tc>
+        <w:tc>
+          <w:tcPr>
+            <w:tcW w:type="dxa" w:w="1082"/>
+          </w:tcPr>
+          <w:p/>
+        </w:tc>
+        <w:tc>
+          <w:tcPr>
+            <w:tcW w:type="dxa" w:w="1083"/>
+          </w:tcPr>
+          <w:p/>
+        </w:tc>
+        <w:tc>
+          <w:tcPr>
+            <w:tcW w:type="dxa" w:w="1083"/>
+          </w:tcPr>
+          <w:p/>
+        </w:tc>
+        <w:tc>
+          <w:tcPr>
+            <w:tcW w:type="dxa" w:w="900"/>
+          </w:tcPr>
+          <w:p/>
+        </w:tc>
+        <w:tc>
+          <w:tcPr>
+            <w:tcW w:type="dxa" w:w="900"/>
+          </w:tcPr>
+          <w:p/>
+        </w:tc>
+        <w:tc>
+          <w:tcPr>
+            <w:tcW w:type="dxa" w:w="900"/>
+          </w:tcPr>
+          <w:p/>
+        </w:tc>
+        <w:tc>
+          <w:tcPr>
+            <w:tcW w:type="dxa" w:w="900"/>
+          </w:tcPr>
+          <w:p/>
+        </w:tc>
+        <w:tc>
+          <w:tcPr>
+            <w:tcW w:type="dxa" w:w="900"/>
+          </w:tcPr>
+          <w:p/>
+        </w:tc>
+        <w:tc>
+          <w:tcPr>
+            <w:tcW w:type="dxa" w:w="1650"/>
+          </w:tcPr>
+          <w:p/>
+        </w:tc>
+        <w:tc>
+          <w:tcPr>
+            <w:tcW w:type="dxa" w:w="900"/>
           </w:tcPr>
           <w:p/>
         </w:tc>
@@ -1640,85 +1653,85 @@
       <w:tr>
         <w:tc>
           <w:tcPr>
-            <w:tcW w:type="dxa" w:w="567"/>
-          </w:tcPr>
-          <w:p/>
-        </w:tc>
-        <w:tc>
-          <w:tcPr>
-            <w:tcW w:type="dxa" w:w="792"/>
-          </w:tcPr>
-          <w:p/>
-        </w:tc>
-        <w:tc>
-          <w:tcPr>
-            <w:tcW w:type="dxa" w:w="567"/>
-          </w:tcPr>
-          <w:p/>
-        </w:tc>
-        <w:tc>
-          <w:tcPr>
-            <w:tcW w:type="dxa" w:w="567"/>
-          </w:tcPr>
-          <w:p/>
-        </w:tc>
-        <w:tc>
-          <w:tcPr>
-            <w:tcW w:type="dxa" w:w="600"/>
-          </w:tcPr>
-          <w:p/>
-        </w:tc>
-        <w:tc>
-          <w:tcPr>
-            <w:tcW w:type="dxa" w:w="601"/>
-          </w:tcPr>
-          <w:p/>
-        </w:tc>
-        <w:tc>
-          <w:tcPr>
-            <w:tcW w:type="dxa" w:w="601"/>
-          </w:tcPr>
-          <w:p/>
-        </w:tc>
-        <w:tc>
-          <w:tcPr>
-            <w:tcW w:type="dxa" w:w="567"/>
-          </w:tcPr>
-          <w:p/>
-        </w:tc>
-        <w:tc>
-          <w:tcPr>
-            <w:tcW w:type="dxa" w:w="567"/>
-          </w:tcPr>
-          <w:p/>
-        </w:tc>
-        <w:tc>
-          <w:tcPr>
-            <w:tcW w:type="dxa" w:w="567"/>
-          </w:tcPr>
-          <w:p/>
-        </w:tc>
-        <w:tc>
-          <w:tcPr>
-            <w:tcW w:type="dxa" w:w="567"/>
-          </w:tcPr>
-          <w:p/>
-        </w:tc>
-        <w:tc>
-          <w:tcPr>
-            <w:tcW w:type="dxa" w:w="567"/>
-          </w:tcPr>
-          <w:p/>
-        </w:tc>
-        <w:tc>
-          <w:tcPr>
-            <w:tcW w:type="dxa" w:w="941"/>
-          </w:tcPr>
-          <w:p/>
-        </w:tc>
-        <w:tc>
-          <w:tcPr>
-            <w:tcW w:type="dxa" w:w="567"/>
+            <w:tcW w:type="dxa" w:w="900"/>
+          </w:tcPr>
+          <w:p/>
+        </w:tc>
+        <w:tc>
+          <w:tcPr>
+            <w:tcW w:type="dxa" w:w="1402"/>
+          </w:tcPr>
+          <w:p/>
+        </w:tc>
+        <w:tc>
+          <w:tcPr>
+            <w:tcW w:type="dxa" w:w="900"/>
+          </w:tcPr>
+          <w:p/>
+        </w:tc>
+        <w:tc>
+          <w:tcPr>
+            <w:tcW w:type="dxa" w:w="900"/>
+          </w:tcPr>
+          <w:p/>
+        </w:tc>
+        <w:tc>
+          <w:tcPr>
+            <w:tcW w:type="dxa" w:w="1082"/>
+          </w:tcPr>
+          <w:p/>
+        </w:tc>
+        <w:tc>
+          <w:tcPr>
+            <w:tcW w:type="dxa" w:w="1083"/>
+          </w:tcPr>
+          <w:p/>
+        </w:tc>
+        <w:tc>
+          <w:tcPr>
+            <w:tcW w:type="dxa" w:w="1083"/>
+          </w:tcPr>
+          <w:p/>
+        </w:tc>
+        <w:tc>
+          <w:tcPr>
+            <w:tcW w:type="dxa" w:w="900"/>
+          </w:tcPr>
+          <w:p/>
+        </w:tc>
+        <w:tc>
+          <w:tcPr>
+            <w:tcW w:type="dxa" w:w="900"/>
+          </w:tcPr>
+          <w:p/>
+        </w:tc>
+        <w:tc>
+          <w:tcPr>
+            <w:tcW w:type="dxa" w:w="900"/>
+          </w:tcPr>
+          <w:p/>
+        </w:tc>
+        <w:tc>
+          <w:tcPr>
+            <w:tcW w:type="dxa" w:w="900"/>
+          </w:tcPr>
+          <w:p/>
+        </w:tc>
+        <w:tc>
+          <w:tcPr>
+            <w:tcW w:type="dxa" w:w="900"/>
+          </w:tcPr>
+          <w:p/>
+        </w:tc>
+        <w:tc>
+          <w:tcPr>
+            <w:tcW w:type="dxa" w:w="1650"/>
+          </w:tcPr>
+          <w:p/>
+        </w:tc>
+        <w:tc>
+          <w:tcPr>
+            <w:tcW w:type="dxa" w:w="900"/>
           </w:tcPr>
           <w:p/>
         </w:tc>
@@ -1726,7 +1739,7 @@
       <w:tr>
         <w:tc>
           <w:tcPr>
-            <w:tcW w:type="dxa" w:w="567"/>
+            <w:tcW w:type="dxa" w:w="900"/>
           </w:tcPr>
           <w:p>
             <w:r>
@@ -1739,7 +1752,7 @@
         </w:tc>
         <w:tc>
           <w:tcPr>
-            <w:tcW w:type="dxa" w:w="792"/>
+            <w:tcW w:type="dxa" w:w="1402"/>
           </w:tcPr>
           <w:p>
             <w:r>
@@ -1752,7 +1765,7 @@
         </w:tc>
         <w:tc>
           <w:tcPr>
-            <w:tcW w:type="dxa" w:w="567"/>
+            <w:tcW w:type="dxa" w:w="900"/>
           </w:tcPr>
           <w:p>
             <w:r>
@@ -1765,7 +1778,7 @@
         </w:tc>
         <w:tc>
           <w:tcPr>
-            <w:tcW w:type="dxa" w:w="567"/>
+            <w:tcW w:type="dxa" w:w="900"/>
           </w:tcPr>
           <w:p>
             <w:r>
@@ -1778,7 +1791,7 @@
         </w:tc>
         <w:tc>
           <w:tcPr>
-            <w:tcW w:type="dxa" w:w="600"/>
+            <w:tcW w:type="dxa" w:w="1082"/>
           </w:tcPr>
           <w:p>
             <w:r>
@@ -1791,7 +1804,7 @@
         </w:tc>
         <w:tc>
           <w:tcPr>
-            <w:tcW w:type="dxa" w:w="601"/>
+            <w:tcW w:type="dxa" w:w="1083"/>
           </w:tcPr>
           <w:p>
             <w:r>
@@ -1804,7 +1817,7 @@
         </w:tc>
         <w:tc>
           <w:tcPr>
-            <w:tcW w:type="dxa" w:w="601"/>
+            <w:tcW w:type="dxa" w:w="1083"/>
           </w:tcPr>
           <w:p>
             <w:r>
@@ -1817,7 +1830,7 @@
         </w:tc>
         <w:tc>
           <w:tcPr>
-            <w:tcW w:type="dxa" w:w="567"/>
+            <w:tcW w:type="dxa" w:w="900"/>
           </w:tcPr>
           <w:p>
             <w:r>
@@ -1830,7 +1843,7 @@
         </w:tc>
         <w:tc>
           <w:tcPr>
-            <w:tcW w:type="dxa" w:w="567"/>
+            <w:tcW w:type="dxa" w:w="900"/>
           </w:tcPr>
           <w:p>
             <w:r>
@@ -1843,7 +1856,7 @@
         </w:tc>
         <w:tc>
           <w:tcPr>
-            <w:tcW w:type="dxa" w:w="567"/>
+            <w:tcW w:type="dxa" w:w="900"/>
           </w:tcPr>
           <w:p>
             <w:r>
@@ -1856,7 +1869,7 @@
         </w:tc>
         <w:tc>
           <w:tcPr>
-            <w:tcW w:type="dxa" w:w="567"/>
+            <w:tcW w:type="dxa" w:w="900"/>
           </w:tcPr>
           <w:p>
             <w:r>
@@ -1869,7 +1882,7 @@
         </w:tc>
         <w:tc>
           <w:tcPr>
-            <w:tcW w:type="dxa" w:w="567"/>
+            <w:tcW w:type="dxa" w:w="900"/>
           </w:tcPr>
           <w:p>
             <w:r>
@@ -1882,7 +1895,7 @@
         </w:tc>
         <w:tc>
           <w:tcPr>
-            <w:tcW w:type="dxa" w:w="941"/>
+            <w:tcW w:type="dxa" w:w="1650"/>
           </w:tcPr>
           <w:p>
             <w:r>
@@ -1895,7 +1908,7 @@
         </w:tc>
         <w:tc>
           <w:tcPr>
-            <w:tcW w:type="dxa" w:w="567"/>
+            <w:tcW w:type="dxa" w:w="900"/>
           </w:tcPr>
           <w:p>
             <w:r>
@@ -1908,6 +1921,19 @@
         </w:tc>
       </w:tr>
     </w:tbl>
+    <w:p>
+      <w:pPr>
+        <w:spacing w:before="0" w:after="0" w:line="20" w:lineRule="exact"/>
+        <w:rPr>
+          <w:sz w:val="2"/>
+          <w:szCs w:val="2"/>
+        </w:rPr>
+        <w:sectPr>
+          <w:pgSz w:w="15840" w:h="12240" w:orient="landscape"/>
+          <w:pgMar w:top="1440" w:right="720" w:bottom="1440" w:left="720"/>
+        </w:sectPr>
+      </w:pPr>
+    </w:p>
     <w:p/>
     <w:p>
       <w:pPr>

--- a/app/templates/PLI_M15.docx
+++ b/app/templates/PLI_M15.docx
@@ -902,86 +902,9 @@
     </w:p>
     <w:p>
       <w:pPr>
-        <w:spacing w:before="120"/>
-      </w:pPr>
-      <w:r>
-        <w:rPr>
-          <w:rFonts w:ascii="Arial" w:hAnsi="Arial" w:cs="Arial"/>
-          <w:sz w:val="24"/>
-          <w:sz-cs w:val="24"/>
-        </w:rPr>
-        <w:t xml:space="preserve">- Mô hình tổ chức công ty:</w:t>
-      </w:r>
-    </w:p>
-    <w:p>
-      <w:pPr>
-        <w:spacing w:before="120"/>
-      </w:pPr>
-      <w:r>
-        <w:rPr>
-          <w:rFonts w:ascii="Arial" w:hAnsi="Arial" w:cs="Arial"/>
-          <w:sz w:val="24"/>
-          <w:sz-cs w:val="24"/>
-        </w:rPr>
-        <w:t xml:space="preserve">Hội đồng thành viên, Giám đốc hoặc Tổng Giám đốc</w:t>
-      </w:r>
-    </w:p>
-    <w:p>
-      <w:pPr>
-        <w:spacing w:before="120"/>
-      </w:pPr>
-      <w:r>
-        <w:rPr>
-          <w:rFonts w:ascii="Arial" w:hAnsi="Arial" w:cs="Arial"/>
-          <w:sz w:val="24"/>
-          <w:sz-cs w:val="24"/>
-        </w:rPr>
-        <w:t>{chk_auto_hoi_dong_thanh_vien_giam_doc_hoac_tong_g}</w:t>
-      </w:r>
-    </w:p>
-    <w:p>
-      <w:pPr>
-        <w:spacing w:before="120"/>
-      </w:pPr>
-      <w:r>
-        <w:rPr>
-          <w:rFonts w:ascii="Arial" w:hAnsi="Arial" w:cs="Arial"/>
-          <w:sz w:val="24"/>
-          <w:sz-cs w:val="24"/>
-        </w:rPr>
-        <w:t xml:space="preserve">Chủ tịch công ty, Giám đốc hoặc Tổng Giám đốc</w:t>
-      </w:r>
-    </w:p>
-    <w:p>
-      <w:pPr>
-        <w:spacing w:before="120"/>
-      </w:pPr>
-      <w:r>
-        <w:rPr>
-          <w:rFonts w:ascii="Arial" w:hAnsi="Arial" w:cs="Arial"/>
-          <w:sz w:val="24"/>
-          <w:sz-cs w:val="24"/>
-        </w:rPr>
-        <w:t>{chk_auto_chu_tich_cong_ty_giam_doc_hoac_tong_giam}</w:t>
-      </w:r>
-    </w:p>
-    <w:p>
-      <w:pPr>
-        <w:spacing w:before="120"/>
-      </w:pPr>
-      <w:r>
-        <w:rPr>
-          <w:rFonts w:ascii="Arial" w:hAnsi="Arial" w:cs="Arial"/>
-          <w:sz w:val="24"/>
-          <w:sz-cs w:val="24"/>
-        </w:rPr>
-        <w:t xml:space="preserve">- Thông tin về người đại diện theo pháp luật/người đại diện theo ủy quyền của chủ sở hữu:</w:t>
-      </w:r>
-    </w:p>
-    <w:p>
-      <w:pPr>
         <w:spacing w:before="0" w:after="0" w:line="20" w:lineRule="exact"/>
         <w:rPr>
+          <w:vanish/>
           <w:sz w:val="2"/>
           <w:szCs w:val="2"/>
         </w:rPr>
@@ -990,6 +913,84 @@
           <w:pgMar w:top="1440" w:right="1800" w:bottom="1440" w:left="1800"/>
         </w:sectPr>
       </w:pPr>
+    </w:p>
+    <w:p>
+      <w:pPr>
+        <w:spacing w:before="120"/>
+      </w:pPr>
+      <w:r>
+        <w:rPr>
+          <w:rFonts w:ascii="Arial" w:hAnsi="Arial" w:cs="Arial"/>
+          <w:sz w:val="24"/>
+          <w:sz-cs w:val="24"/>
+        </w:rPr>
+        <w:t xml:space="preserve">- Mô hình tổ chức công ty:</w:t>
+      </w:r>
+    </w:p>
+    <w:p>
+      <w:pPr>
+        <w:spacing w:before="120"/>
+      </w:pPr>
+      <w:r>
+        <w:rPr>
+          <w:rFonts w:ascii="Arial" w:hAnsi="Arial" w:cs="Arial"/>
+          <w:sz w:val="24"/>
+          <w:sz-cs w:val="24"/>
+        </w:rPr>
+        <w:t xml:space="preserve">Hội đồng thành viên, Giám đốc hoặc Tổng Giám đốc</w:t>
+      </w:r>
+    </w:p>
+    <w:p>
+      <w:pPr>
+        <w:spacing w:before="120"/>
+      </w:pPr>
+      <w:r>
+        <w:rPr>
+          <w:rFonts w:ascii="Arial" w:hAnsi="Arial" w:cs="Arial"/>
+          <w:sz w:val="24"/>
+          <w:sz-cs w:val="24"/>
+        </w:rPr>
+        <w:t>{chk_auto_hoi_dong_thanh_vien_giam_doc_hoac_tong_g}</w:t>
+      </w:r>
+    </w:p>
+    <w:p>
+      <w:pPr>
+        <w:spacing w:before="120"/>
+      </w:pPr>
+      <w:r>
+        <w:rPr>
+          <w:rFonts w:ascii="Arial" w:hAnsi="Arial" w:cs="Arial"/>
+          <w:sz w:val="24"/>
+          <w:sz-cs w:val="24"/>
+        </w:rPr>
+        <w:t xml:space="preserve">Chủ tịch công ty, Giám đốc hoặc Tổng Giám đốc</w:t>
+      </w:r>
+    </w:p>
+    <w:p>
+      <w:pPr>
+        <w:spacing w:before="120"/>
+      </w:pPr>
+      <w:r>
+        <w:rPr>
+          <w:rFonts w:ascii="Arial" w:hAnsi="Arial" w:cs="Arial"/>
+          <w:sz w:val="24"/>
+          <w:sz-cs w:val="24"/>
+        </w:rPr>
+        <w:t>{chk_auto_chu_tich_cong_ty_giam_doc_hoac_tong_giam}</w:t>
+      </w:r>
+    </w:p>
+    <w:p>
+      <w:pPr>
+        <w:spacing w:before="120"/>
+      </w:pPr>
+      <w:r>
+        <w:rPr>
+          <w:rFonts w:ascii="Arial" w:hAnsi="Arial" w:cs="Arial"/>
+          <w:sz w:val="24"/>
+          <w:sz-cs w:val="24"/>
+        </w:rPr>
+        <w:t xml:space="preserve">- Thông tin về người đại diện theo pháp luật/người đại diện theo ủy quyền của chủ sở hữu:</w:t>
+      </w:r>
     </w:p>
     <w:tbl xmlns:ns0="urn:orca:p1b-temp">
       <w:tblPr>
@@ -1925,6 +1926,7 @@
       <w:pPr>
         <w:spacing w:before="0" w:after="0" w:line="20" w:lineRule="exact"/>
         <w:rPr>
+          <w:vanish/>
           <w:sz w:val="2"/>
           <w:szCs w:val="2"/>
         </w:rPr>

--- a/app/templates/PLI_M15.docx
+++ b/app/templates/PLI_M15.docx
@@ -937,6 +937,14 @@
           <w:sz w:val="24"/>
           <w:sz-cs w:val="24"/>
         </w:rPr>
+        <w:t xml:space="preserve">{chk_auto_hoi_dong_thanh_vien_giam_doc_hoac_tong_g} </w:t>
+      </w:r>
+      <w:r>
+        <w:rPr>
+          <w:rFonts w:ascii="Arial" w:hAnsi="Arial" w:cs="Arial"/>
+          <w:sz w:val="24"/>
+          <w:sz-cs w:val="24"/>
+        </w:rPr>
         <w:t xml:space="preserve">Hội đồng thành viên, Giám đốc hoặc Tổng Giám đốc</w:t>
       </w:r>
     </w:p>
@@ -950,13 +958,8 @@
           <w:sz w:val="24"/>
           <w:sz-cs w:val="24"/>
         </w:rPr>
-        <w:t>{chk_auto_hoi_dong_thanh_vien_giam_doc_hoac_tong_g}</w:t>
-      </w:r>
-    </w:p>
-    <w:p>
-      <w:pPr>
-        <w:spacing w:before="120"/>
-      </w:pPr>
+        <w:t xml:space="preserve">{chk_auto_chu_tich_cong_ty_giam_doc_hoac_tong_giam} </w:t>
+      </w:r>
       <w:r>
         <w:rPr>
           <w:rFonts w:ascii="Arial" w:hAnsi="Arial" w:cs="Arial"/>
@@ -964,19 +967,6 @@
           <w:sz-cs w:val="24"/>
         </w:rPr>
         <w:t xml:space="preserve">Chủ tịch công ty, Giám đốc hoặc Tổng Giám đốc</w:t>
-      </w:r>
-    </w:p>
-    <w:p>
-      <w:pPr>
-        <w:spacing w:before="120"/>
-      </w:pPr>
-      <w:r>
-        <w:rPr>
-          <w:rFonts w:ascii="Arial" w:hAnsi="Arial" w:cs="Arial"/>
-          <w:sz w:val="24"/>
-          <w:sz-cs w:val="24"/>
-        </w:rPr>
-        <w:t>{chk_auto_chu_tich_cong_ty_giam_doc_hoac_tong_giam}</w:t>
       </w:r>
     </w:p>
     <w:p>

--- a/app/templates/PLI_M15.docx
+++ b/app/templates/PLI_M15.docx
@@ -997,18 +997,18 @@
       </w:tblPr>
       <w:tblGrid>
         <w:gridCol w:w="900"/>
-        <w:gridCol w:w="1402"/>
+        <w:gridCol w:w="1157"/>
+        <w:gridCol w:w="941"/>
         <w:gridCol w:w="900"/>
+        <w:gridCol w:w="1375"/>
+        <w:gridCol w:w="901"/>
+        <w:gridCol w:w="909"/>
+        <w:gridCol w:w="1124"/>
+        <w:gridCol w:w="909"/>
+        <w:gridCol w:w="1070"/>
+        <w:gridCol w:w="1257"/>
         <w:gridCol w:w="900"/>
-        <w:gridCol w:w="1082"/>
-        <w:gridCol w:w="1083"/>
-        <w:gridCol w:w="1083"/>
-        <w:gridCol w:w="900"/>
-        <w:gridCol w:w="900"/>
-        <w:gridCol w:w="900"/>
-        <w:gridCol w:w="900"/>
-        <w:gridCol w:w="900"/>
-        <w:gridCol w:w="1650"/>
+        <w:gridCol w:w="1157"/>
         <w:gridCol w:w="900"/>
       </w:tblGrid>
       <w:tr>
@@ -1028,7 +1028,7 @@
         </w:tc>
         <w:tc>
           <w:tcPr>
-            <w:tcW w:type="dxa" w:w="1402"/>
+            <w:tcW w:type="dxa" w:w="1157"/>
             <w:vMerge w:val="restart"/>
           </w:tcPr>
           <w:p>
@@ -1042,7 +1042,7 @@
         </w:tc>
         <w:tc>
           <w:tcPr>
-            <w:tcW w:type="dxa" w:w="900"/>
+            <w:tcW w:type="dxa" w:w="941"/>
             <w:vMerge w:val="restart"/>
           </w:tcPr>
           <w:p>
@@ -1070,7 +1070,7 @@
         </w:tc>
         <w:tc>
           <w:tcPr>
-            <w:tcW w:type="dxa" w:w="3248"/>
+            <w:tcW w:type="dxa" w:w="3185"/>
             <w:gridSpan w:val="3"/>
           </w:tcPr>
           <w:p>
@@ -1084,7 +1084,7 @@
         </w:tc>
         <w:tc>
           <w:tcPr>
-            <w:tcW w:type="dxa" w:w="900"/>
+            <w:tcW w:type="dxa" w:w="1124"/>
             <w:vMerge w:val="restart"/>
           </w:tcPr>
           <w:p>
@@ -1098,7 +1098,7 @@
         </w:tc>
         <w:tc>
           <w:tcPr>
-            <w:tcW w:type="dxa" w:w="900"/>
+            <w:tcW w:type="dxa" w:w="909"/>
             <w:vMerge w:val="restart"/>
           </w:tcPr>
           <w:p>
@@ -1112,7 +1112,7 @@
         </w:tc>
         <w:tc>
           <w:tcPr>
-            <w:tcW w:type="dxa" w:w="900"/>
+            <w:tcW w:type="dxa" w:w="1070"/>
             <w:vMerge w:val="restart"/>
           </w:tcPr>
           <w:p>
@@ -1126,7 +1126,7 @@
         </w:tc>
         <w:tc>
           <w:tcPr>
-            <w:tcW w:type="dxa" w:w="1800"/>
+            <w:tcW w:type="dxa" w:w="2157"/>
             <w:gridSpan w:val="2"/>
           </w:tcPr>
           <w:p>
@@ -1140,7 +1140,7 @@
         </w:tc>
         <w:tc>
           <w:tcPr>
-            <w:tcW w:type="dxa" w:w="1650"/>
+            <w:tcW w:type="dxa" w:w="1157"/>
             <w:vMerge w:val="restart"/>
           </w:tcPr>
           <w:p>
@@ -1177,14 +1177,14 @@
         </w:tc>
         <w:tc>
           <w:tcPr>
-            <w:tcW w:type="dxa" w:w="1402"/>
+            <w:tcW w:type="dxa" w:w="1157"/>
             <w:vMerge/>
           </w:tcPr>
           <w:p/>
         </w:tc>
         <w:tc>
           <w:tcPr>
-            <w:tcW w:type="dxa" w:w="900"/>
+            <w:tcW w:type="dxa" w:w="941"/>
             <w:vMerge/>
           </w:tcPr>
           <w:p/>
@@ -1198,7 +1198,7 @@
         </w:tc>
         <w:tc>
           <w:tcPr>
-            <w:tcW w:type="dxa" w:w="1082"/>
+            <w:tcW w:type="dxa" w:w="1375"/>
           </w:tcPr>
           <w:p>
             <w:r>
@@ -1211,7 +1211,7 @@
         </w:tc>
         <w:tc>
           <w:tcPr>
-            <w:tcW w:type="dxa" w:w="1083"/>
+            <w:tcW w:type="dxa" w:w="901"/>
           </w:tcPr>
           <w:p>
             <w:r>
@@ -1224,7 +1224,7 @@
         </w:tc>
         <w:tc>
           <w:tcPr>
-            <w:tcW w:type="dxa" w:w="1083"/>
+            <w:tcW w:type="dxa" w:w="909"/>
           </w:tcPr>
           <w:p>
             <w:r>
@@ -1237,28 +1237,28 @@
         </w:tc>
         <w:tc>
           <w:tcPr>
-            <w:tcW w:type="dxa" w:w="900"/>
+            <w:tcW w:type="dxa" w:w="1124"/>
             <w:vMerge/>
           </w:tcPr>
           <w:p/>
         </w:tc>
         <w:tc>
           <w:tcPr>
-            <w:tcW w:type="dxa" w:w="900"/>
+            <w:tcW w:type="dxa" w:w="909"/>
             <w:vMerge/>
           </w:tcPr>
           <w:p/>
         </w:tc>
         <w:tc>
           <w:tcPr>
-            <w:tcW w:type="dxa" w:w="900"/>
+            <w:tcW w:type="dxa" w:w="1070"/>
             <w:vMerge/>
           </w:tcPr>
           <w:p/>
         </w:tc>
         <w:tc>
           <w:tcPr>
-            <w:tcW w:type="dxa" w:w="900"/>
+            <w:tcW w:type="dxa" w:w="1257"/>
           </w:tcPr>
           <w:p>
             <w:r>
@@ -1284,7 +1284,7 @@
         </w:tc>
         <w:tc>
           <w:tcPr>
-            <w:tcW w:type="dxa" w:w="1650"/>
+            <w:tcW w:type="dxa" w:w="1157"/>
             <w:vMerge/>
           </w:tcPr>
           <w:p/>
@@ -1306,73 +1306,73 @@
         </w:tc>
         <w:tc>
           <w:tcPr>
-            <w:tcW w:type="dxa" w:w="1402"/>
-          </w:tcPr>
-          <w:p/>
-        </w:tc>
-        <w:tc>
-          <w:tcPr>
-            <w:tcW w:type="dxa" w:w="900"/>
-          </w:tcPr>
-          <w:p/>
-        </w:tc>
-        <w:tc>
-          <w:tcPr>
-            <w:tcW w:type="dxa" w:w="900"/>
-          </w:tcPr>
-          <w:p/>
-        </w:tc>
-        <w:tc>
-          <w:tcPr>
-            <w:tcW w:type="dxa" w:w="1082"/>
-          </w:tcPr>
-          <w:p/>
-        </w:tc>
-        <w:tc>
-          <w:tcPr>
-            <w:tcW w:type="dxa" w:w="1083"/>
-          </w:tcPr>
-          <w:p/>
-        </w:tc>
-        <w:tc>
-          <w:tcPr>
-            <w:tcW w:type="dxa" w:w="1083"/>
-          </w:tcPr>
-          <w:p/>
-        </w:tc>
-        <w:tc>
-          <w:tcPr>
-            <w:tcW w:type="dxa" w:w="900"/>
-          </w:tcPr>
-          <w:p/>
-        </w:tc>
-        <w:tc>
-          <w:tcPr>
-            <w:tcW w:type="dxa" w:w="900"/>
-          </w:tcPr>
-          <w:p/>
-        </w:tc>
-        <w:tc>
-          <w:tcPr>
-            <w:tcW w:type="dxa" w:w="900"/>
-          </w:tcPr>
-          <w:p/>
-        </w:tc>
-        <w:tc>
-          <w:tcPr>
-            <w:tcW w:type="dxa" w:w="900"/>
-          </w:tcPr>
-          <w:p/>
-        </w:tc>
-        <w:tc>
-          <w:tcPr>
-            <w:tcW w:type="dxa" w:w="900"/>
-          </w:tcPr>
-          <w:p/>
-        </w:tc>
-        <w:tc>
-          <w:tcPr>
-            <w:tcW w:type="dxa" w:w="1650"/>
+            <w:tcW w:type="dxa" w:w="1157"/>
+          </w:tcPr>
+          <w:p/>
+        </w:tc>
+        <w:tc>
+          <w:tcPr>
+            <w:tcW w:type="dxa" w:w="941"/>
+          </w:tcPr>
+          <w:p/>
+        </w:tc>
+        <w:tc>
+          <w:tcPr>
+            <w:tcW w:type="dxa" w:w="900"/>
+          </w:tcPr>
+          <w:p/>
+        </w:tc>
+        <w:tc>
+          <w:tcPr>
+            <w:tcW w:type="dxa" w:w="1375"/>
+          </w:tcPr>
+          <w:p/>
+        </w:tc>
+        <w:tc>
+          <w:tcPr>
+            <w:tcW w:type="dxa" w:w="901"/>
+          </w:tcPr>
+          <w:p/>
+        </w:tc>
+        <w:tc>
+          <w:tcPr>
+            <w:tcW w:type="dxa" w:w="909"/>
+          </w:tcPr>
+          <w:p/>
+        </w:tc>
+        <w:tc>
+          <w:tcPr>
+            <w:tcW w:type="dxa" w:w="1124"/>
+          </w:tcPr>
+          <w:p/>
+        </w:tc>
+        <w:tc>
+          <w:tcPr>
+            <w:tcW w:type="dxa" w:w="909"/>
+          </w:tcPr>
+          <w:p/>
+        </w:tc>
+        <w:tc>
+          <w:tcPr>
+            <w:tcW w:type="dxa" w:w="1070"/>
+          </w:tcPr>
+          <w:p/>
+        </w:tc>
+        <w:tc>
+          <w:tcPr>
+            <w:tcW w:type="dxa" w:w="1257"/>
+          </w:tcPr>
+          <w:p/>
+        </w:tc>
+        <w:tc>
+          <w:tcPr>
+            <w:tcW w:type="dxa" w:w="900"/>
+          </w:tcPr>
+          <w:p/>
+        </w:tc>
+        <w:tc>
+          <w:tcPr>
+            <w:tcW w:type="dxa" w:w="1157"/>
           </w:tcPr>
           <w:p/>
         </w:tc>
@@ -1392,73 +1392,73 @@
         </w:tc>
         <w:tc>
           <w:tcPr>
-            <w:tcW w:type="dxa" w:w="1402"/>
-          </w:tcPr>
-          <w:p/>
-        </w:tc>
-        <w:tc>
-          <w:tcPr>
-            <w:tcW w:type="dxa" w:w="900"/>
-          </w:tcPr>
-          <w:p/>
-        </w:tc>
-        <w:tc>
-          <w:tcPr>
-            <w:tcW w:type="dxa" w:w="900"/>
-          </w:tcPr>
-          <w:p/>
-        </w:tc>
-        <w:tc>
-          <w:tcPr>
-            <w:tcW w:type="dxa" w:w="1082"/>
-          </w:tcPr>
-          <w:p/>
-        </w:tc>
-        <w:tc>
-          <w:tcPr>
-            <w:tcW w:type="dxa" w:w="1083"/>
-          </w:tcPr>
-          <w:p/>
-        </w:tc>
-        <w:tc>
-          <w:tcPr>
-            <w:tcW w:type="dxa" w:w="1083"/>
-          </w:tcPr>
-          <w:p/>
-        </w:tc>
-        <w:tc>
-          <w:tcPr>
-            <w:tcW w:type="dxa" w:w="900"/>
-          </w:tcPr>
-          <w:p/>
-        </w:tc>
-        <w:tc>
-          <w:tcPr>
-            <w:tcW w:type="dxa" w:w="900"/>
-          </w:tcPr>
-          <w:p/>
-        </w:tc>
-        <w:tc>
-          <w:tcPr>
-            <w:tcW w:type="dxa" w:w="900"/>
-          </w:tcPr>
-          <w:p/>
-        </w:tc>
-        <w:tc>
-          <w:tcPr>
-            <w:tcW w:type="dxa" w:w="900"/>
-          </w:tcPr>
-          <w:p/>
-        </w:tc>
-        <w:tc>
-          <w:tcPr>
-            <w:tcW w:type="dxa" w:w="900"/>
-          </w:tcPr>
-          <w:p/>
-        </w:tc>
-        <w:tc>
-          <w:tcPr>
-            <w:tcW w:type="dxa" w:w="1650"/>
+            <w:tcW w:type="dxa" w:w="1157"/>
+          </w:tcPr>
+          <w:p/>
+        </w:tc>
+        <w:tc>
+          <w:tcPr>
+            <w:tcW w:type="dxa" w:w="941"/>
+          </w:tcPr>
+          <w:p/>
+        </w:tc>
+        <w:tc>
+          <w:tcPr>
+            <w:tcW w:type="dxa" w:w="900"/>
+          </w:tcPr>
+          <w:p/>
+        </w:tc>
+        <w:tc>
+          <w:tcPr>
+            <w:tcW w:type="dxa" w:w="1375"/>
+          </w:tcPr>
+          <w:p/>
+        </w:tc>
+        <w:tc>
+          <w:tcPr>
+            <w:tcW w:type="dxa" w:w="901"/>
+          </w:tcPr>
+          <w:p/>
+        </w:tc>
+        <w:tc>
+          <w:tcPr>
+            <w:tcW w:type="dxa" w:w="909"/>
+          </w:tcPr>
+          <w:p/>
+        </w:tc>
+        <w:tc>
+          <w:tcPr>
+            <w:tcW w:type="dxa" w:w="1124"/>
+          </w:tcPr>
+          <w:p/>
+        </w:tc>
+        <w:tc>
+          <w:tcPr>
+            <w:tcW w:type="dxa" w:w="909"/>
+          </w:tcPr>
+          <w:p/>
+        </w:tc>
+        <w:tc>
+          <w:tcPr>
+            <w:tcW w:type="dxa" w:w="1070"/>
+          </w:tcPr>
+          <w:p/>
+        </w:tc>
+        <w:tc>
+          <w:tcPr>
+            <w:tcW w:type="dxa" w:w="1257"/>
+          </w:tcPr>
+          <w:p/>
+        </w:tc>
+        <w:tc>
+          <w:tcPr>
+            <w:tcW w:type="dxa" w:w="900"/>
+          </w:tcPr>
+          <w:p/>
+        </w:tc>
+        <w:tc>
+          <w:tcPr>
+            <w:tcW w:type="dxa" w:w="1157"/>
           </w:tcPr>
           <w:p/>
         </w:tc>
@@ -1478,73 +1478,73 @@
         </w:tc>
         <w:tc>
           <w:tcPr>
-            <w:tcW w:type="dxa" w:w="1402"/>
-          </w:tcPr>
-          <w:p/>
-        </w:tc>
-        <w:tc>
-          <w:tcPr>
-            <w:tcW w:type="dxa" w:w="900"/>
-          </w:tcPr>
-          <w:p/>
-        </w:tc>
-        <w:tc>
-          <w:tcPr>
-            <w:tcW w:type="dxa" w:w="900"/>
-          </w:tcPr>
-          <w:p/>
-        </w:tc>
-        <w:tc>
-          <w:tcPr>
-            <w:tcW w:type="dxa" w:w="1082"/>
-          </w:tcPr>
-          <w:p/>
-        </w:tc>
-        <w:tc>
-          <w:tcPr>
-            <w:tcW w:type="dxa" w:w="1083"/>
-          </w:tcPr>
-          <w:p/>
-        </w:tc>
-        <w:tc>
-          <w:tcPr>
-            <w:tcW w:type="dxa" w:w="1083"/>
-          </w:tcPr>
-          <w:p/>
-        </w:tc>
-        <w:tc>
-          <w:tcPr>
-            <w:tcW w:type="dxa" w:w="900"/>
-          </w:tcPr>
-          <w:p/>
-        </w:tc>
-        <w:tc>
-          <w:tcPr>
-            <w:tcW w:type="dxa" w:w="900"/>
-          </w:tcPr>
-          <w:p/>
-        </w:tc>
-        <w:tc>
-          <w:tcPr>
-            <w:tcW w:type="dxa" w:w="900"/>
-          </w:tcPr>
-          <w:p/>
-        </w:tc>
-        <w:tc>
-          <w:tcPr>
-            <w:tcW w:type="dxa" w:w="900"/>
-          </w:tcPr>
-          <w:p/>
-        </w:tc>
-        <w:tc>
-          <w:tcPr>
-            <w:tcW w:type="dxa" w:w="900"/>
-          </w:tcPr>
-          <w:p/>
-        </w:tc>
-        <w:tc>
-          <w:tcPr>
-            <w:tcW w:type="dxa" w:w="1650"/>
+            <w:tcW w:type="dxa" w:w="1157"/>
+          </w:tcPr>
+          <w:p/>
+        </w:tc>
+        <w:tc>
+          <w:tcPr>
+            <w:tcW w:type="dxa" w:w="941"/>
+          </w:tcPr>
+          <w:p/>
+        </w:tc>
+        <w:tc>
+          <w:tcPr>
+            <w:tcW w:type="dxa" w:w="900"/>
+          </w:tcPr>
+          <w:p/>
+        </w:tc>
+        <w:tc>
+          <w:tcPr>
+            <w:tcW w:type="dxa" w:w="1375"/>
+          </w:tcPr>
+          <w:p/>
+        </w:tc>
+        <w:tc>
+          <w:tcPr>
+            <w:tcW w:type="dxa" w:w="901"/>
+          </w:tcPr>
+          <w:p/>
+        </w:tc>
+        <w:tc>
+          <w:tcPr>
+            <w:tcW w:type="dxa" w:w="909"/>
+          </w:tcPr>
+          <w:p/>
+        </w:tc>
+        <w:tc>
+          <w:tcPr>
+            <w:tcW w:type="dxa" w:w="1124"/>
+          </w:tcPr>
+          <w:p/>
+        </w:tc>
+        <w:tc>
+          <w:tcPr>
+            <w:tcW w:type="dxa" w:w="909"/>
+          </w:tcPr>
+          <w:p/>
+        </w:tc>
+        <w:tc>
+          <w:tcPr>
+            <w:tcW w:type="dxa" w:w="1070"/>
+          </w:tcPr>
+          <w:p/>
+        </w:tc>
+        <w:tc>
+          <w:tcPr>
+            <w:tcW w:type="dxa" w:w="1257"/>
+          </w:tcPr>
+          <w:p/>
+        </w:tc>
+        <w:tc>
+          <w:tcPr>
+            <w:tcW w:type="dxa" w:w="900"/>
+          </w:tcPr>
+          <w:p/>
+        </w:tc>
+        <w:tc>
+          <w:tcPr>
+            <w:tcW w:type="dxa" w:w="1157"/>
           </w:tcPr>
           <w:p/>
         </w:tc>
@@ -1564,73 +1564,73 @@
         </w:tc>
         <w:tc>
           <w:tcPr>
-            <w:tcW w:type="dxa" w:w="1402"/>
-          </w:tcPr>
-          <w:p/>
-        </w:tc>
-        <w:tc>
-          <w:tcPr>
-            <w:tcW w:type="dxa" w:w="900"/>
-          </w:tcPr>
-          <w:p/>
-        </w:tc>
-        <w:tc>
-          <w:tcPr>
-            <w:tcW w:type="dxa" w:w="900"/>
-          </w:tcPr>
-          <w:p/>
-        </w:tc>
-        <w:tc>
-          <w:tcPr>
-            <w:tcW w:type="dxa" w:w="1082"/>
-          </w:tcPr>
-          <w:p/>
-        </w:tc>
-        <w:tc>
-          <w:tcPr>
-            <w:tcW w:type="dxa" w:w="1083"/>
-          </w:tcPr>
-          <w:p/>
-        </w:tc>
-        <w:tc>
-          <w:tcPr>
-            <w:tcW w:type="dxa" w:w="1083"/>
-          </w:tcPr>
-          <w:p/>
-        </w:tc>
-        <w:tc>
-          <w:tcPr>
-            <w:tcW w:type="dxa" w:w="900"/>
-          </w:tcPr>
-          <w:p/>
-        </w:tc>
-        <w:tc>
-          <w:tcPr>
-            <w:tcW w:type="dxa" w:w="900"/>
-          </w:tcPr>
-          <w:p/>
-        </w:tc>
-        <w:tc>
-          <w:tcPr>
-            <w:tcW w:type="dxa" w:w="900"/>
-          </w:tcPr>
-          <w:p/>
-        </w:tc>
-        <w:tc>
-          <w:tcPr>
-            <w:tcW w:type="dxa" w:w="900"/>
-          </w:tcPr>
-          <w:p/>
-        </w:tc>
-        <w:tc>
-          <w:tcPr>
-            <w:tcW w:type="dxa" w:w="900"/>
-          </w:tcPr>
-          <w:p/>
-        </w:tc>
-        <w:tc>
-          <w:tcPr>
-            <w:tcW w:type="dxa" w:w="1650"/>
+            <w:tcW w:type="dxa" w:w="1157"/>
+          </w:tcPr>
+          <w:p/>
+        </w:tc>
+        <w:tc>
+          <w:tcPr>
+            <w:tcW w:type="dxa" w:w="941"/>
+          </w:tcPr>
+          <w:p/>
+        </w:tc>
+        <w:tc>
+          <w:tcPr>
+            <w:tcW w:type="dxa" w:w="900"/>
+          </w:tcPr>
+          <w:p/>
+        </w:tc>
+        <w:tc>
+          <w:tcPr>
+            <w:tcW w:type="dxa" w:w="1375"/>
+          </w:tcPr>
+          <w:p/>
+        </w:tc>
+        <w:tc>
+          <w:tcPr>
+            <w:tcW w:type="dxa" w:w="901"/>
+          </w:tcPr>
+          <w:p/>
+        </w:tc>
+        <w:tc>
+          <w:tcPr>
+            <w:tcW w:type="dxa" w:w="909"/>
+          </w:tcPr>
+          <w:p/>
+        </w:tc>
+        <w:tc>
+          <w:tcPr>
+            <w:tcW w:type="dxa" w:w="1124"/>
+          </w:tcPr>
+          <w:p/>
+        </w:tc>
+        <w:tc>
+          <w:tcPr>
+            <w:tcW w:type="dxa" w:w="909"/>
+          </w:tcPr>
+          <w:p/>
+        </w:tc>
+        <w:tc>
+          <w:tcPr>
+            <w:tcW w:type="dxa" w:w="1070"/>
+          </w:tcPr>
+          <w:p/>
+        </w:tc>
+        <w:tc>
+          <w:tcPr>
+            <w:tcW w:type="dxa" w:w="1257"/>
+          </w:tcPr>
+          <w:p/>
+        </w:tc>
+        <w:tc>
+          <w:tcPr>
+            <w:tcW w:type="dxa" w:w="900"/>
+          </w:tcPr>
+          <w:p/>
+        </w:tc>
+        <w:tc>
+          <w:tcPr>
+            <w:tcW w:type="dxa" w:w="1157"/>
           </w:tcPr>
           <w:p/>
         </w:tc>
@@ -1650,73 +1650,73 @@
         </w:tc>
         <w:tc>
           <w:tcPr>
-            <w:tcW w:type="dxa" w:w="1402"/>
-          </w:tcPr>
-          <w:p/>
-        </w:tc>
-        <w:tc>
-          <w:tcPr>
-            <w:tcW w:type="dxa" w:w="900"/>
-          </w:tcPr>
-          <w:p/>
-        </w:tc>
-        <w:tc>
-          <w:tcPr>
-            <w:tcW w:type="dxa" w:w="900"/>
-          </w:tcPr>
-          <w:p/>
-        </w:tc>
-        <w:tc>
-          <w:tcPr>
-            <w:tcW w:type="dxa" w:w="1082"/>
-          </w:tcPr>
-          <w:p/>
-        </w:tc>
-        <w:tc>
-          <w:tcPr>
-            <w:tcW w:type="dxa" w:w="1083"/>
-          </w:tcPr>
-          <w:p/>
-        </w:tc>
-        <w:tc>
-          <w:tcPr>
-            <w:tcW w:type="dxa" w:w="1083"/>
-          </w:tcPr>
-          <w:p/>
-        </w:tc>
-        <w:tc>
-          <w:tcPr>
-            <w:tcW w:type="dxa" w:w="900"/>
-          </w:tcPr>
-          <w:p/>
-        </w:tc>
-        <w:tc>
-          <w:tcPr>
-            <w:tcW w:type="dxa" w:w="900"/>
-          </w:tcPr>
-          <w:p/>
-        </w:tc>
-        <w:tc>
-          <w:tcPr>
-            <w:tcW w:type="dxa" w:w="900"/>
-          </w:tcPr>
-          <w:p/>
-        </w:tc>
-        <w:tc>
-          <w:tcPr>
-            <w:tcW w:type="dxa" w:w="900"/>
-          </w:tcPr>
-          <w:p/>
-        </w:tc>
-        <w:tc>
-          <w:tcPr>
-            <w:tcW w:type="dxa" w:w="900"/>
-          </w:tcPr>
-          <w:p/>
-        </w:tc>
-        <w:tc>
-          <w:tcPr>
-            <w:tcW w:type="dxa" w:w="1650"/>
+            <w:tcW w:type="dxa" w:w="1157"/>
+          </w:tcPr>
+          <w:p/>
+        </w:tc>
+        <w:tc>
+          <w:tcPr>
+            <w:tcW w:type="dxa" w:w="941"/>
+          </w:tcPr>
+          <w:p/>
+        </w:tc>
+        <w:tc>
+          <w:tcPr>
+            <w:tcW w:type="dxa" w:w="900"/>
+          </w:tcPr>
+          <w:p/>
+        </w:tc>
+        <w:tc>
+          <w:tcPr>
+            <w:tcW w:type="dxa" w:w="1375"/>
+          </w:tcPr>
+          <w:p/>
+        </w:tc>
+        <w:tc>
+          <w:tcPr>
+            <w:tcW w:type="dxa" w:w="901"/>
+          </w:tcPr>
+          <w:p/>
+        </w:tc>
+        <w:tc>
+          <w:tcPr>
+            <w:tcW w:type="dxa" w:w="909"/>
+          </w:tcPr>
+          <w:p/>
+        </w:tc>
+        <w:tc>
+          <w:tcPr>
+            <w:tcW w:type="dxa" w:w="1124"/>
+          </w:tcPr>
+          <w:p/>
+        </w:tc>
+        <w:tc>
+          <w:tcPr>
+            <w:tcW w:type="dxa" w:w="909"/>
+          </w:tcPr>
+          <w:p/>
+        </w:tc>
+        <w:tc>
+          <w:tcPr>
+            <w:tcW w:type="dxa" w:w="1070"/>
+          </w:tcPr>
+          <w:p/>
+        </w:tc>
+        <w:tc>
+          <w:tcPr>
+            <w:tcW w:type="dxa" w:w="1257"/>
+          </w:tcPr>
+          <w:p/>
+        </w:tc>
+        <w:tc>
+          <w:tcPr>
+            <w:tcW w:type="dxa" w:w="900"/>
+          </w:tcPr>
+          <w:p/>
+        </w:tc>
+        <w:tc>
+          <w:tcPr>
+            <w:tcW w:type="dxa" w:w="1157"/>
           </w:tcPr>
           <w:p/>
         </w:tc>
@@ -1743,7 +1743,7 @@
         </w:tc>
         <w:tc>
           <w:tcPr>
-            <w:tcW w:type="dxa" w:w="1402"/>
+            <w:tcW w:type="dxa" w:w="1157"/>
           </w:tcPr>
           <w:p>
             <w:r>
@@ -1756,7 +1756,7 @@
         </w:tc>
         <w:tc>
           <w:tcPr>
-            <w:tcW w:type="dxa" w:w="900"/>
+            <w:tcW w:type="dxa" w:w="941"/>
           </w:tcPr>
           <w:p>
             <w:r>
@@ -1782,7 +1782,7 @@
         </w:tc>
         <w:tc>
           <w:tcPr>
-            <w:tcW w:type="dxa" w:w="1082"/>
+            <w:tcW w:type="dxa" w:w="1375"/>
           </w:tcPr>
           <w:p>
             <w:r>
@@ -1795,7 +1795,7 @@
         </w:tc>
         <w:tc>
           <w:tcPr>
-            <w:tcW w:type="dxa" w:w="1083"/>
+            <w:tcW w:type="dxa" w:w="901"/>
           </w:tcPr>
           <w:p>
             <w:r>
@@ -1808,7 +1808,7 @@
         </w:tc>
         <w:tc>
           <w:tcPr>
-            <w:tcW w:type="dxa" w:w="1083"/>
+            <w:tcW w:type="dxa" w:w="909"/>
           </w:tcPr>
           <w:p>
             <w:r>
@@ -1821,7 +1821,7 @@
         </w:tc>
         <w:tc>
           <w:tcPr>
-            <w:tcW w:type="dxa" w:w="900"/>
+            <w:tcW w:type="dxa" w:w="1124"/>
           </w:tcPr>
           <w:p>
             <w:r>
@@ -1834,7 +1834,7 @@
         </w:tc>
         <w:tc>
           <w:tcPr>
-            <w:tcW w:type="dxa" w:w="900"/>
+            <w:tcW w:type="dxa" w:w="909"/>
           </w:tcPr>
           <w:p>
             <w:r>
@@ -1847,7 +1847,7 @@
         </w:tc>
         <w:tc>
           <w:tcPr>
-            <w:tcW w:type="dxa" w:w="900"/>
+            <w:tcW w:type="dxa" w:w="1070"/>
           </w:tcPr>
           <w:p>
             <w:r>
@@ -1860,7 +1860,7 @@
         </w:tc>
         <w:tc>
           <w:tcPr>
-            <w:tcW w:type="dxa" w:w="900"/>
+            <w:tcW w:type="dxa" w:w="1257"/>
           </w:tcPr>
           <w:p>
             <w:r>
@@ -1886,7 +1886,7 @@
         </w:tc>
         <w:tc>
           <w:tcPr>
-            <w:tcW w:type="dxa" w:w="1650"/>
+            <w:tcW w:type="dxa" w:w="1157"/>
           </w:tcPr>
           <w:p>
             <w:r>

--- a/app/templates/PLI_M15.docx
+++ b/app/templates/PLI_M15.docx
@@ -997,18 +997,18 @@
       </w:tblPr>
       <w:tblGrid>
         <w:gridCol w:w="900"/>
-        <w:gridCol w:w="1157"/>
-        <w:gridCol w:w="941"/>
+        <w:gridCol w:w="1126"/>
+        <w:gridCol w:w="1155"/>
         <w:gridCol w:w="900"/>
-        <w:gridCol w:w="1375"/>
+        <w:gridCol w:w="1317"/>
         <w:gridCol w:w="901"/>
-        <w:gridCol w:w="909"/>
-        <w:gridCol w:w="1124"/>
-        <w:gridCol w:w="909"/>
-        <w:gridCol w:w="1070"/>
-        <w:gridCol w:w="1257"/>
+        <w:gridCol w:w="908"/>
+        <w:gridCol w:w="1097"/>
+        <w:gridCol w:w="907"/>
+        <w:gridCol w:w="1049"/>
+        <w:gridCol w:w="1214"/>
         <w:gridCol w:w="900"/>
-        <w:gridCol w:w="1157"/>
+        <w:gridCol w:w="1126"/>
         <w:gridCol w:w="900"/>
       </w:tblGrid>
       <w:tr>
@@ -1028,7 +1028,7 @@
         </w:tc>
         <w:tc>
           <w:tcPr>
-            <w:tcW w:type="dxa" w:w="1157"/>
+            <w:tcW w:type="dxa" w:w="1126"/>
             <w:vMerge w:val="restart"/>
           </w:tcPr>
           <w:p>
@@ -1042,7 +1042,7 @@
         </w:tc>
         <w:tc>
           <w:tcPr>
-            <w:tcW w:type="dxa" w:w="941"/>
+            <w:tcW w:type="dxa" w:w="1155"/>
             <w:vMerge w:val="restart"/>
           </w:tcPr>
           <w:p>
@@ -1070,7 +1070,7 @@
         </w:tc>
         <w:tc>
           <w:tcPr>
-            <w:tcW w:type="dxa" w:w="3185"/>
+            <w:tcW w:type="dxa" w:w="3126"/>
             <w:gridSpan w:val="3"/>
           </w:tcPr>
           <w:p>
@@ -1084,7 +1084,7 @@
         </w:tc>
         <w:tc>
           <w:tcPr>
-            <w:tcW w:type="dxa" w:w="1124"/>
+            <w:tcW w:type="dxa" w:w="1097"/>
             <w:vMerge w:val="restart"/>
           </w:tcPr>
           <w:p>
@@ -1098,7 +1098,7 @@
         </w:tc>
         <w:tc>
           <w:tcPr>
-            <w:tcW w:type="dxa" w:w="909"/>
+            <w:tcW w:type="dxa" w:w="907"/>
             <w:vMerge w:val="restart"/>
           </w:tcPr>
           <w:p>
@@ -1112,7 +1112,7 @@
         </w:tc>
         <w:tc>
           <w:tcPr>
-            <w:tcW w:type="dxa" w:w="1070"/>
+            <w:tcW w:type="dxa" w:w="1049"/>
             <w:vMerge w:val="restart"/>
           </w:tcPr>
           <w:p>
@@ -1126,7 +1126,7 @@
         </w:tc>
         <w:tc>
           <w:tcPr>
-            <w:tcW w:type="dxa" w:w="2157"/>
+            <w:tcW w:type="dxa" w:w="2114"/>
             <w:gridSpan w:val="2"/>
           </w:tcPr>
           <w:p>
@@ -1140,7 +1140,7 @@
         </w:tc>
         <w:tc>
           <w:tcPr>
-            <w:tcW w:type="dxa" w:w="1157"/>
+            <w:tcW w:type="dxa" w:w="1126"/>
             <w:vMerge w:val="restart"/>
           </w:tcPr>
           <w:p>
@@ -1177,14 +1177,14 @@
         </w:tc>
         <w:tc>
           <w:tcPr>
-            <w:tcW w:type="dxa" w:w="1157"/>
+            <w:tcW w:type="dxa" w:w="1126"/>
             <w:vMerge/>
           </w:tcPr>
           <w:p/>
         </w:tc>
         <w:tc>
           <w:tcPr>
-            <w:tcW w:type="dxa" w:w="941"/>
+            <w:tcW w:type="dxa" w:w="1155"/>
             <w:vMerge/>
           </w:tcPr>
           <w:p/>
@@ -1198,7 +1198,7 @@
         </w:tc>
         <w:tc>
           <w:tcPr>
-            <w:tcW w:type="dxa" w:w="1375"/>
+            <w:tcW w:type="dxa" w:w="1317"/>
           </w:tcPr>
           <w:p>
             <w:r>
@@ -1224,7 +1224,7 @@
         </w:tc>
         <w:tc>
           <w:tcPr>
-            <w:tcW w:type="dxa" w:w="909"/>
+            <w:tcW w:type="dxa" w:w="908"/>
           </w:tcPr>
           <w:p>
             <w:r>
@@ -1237,28 +1237,28 @@
         </w:tc>
         <w:tc>
           <w:tcPr>
-            <w:tcW w:type="dxa" w:w="1124"/>
+            <w:tcW w:type="dxa" w:w="1097"/>
             <w:vMerge/>
           </w:tcPr>
           <w:p/>
         </w:tc>
         <w:tc>
           <w:tcPr>
-            <w:tcW w:type="dxa" w:w="909"/>
+            <w:tcW w:type="dxa" w:w="907"/>
             <w:vMerge/>
           </w:tcPr>
           <w:p/>
         </w:tc>
         <w:tc>
           <w:tcPr>
-            <w:tcW w:type="dxa" w:w="1070"/>
+            <w:tcW w:type="dxa" w:w="1049"/>
             <w:vMerge/>
           </w:tcPr>
           <w:p/>
         </w:tc>
         <w:tc>
           <w:tcPr>
-            <w:tcW w:type="dxa" w:w="1257"/>
+            <w:tcW w:type="dxa" w:w="1214"/>
           </w:tcPr>
           <w:p>
             <w:r>
@@ -1284,7 +1284,7 @@
         </w:tc>
         <w:tc>
           <w:tcPr>
-            <w:tcW w:type="dxa" w:w="1157"/>
+            <w:tcW w:type="dxa" w:w="1126"/>
             <w:vMerge/>
           </w:tcPr>
           <w:p/>
@@ -1306,25 +1306,25 @@
         </w:tc>
         <w:tc>
           <w:tcPr>
-            <w:tcW w:type="dxa" w:w="1157"/>
-          </w:tcPr>
-          <w:p/>
-        </w:tc>
-        <w:tc>
-          <w:tcPr>
-            <w:tcW w:type="dxa" w:w="941"/>
-          </w:tcPr>
-          <w:p/>
-        </w:tc>
-        <w:tc>
-          <w:tcPr>
-            <w:tcW w:type="dxa" w:w="900"/>
-          </w:tcPr>
-          <w:p/>
-        </w:tc>
-        <w:tc>
-          <w:tcPr>
-            <w:tcW w:type="dxa" w:w="1375"/>
+            <w:tcW w:type="dxa" w:w="1126"/>
+          </w:tcPr>
+          <w:p/>
+        </w:tc>
+        <w:tc>
+          <w:tcPr>
+            <w:tcW w:type="dxa" w:w="1155"/>
+          </w:tcPr>
+          <w:p/>
+        </w:tc>
+        <w:tc>
+          <w:tcPr>
+            <w:tcW w:type="dxa" w:w="900"/>
+          </w:tcPr>
+          <w:p/>
+        </w:tc>
+        <w:tc>
+          <w:tcPr>
+            <w:tcW w:type="dxa" w:w="1317"/>
           </w:tcPr>
           <w:p/>
         </w:tc>
@@ -1336,43 +1336,43 @@
         </w:tc>
         <w:tc>
           <w:tcPr>
-            <w:tcW w:type="dxa" w:w="909"/>
-          </w:tcPr>
-          <w:p/>
-        </w:tc>
-        <w:tc>
-          <w:tcPr>
-            <w:tcW w:type="dxa" w:w="1124"/>
-          </w:tcPr>
-          <w:p/>
-        </w:tc>
-        <w:tc>
-          <w:tcPr>
-            <w:tcW w:type="dxa" w:w="909"/>
-          </w:tcPr>
-          <w:p/>
-        </w:tc>
-        <w:tc>
-          <w:tcPr>
-            <w:tcW w:type="dxa" w:w="1070"/>
-          </w:tcPr>
-          <w:p/>
-        </w:tc>
-        <w:tc>
-          <w:tcPr>
-            <w:tcW w:type="dxa" w:w="1257"/>
-          </w:tcPr>
-          <w:p/>
-        </w:tc>
-        <w:tc>
-          <w:tcPr>
-            <w:tcW w:type="dxa" w:w="900"/>
-          </w:tcPr>
-          <w:p/>
-        </w:tc>
-        <w:tc>
-          <w:tcPr>
-            <w:tcW w:type="dxa" w:w="1157"/>
+            <w:tcW w:type="dxa" w:w="908"/>
+          </w:tcPr>
+          <w:p/>
+        </w:tc>
+        <w:tc>
+          <w:tcPr>
+            <w:tcW w:type="dxa" w:w="1097"/>
+          </w:tcPr>
+          <w:p/>
+        </w:tc>
+        <w:tc>
+          <w:tcPr>
+            <w:tcW w:type="dxa" w:w="907"/>
+          </w:tcPr>
+          <w:p/>
+        </w:tc>
+        <w:tc>
+          <w:tcPr>
+            <w:tcW w:type="dxa" w:w="1049"/>
+          </w:tcPr>
+          <w:p/>
+        </w:tc>
+        <w:tc>
+          <w:tcPr>
+            <w:tcW w:type="dxa" w:w="1214"/>
+          </w:tcPr>
+          <w:p/>
+        </w:tc>
+        <w:tc>
+          <w:tcPr>
+            <w:tcW w:type="dxa" w:w="900"/>
+          </w:tcPr>
+          <w:p/>
+        </w:tc>
+        <w:tc>
+          <w:tcPr>
+            <w:tcW w:type="dxa" w:w="1126"/>
           </w:tcPr>
           <w:p/>
         </w:tc>
@@ -1392,25 +1392,25 @@
         </w:tc>
         <w:tc>
           <w:tcPr>
-            <w:tcW w:type="dxa" w:w="1157"/>
-          </w:tcPr>
-          <w:p/>
-        </w:tc>
-        <w:tc>
-          <w:tcPr>
-            <w:tcW w:type="dxa" w:w="941"/>
-          </w:tcPr>
-          <w:p/>
-        </w:tc>
-        <w:tc>
-          <w:tcPr>
-            <w:tcW w:type="dxa" w:w="900"/>
-          </w:tcPr>
-          <w:p/>
-        </w:tc>
-        <w:tc>
-          <w:tcPr>
-            <w:tcW w:type="dxa" w:w="1375"/>
+            <w:tcW w:type="dxa" w:w="1126"/>
+          </w:tcPr>
+          <w:p/>
+        </w:tc>
+        <w:tc>
+          <w:tcPr>
+            <w:tcW w:type="dxa" w:w="1155"/>
+          </w:tcPr>
+          <w:p/>
+        </w:tc>
+        <w:tc>
+          <w:tcPr>
+            <w:tcW w:type="dxa" w:w="900"/>
+          </w:tcPr>
+          <w:p/>
+        </w:tc>
+        <w:tc>
+          <w:tcPr>
+            <w:tcW w:type="dxa" w:w="1317"/>
           </w:tcPr>
           <w:p/>
         </w:tc>
@@ -1422,43 +1422,43 @@
         </w:tc>
         <w:tc>
           <w:tcPr>
-            <w:tcW w:type="dxa" w:w="909"/>
-          </w:tcPr>
-          <w:p/>
-        </w:tc>
-        <w:tc>
-          <w:tcPr>
-            <w:tcW w:type="dxa" w:w="1124"/>
-          </w:tcPr>
-          <w:p/>
-        </w:tc>
-        <w:tc>
-          <w:tcPr>
-            <w:tcW w:type="dxa" w:w="909"/>
-          </w:tcPr>
-          <w:p/>
-        </w:tc>
-        <w:tc>
-          <w:tcPr>
-            <w:tcW w:type="dxa" w:w="1070"/>
-          </w:tcPr>
-          <w:p/>
-        </w:tc>
-        <w:tc>
-          <w:tcPr>
-            <w:tcW w:type="dxa" w:w="1257"/>
-          </w:tcPr>
-          <w:p/>
-        </w:tc>
-        <w:tc>
-          <w:tcPr>
-            <w:tcW w:type="dxa" w:w="900"/>
-          </w:tcPr>
-          <w:p/>
-        </w:tc>
-        <w:tc>
-          <w:tcPr>
-            <w:tcW w:type="dxa" w:w="1157"/>
+            <w:tcW w:type="dxa" w:w="908"/>
+          </w:tcPr>
+          <w:p/>
+        </w:tc>
+        <w:tc>
+          <w:tcPr>
+            <w:tcW w:type="dxa" w:w="1097"/>
+          </w:tcPr>
+          <w:p/>
+        </w:tc>
+        <w:tc>
+          <w:tcPr>
+            <w:tcW w:type="dxa" w:w="907"/>
+          </w:tcPr>
+          <w:p/>
+        </w:tc>
+        <w:tc>
+          <w:tcPr>
+            <w:tcW w:type="dxa" w:w="1049"/>
+          </w:tcPr>
+          <w:p/>
+        </w:tc>
+        <w:tc>
+          <w:tcPr>
+            <w:tcW w:type="dxa" w:w="1214"/>
+          </w:tcPr>
+          <w:p/>
+        </w:tc>
+        <w:tc>
+          <w:tcPr>
+            <w:tcW w:type="dxa" w:w="900"/>
+          </w:tcPr>
+          <w:p/>
+        </w:tc>
+        <w:tc>
+          <w:tcPr>
+            <w:tcW w:type="dxa" w:w="1126"/>
           </w:tcPr>
           <w:p/>
         </w:tc>
@@ -1478,25 +1478,25 @@
         </w:tc>
         <w:tc>
           <w:tcPr>
-            <w:tcW w:type="dxa" w:w="1157"/>
-          </w:tcPr>
-          <w:p/>
-        </w:tc>
-        <w:tc>
-          <w:tcPr>
-            <w:tcW w:type="dxa" w:w="941"/>
-          </w:tcPr>
-          <w:p/>
-        </w:tc>
-        <w:tc>
-          <w:tcPr>
-            <w:tcW w:type="dxa" w:w="900"/>
-          </w:tcPr>
-          <w:p/>
-        </w:tc>
-        <w:tc>
-          <w:tcPr>
-            <w:tcW w:type="dxa" w:w="1375"/>
+            <w:tcW w:type="dxa" w:w="1126"/>
+          </w:tcPr>
+          <w:p/>
+        </w:tc>
+        <w:tc>
+          <w:tcPr>
+            <w:tcW w:type="dxa" w:w="1155"/>
+          </w:tcPr>
+          <w:p/>
+        </w:tc>
+        <w:tc>
+          <w:tcPr>
+            <w:tcW w:type="dxa" w:w="900"/>
+          </w:tcPr>
+          <w:p/>
+        </w:tc>
+        <w:tc>
+          <w:tcPr>
+            <w:tcW w:type="dxa" w:w="1317"/>
           </w:tcPr>
           <w:p/>
         </w:tc>
@@ -1508,43 +1508,43 @@
         </w:tc>
         <w:tc>
           <w:tcPr>
-            <w:tcW w:type="dxa" w:w="909"/>
-          </w:tcPr>
-          <w:p/>
-        </w:tc>
-        <w:tc>
-          <w:tcPr>
-            <w:tcW w:type="dxa" w:w="1124"/>
-          </w:tcPr>
-          <w:p/>
-        </w:tc>
-        <w:tc>
-          <w:tcPr>
-            <w:tcW w:type="dxa" w:w="909"/>
-          </w:tcPr>
-          <w:p/>
-        </w:tc>
-        <w:tc>
-          <w:tcPr>
-            <w:tcW w:type="dxa" w:w="1070"/>
-          </w:tcPr>
-          <w:p/>
-        </w:tc>
-        <w:tc>
-          <w:tcPr>
-            <w:tcW w:type="dxa" w:w="1257"/>
-          </w:tcPr>
-          <w:p/>
-        </w:tc>
-        <w:tc>
-          <w:tcPr>
-            <w:tcW w:type="dxa" w:w="900"/>
-          </w:tcPr>
-          <w:p/>
-        </w:tc>
-        <w:tc>
-          <w:tcPr>
-            <w:tcW w:type="dxa" w:w="1157"/>
+            <w:tcW w:type="dxa" w:w="908"/>
+          </w:tcPr>
+          <w:p/>
+        </w:tc>
+        <w:tc>
+          <w:tcPr>
+            <w:tcW w:type="dxa" w:w="1097"/>
+          </w:tcPr>
+          <w:p/>
+        </w:tc>
+        <w:tc>
+          <w:tcPr>
+            <w:tcW w:type="dxa" w:w="907"/>
+          </w:tcPr>
+          <w:p/>
+        </w:tc>
+        <w:tc>
+          <w:tcPr>
+            <w:tcW w:type="dxa" w:w="1049"/>
+          </w:tcPr>
+          <w:p/>
+        </w:tc>
+        <w:tc>
+          <w:tcPr>
+            <w:tcW w:type="dxa" w:w="1214"/>
+          </w:tcPr>
+          <w:p/>
+        </w:tc>
+        <w:tc>
+          <w:tcPr>
+            <w:tcW w:type="dxa" w:w="900"/>
+          </w:tcPr>
+          <w:p/>
+        </w:tc>
+        <w:tc>
+          <w:tcPr>
+            <w:tcW w:type="dxa" w:w="1126"/>
           </w:tcPr>
           <w:p/>
         </w:tc>
@@ -1564,25 +1564,25 @@
         </w:tc>
         <w:tc>
           <w:tcPr>
-            <w:tcW w:type="dxa" w:w="1157"/>
-          </w:tcPr>
-          <w:p/>
-        </w:tc>
-        <w:tc>
-          <w:tcPr>
-            <w:tcW w:type="dxa" w:w="941"/>
-          </w:tcPr>
-          <w:p/>
-        </w:tc>
-        <w:tc>
-          <w:tcPr>
-            <w:tcW w:type="dxa" w:w="900"/>
-          </w:tcPr>
-          <w:p/>
-        </w:tc>
-        <w:tc>
-          <w:tcPr>
-            <w:tcW w:type="dxa" w:w="1375"/>
+            <w:tcW w:type="dxa" w:w="1126"/>
+          </w:tcPr>
+          <w:p/>
+        </w:tc>
+        <w:tc>
+          <w:tcPr>
+            <w:tcW w:type="dxa" w:w="1155"/>
+          </w:tcPr>
+          <w:p/>
+        </w:tc>
+        <w:tc>
+          <w:tcPr>
+            <w:tcW w:type="dxa" w:w="900"/>
+          </w:tcPr>
+          <w:p/>
+        </w:tc>
+        <w:tc>
+          <w:tcPr>
+            <w:tcW w:type="dxa" w:w="1317"/>
           </w:tcPr>
           <w:p/>
         </w:tc>
@@ -1594,43 +1594,43 @@
         </w:tc>
         <w:tc>
           <w:tcPr>
-            <w:tcW w:type="dxa" w:w="909"/>
-          </w:tcPr>
-          <w:p/>
-        </w:tc>
-        <w:tc>
-          <w:tcPr>
-            <w:tcW w:type="dxa" w:w="1124"/>
-          </w:tcPr>
-          <w:p/>
-        </w:tc>
-        <w:tc>
-          <w:tcPr>
-            <w:tcW w:type="dxa" w:w="909"/>
-          </w:tcPr>
-          <w:p/>
-        </w:tc>
-        <w:tc>
-          <w:tcPr>
-            <w:tcW w:type="dxa" w:w="1070"/>
-          </w:tcPr>
-          <w:p/>
-        </w:tc>
-        <w:tc>
-          <w:tcPr>
-            <w:tcW w:type="dxa" w:w="1257"/>
-          </w:tcPr>
-          <w:p/>
-        </w:tc>
-        <w:tc>
-          <w:tcPr>
-            <w:tcW w:type="dxa" w:w="900"/>
-          </w:tcPr>
-          <w:p/>
-        </w:tc>
-        <w:tc>
-          <w:tcPr>
-            <w:tcW w:type="dxa" w:w="1157"/>
+            <w:tcW w:type="dxa" w:w="908"/>
+          </w:tcPr>
+          <w:p/>
+        </w:tc>
+        <w:tc>
+          <w:tcPr>
+            <w:tcW w:type="dxa" w:w="1097"/>
+          </w:tcPr>
+          <w:p/>
+        </w:tc>
+        <w:tc>
+          <w:tcPr>
+            <w:tcW w:type="dxa" w:w="907"/>
+          </w:tcPr>
+          <w:p/>
+        </w:tc>
+        <w:tc>
+          <w:tcPr>
+            <w:tcW w:type="dxa" w:w="1049"/>
+          </w:tcPr>
+          <w:p/>
+        </w:tc>
+        <w:tc>
+          <w:tcPr>
+            <w:tcW w:type="dxa" w:w="1214"/>
+          </w:tcPr>
+          <w:p/>
+        </w:tc>
+        <w:tc>
+          <w:tcPr>
+            <w:tcW w:type="dxa" w:w="900"/>
+          </w:tcPr>
+          <w:p/>
+        </w:tc>
+        <w:tc>
+          <w:tcPr>
+            <w:tcW w:type="dxa" w:w="1126"/>
           </w:tcPr>
           <w:p/>
         </w:tc>
@@ -1650,25 +1650,25 @@
         </w:tc>
         <w:tc>
           <w:tcPr>
-            <w:tcW w:type="dxa" w:w="1157"/>
-          </w:tcPr>
-          <w:p/>
-        </w:tc>
-        <w:tc>
-          <w:tcPr>
-            <w:tcW w:type="dxa" w:w="941"/>
-          </w:tcPr>
-          <w:p/>
-        </w:tc>
-        <w:tc>
-          <w:tcPr>
-            <w:tcW w:type="dxa" w:w="900"/>
-          </w:tcPr>
-          <w:p/>
-        </w:tc>
-        <w:tc>
-          <w:tcPr>
-            <w:tcW w:type="dxa" w:w="1375"/>
+            <w:tcW w:type="dxa" w:w="1126"/>
+          </w:tcPr>
+          <w:p/>
+        </w:tc>
+        <w:tc>
+          <w:tcPr>
+            <w:tcW w:type="dxa" w:w="1155"/>
+          </w:tcPr>
+          <w:p/>
+        </w:tc>
+        <w:tc>
+          <w:tcPr>
+            <w:tcW w:type="dxa" w:w="900"/>
+          </w:tcPr>
+          <w:p/>
+        </w:tc>
+        <w:tc>
+          <w:tcPr>
+            <w:tcW w:type="dxa" w:w="1317"/>
           </w:tcPr>
           <w:p/>
         </w:tc>
@@ -1680,43 +1680,43 @@
         </w:tc>
         <w:tc>
           <w:tcPr>
-            <w:tcW w:type="dxa" w:w="909"/>
-          </w:tcPr>
-          <w:p/>
-        </w:tc>
-        <w:tc>
-          <w:tcPr>
-            <w:tcW w:type="dxa" w:w="1124"/>
-          </w:tcPr>
-          <w:p/>
-        </w:tc>
-        <w:tc>
-          <w:tcPr>
-            <w:tcW w:type="dxa" w:w="909"/>
-          </w:tcPr>
-          <w:p/>
-        </w:tc>
-        <w:tc>
-          <w:tcPr>
-            <w:tcW w:type="dxa" w:w="1070"/>
-          </w:tcPr>
-          <w:p/>
-        </w:tc>
-        <w:tc>
-          <w:tcPr>
-            <w:tcW w:type="dxa" w:w="1257"/>
-          </w:tcPr>
-          <w:p/>
-        </w:tc>
-        <w:tc>
-          <w:tcPr>
-            <w:tcW w:type="dxa" w:w="900"/>
-          </w:tcPr>
-          <w:p/>
-        </w:tc>
-        <w:tc>
-          <w:tcPr>
-            <w:tcW w:type="dxa" w:w="1157"/>
+            <w:tcW w:type="dxa" w:w="908"/>
+          </w:tcPr>
+          <w:p/>
+        </w:tc>
+        <w:tc>
+          <w:tcPr>
+            <w:tcW w:type="dxa" w:w="1097"/>
+          </w:tcPr>
+          <w:p/>
+        </w:tc>
+        <w:tc>
+          <w:tcPr>
+            <w:tcW w:type="dxa" w:w="907"/>
+          </w:tcPr>
+          <w:p/>
+        </w:tc>
+        <w:tc>
+          <w:tcPr>
+            <w:tcW w:type="dxa" w:w="1049"/>
+          </w:tcPr>
+          <w:p/>
+        </w:tc>
+        <w:tc>
+          <w:tcPr>
+            <w:tcW w:type="dxa" w:w="1214"/>
+          </w:tcPr>
+          <w:p/>
+        </w:tc>
+        <w:tc>
+          <w:tcPr>
+            <w:tcW w:type="dxa" w:w="900"/>
+          </w:tcPr>
+          <w:p/>
+        </w:tc>
+        <w:tc>
+          <w:tcPr>
+            <w:tcW w:type="dxa" w:w="1126"/>
           </w:tcPr>
           <w:p/>
         </w:tc>
@@ -1743,7 +1743,7 @@
         </w:tc>
         <w:tc>
           <w:tcPr>
-            <w:tcW w:type="dxa" w:w="1157"/>
+            <w:tcW w:type="dxa" w:w="1126"/>
           </w:tcPr>
           <w:p>
             <w:r>
@@ -1756,7 +1756,7 @@
         </w:tc>
         <w:tc>
           <w:tcPr>
-            <w:tcW w:type="dxa" w:w="941"/>
+            <w:tcW w:type="dxa" w:w="1155"/>
           </w:tcPr>
           <w:p>
             <w:r>
@@ -1782,7 +1782,7 @@
         </w:tc>
         <w:tc>
           <w:tcPr>
-            <w:tcW w:type="dxa" w:w="1375"/>
+            <w:tcW w:type="dxa" w:w="1317"/>
           </w:tcPr>
           <w:p>
             <w:r>
@@ -1808,7 +1808,7 @@
         </w:tc>
         <w:tc>
           <w:tcPr>
-            <w:tcW w:type="dxa" w:w="909"/>
+            <w:tcW w:type="dxa" w:w="908"/>
           </w:tcPr>
           <w:p>
             <w:r>
@@ -1821,7 +1821,7 @@
         </w:tc>
         <w:tc>
           <w:tcPr>
-            <w:tcW w:type="dxa" w:w="1124"/>
+            <w:tcW w:type="dxa" w:w="1097"/>
           </w:tcPr>
           <w:p>
             <w:r>
@@ -1834,7 +1834,7 @@
         </w:tc>
         <w:tc>
           <w:tcPr>
-            <w:tcW w:type="dxa" w:w="909"/>
+            <w:tcW w:type="dxa" w:w="907"/>
           </w:tcPr>
           <w:p>
             <w:r>
@@ -1847,7 +1847,7 @@
         </w:tc>
         <w:tc>
           <w:tcPr>
-            <w:tcW w:type="dxa" w:w="1070"/>
+            <w:tcW w:type="dxa" w:w="1049"/>
           </w:tcPr>
           <w:p>
             <w:r>
@@ -1860,7 +1860,7 @@
         </w:tc>
         <w:tc>
           <w:tcPr>
-            <w:tcW w:type="dxa" w:w="1257"/>
+            <w:tcW w:type="dxa" w:w="1214"/>
           </w:tcPr>
           <w:p>
             <w:r>
@@ -1886,7 +1886,7 @@
         </w:tc>
         <w:tc>
           <w:tcPr>
-            <w:tcW w:type="dxa" w:w="1157"/>
+            <w:tcW w:type="dxa" w:w="1126"/>
           </w:tcPr>
           <w:p>
             <w:r>

--- a/app/templates/PLI_M15.docx
+++ b/app/templates/PLI_M15.docx
@@ -66,7 +66,7 @@
               </w:rPr>
               <w:t xml:space="preserve">TÊN DOANH NGHIỆP</w:t>
               <w:br/>
-              <w:t xml:space="preserve">-------</w:t>
+              <w:t xml:space="preserve">{dn.ten_tieng_viet}</w:t>
             </w:r>
           </w:p>
         </w:tc>

--- a/app/templates/PLI_M15.docx
+++ b/app/templates/PLI_M15.docx
@@ -59,14 +59,10 @@
             </w:pPr>
             <w:r>
               <w:rPr>
-                <w:rFonts w:ascii="Arial" w:hAnsi="Arial" w:cs="Arial"/>
-                <w:sz w:val="24"/>
-                <w:sz-cs w:val="24"/>
+                <w:rFonts w:ascii="Arial" w:hAnsi="Arial"/>
                 <w:b/>
               </w:rPr>
-              <w:t xml:space="preserve">TÊN DOANH NGHIỆP</w:t>
-              <w:br/>
-              <w:t xml:space="preserve">{dn.ten_tieng_viet}</w:t>
+              <w:t>{dn.ten_tieng_viet}</w:t>
             </w:r>
           </w:p>
         </w:tc>

--- a/app/templates/PLI_M15.docx
+++ b/app/templates/PLI_M15.docx
@@ -36,13 +36,13 @@
         <w:tblLook w:firstColumn="1" w:firstRow="1" w:lastColumn="0" w:lastRow="0" w:noHBand="0" w:noVBand="1" w:val="04A0"/>
       </w:tblPr>
       <w:tblGrid>
-        <w:gridCol w:w="3629"/>
-        <w:gridCol w:w="5011"/>
+        <w:gridCol w:w="3110"/>
+        <w:gridCol w:w="5530"/>
       </w:tblGrid>
       <w:tr>
         <w:tc>
           <w:tcPr>
-            <w:tcW w:type="dxa" w:w="3629"/>
+            <w:tcW w:type="dxa" w:w="3110"/>
             <w:tcBorders>
               <w:top w:val="nil"/>
               <w:left w:val="nil"/>
@@ -51,6 +51,7 @@
               <w:insideH w:val="nil"/>
               <w:insideV w:val="nil"/>
             </w:tcBorders>
+            <w:vAlign w:val="top"/>
           </w:tcPr>
           <w:p>
             <w:pPr>
@@ -59,8 +60,9 @@
             </w:pPr>
             <w:r>
               <w:rPr>
-                <w:rFonts w:ascii="Arial" w:hAnsi="Arial"/>
+                <w:rFonts w:ascii="Times New Roman" w:hAnsi="Times New Roman"/>
                 <w:b/>
+                <w:sz w:val="26"/>
               </w:rPr>
               <w:t>{dn.ten_tieng_viet}</w:t>
             </w:r>
@@ -68,7 +70,7 @@
         </w:tc>
         <w:tc>
           <w:tcPr>
-            <w:tcW w:type="dxa" w:w="5011"/>
+            <w:tcW w:type="dxa" w:w="5530"/>
             <w:tcBorders>
               <w:top w:val="nil"/>
               <w:left w:val="nil"/>
@@ -77,6 +79,7 @@
               <w:insideH w:val="nil"/>
               <w:insideV w:val="nil"/>
             </w:tcBorders>
+            <w:vAlign w:val="top"/>
           </w:tcPr>
           <w:p>
             <w:pPr>
@@ -85,8 +88,8 @@
             </w:pPr>
             <w:r>
               <w:rPr>
-                <w:rFonts w:ascii="Arial" w:hAnsi="Arial" w:cs="Arial"/>
-                <w:sz w:val="24"/>
+                <w:rFonts w:ascii="Times New Roman" w:hAnsi="Times New Roman" w:cs="Arial"/>
+                <w:sz w:val="26"/>
                 <w:sz-cs w:val="24"/>
                 <w:b/>
               </w:rPr>
@@ -95,8 +98,8 @@
             </w:r>
             <w:r>
               <w:rPr>
-                <w:rFonts w:ascii="Arial" w:hAnsi="Arial" w:cs="Arial"/>
-                <w:sz w:val="24"/>
+                <w:rFonts w:ascii="Times New Roman" w:hAnsi="Times New Roman" w:cs="Arial"/>
+                <w:sz w:val="26"/>
                 <w:sz-cs w:val="24"/>
                 <w:b/>
                 <w:u w:val="single"/>
@@ -109,7 +112,7 @@
       <w:tr>
         <w:tc>
           <w:tcPr>
-            <w:tcW w:type="dxa" w:w="3629"/>
+            <w:tcW w:type="dxa" w:w="3110"/>
             <w:tcBorders>
               <w:top w:val="nil"/>
               <w:left w:val="nil"/>
@@ -118,6 +121,7 @@
               <w:insideH w:val="nil"/>
               <w:insideV w:val="nil"/>
             </w:tcBorders>
+            <w:vAlign w:val="top"/>
           </w:tcPr>
           <w:p>
             <w:pPr>
@@ -126,8 +130,9 @@
             </w:pPr>
             <w:r>
               <w:rPr>
-                <w:rFonts w:ascii="Arial" w:hAnsi="Arial" w:cs="Arial"/>
-                <w:sz w:val="24"/>
+                <w:rFonts w:ascii="Times New Roman" w:hAnsi="Times New Roman" w:cs="Arial"/>
+                <w:b w:val="0"/>
+                <w:sz w:val="26"/>
                 <w:sz-cs w:val="24"/>
               </w:rPr>
               <w:t>Số: {so_van_ban}</w:t>
@@ -136,7 +141,7 @@
         </w:tc>
         <w:tc>
           <w:tcPr>
-            <w:tcW w:type="dxa" w:w="5011"/>
+            <w:tcW w:type="dxa" w:w="5530"/>
             <w:tcBorders>
               <w:top w:val="nil"/>
               <w:left w:val="nil"/>
@@ -145,6 +150,7 @@
               <w:insideH w:val="nil"/>
               <w:insideV w:val="nil"/>
             </w:tcBorders>
+            <w:vAlign w:val="top"/>
           </w:tcPr>
           <w:p>
             <w:pPr>
@@ -153,9 +159,10 @@
             </w:pPr>
             <w:r>
               <w:rPr>
-                <w:rFonts w:ascii="Arial" w:hAnsi="Arial" w:cs="Arial"/>
-                <w:sz w:val="24"/>
+                <w:rFonts w:ascii="Times New Roman" w:hAnsi="Times New Roman" w:cs="Arial"/>
+                <w:sz w:val="26"/>
                 <w:sz-cs w:val="24"/>
+                <w:b w:val="0"/>
                 <w:i/>
               </w:rPr>
               <w:t>{dia_diem_ky}, ngày {ngay_ky_vb} tháng {thang_ky_vb} năm {nam_ky_vb}</w:t>
